--- a/Тех.задание Портрет студента v2.docx
+++ b/Тех.задание Портрет студента v2.docx
@@ -1,6 +1,6 @@
 
 <file path=word/document.xml><?xml version="1.0" encoding="utf-8"?>
-<w:document xmlns:wpc="http://schemas.microsoft.com/office/word/2010/wordprocessingCanvas" xmlns:cx="http://schemas.microsoft.com/office/drawing/2014/chartex" xmlns:cx1="http://schemas.microsoft.com/office/drawing/2015/9/8/chartex" xmlns:cx2="http://schemas.microsoft.com/office/drawing/2015/10/21/chartex" xmlns:cx3="http://schemas.microsoft.com/office/drawing/2016/5/9/chartex" xmlns:cx4="http://schemas.microsoft.com/office/drawing/2016/5/10/chartex" xmlns:cx5="http://schemas.microsoft.com/office/drawing/2016/5/11/chartex" xmlns:cx6="http://schemas.microsoft.com/office/drawing/2016/5/12/chartex" xmlns:cx7="http://schemas.microsoft.com/office/drawing/2016/5/13/chartex" xmlns:cx8="http://schemas.microsoft.com/office/drawing/2016/5/14/chartex" xmlns:mc="http://schemas.openxmlformats.org/markup-compatibility/2006" xmlns:aink="http://schemas.microsoft.com/office/drawing/2016/ink" xmlns:am3d="http://schemas.microsoft.com/office/drawing/2017/model3d" xmlns:o="urn:schemas-microsoft-com:office:office" xmlns:oel="http://schemas.microsoft.com/office/2019/extlst" xmlns:r="http://schemas.openxmlformats.org/officeDocument/2006/relationships" xmlns:m="http://schemas.openxmlformats.org/officeDocument/2006/math" xmlns:v="urn:schemas-microsoft-com:vml" xmlns:wp14="http://schemas.microsoft.com/office/word/2010/wordprocessingDrawing" xmlns:wp="http://schemas.openxmlformats.org/drawingml/2006/wordprocessingDrawing" xmlns:w10="urn:schemas-microsoft-com:office:word" xmlns:w="http://schemas.openxmlformats.org/wordprocessingml/2006/main" xmlns:w14="http://schemas.microsoft.com/office/word/2010/wordml" xmlns:w15="http://schemas.microsoft.com/office/word/2012/wordml" xmlns:w16cex="http://schemas.microsoft.com/office/word/2018/wordml/cex" xmlns:w16cid="http://schemas.microsoft.com/office/word/2016/wordml/cid" xmlns:w16="http://schemas.microsoft.com/office/word/2018/wordml" xmlns:w16du="http://schemas.microsoft.com/office/word/2023/wordml/word16du" xmlns:w16sdtdh="http://schemas.microsoft.com/office/word/2020/wordml/sdtdatahash" xmlns:w16se="http://schemas.microsoft.com/office/word/2015/wordml/symex" xmlns:wpg="http://schemas.microsoft.com/office/word/2010/wordprocessingGroup" xmlns:wpi="http://schemas.microsoft.com/office/word/2010/wordprocessingInk" xmlns:wne="http://schemas.microsoft.com/office/word/2006/wordml" xmlns:wps="http://schemas.microsoft.com/office/word/2010/wordprocessingShape" mc:Ignorable="w14 w15 w16se w16cid w16 w16cex w16sdtdh w16du wp14">
+<w:document xmlns:wpc="http://schemas.microsoft.com/office/word/2010/wordprocessingCanvas" xmlns:cx="http://schemas.microsoft.com/office/drawing/2014/chartex" xmlns:cx1="http://schemas.microsoft.com/office/drawing/2015/9/8/chartex" xmlns:cx2="http://schemas.microsoft.com/office/drawing/2015/10/21/chartex" xmlns:cx3="http://schemas.microsoft.com/office/drawing/2016/5/9/chartex" xmlns:cx4="http://schemas.microsoft.com/office/drawing/2016/5/10/chartex" xmlns:cx5="http://schemas.microsoft.com/office/drawing/2016/5/11/chartex" xmlns:cx6="http://schemas.microsoft.com/office/drawing/2016/5/12/chartex" xmlns:cx7="http://schemas.microsoft.com/office/drawing/2016/5/13/chartex" xmlns:cx8="http://schemas.microsoft.com/office/drawing/2016/5/14/chartex" xmlns:mc="http://schemas.openxmlformats.org/markup-compatibility/2006" xmlns:aink="http://schemas.microsoft.com/office/drawing/2016/ink" xmlns:am3d="http://schemas.microsoft.com/office/drawing/2017/model3d" xmlns:o="urn:schemas-microsoft-com:office:office" xmlns:oel="http://schemas.microsoft.com/office/2019/extlst" xmlns:r="http://schemas.openxmlformats.org/officeDocument/2006/relationships" xmlns:m="http://schemas.openxmlformats.org/officeDocument/2006/math" xmlns:v="urn:schemas-microsoft-com:vml" xmlns:wp14="http://schemas.microsoft.com/office/word/2010/wordprocessingDrawing" xmlns:wp="http://schemas.openxmlformats.org/drawingml/2006/wordprocessingDrawing" xmlns:w10="urn:schemas-microsoft-com:office:word" xmlns:w="http://schemas.openxmlformats.org/wordprocessingml/2006/main" xmlns:w14="http://schemas.microsoft.com/office/word/2010/wordml" xmlns:w15="http://schemas.microsoft.com/office/word/2012/wordml" xmlns:w16cex="http://schemas.microsoft.com/office/word/2018/wordml/cex" xmlns:w16cid="http://schemas.microsoft.com/office/word/2016/wordml/cid" xmlns:w16="http://schemas.microsoft.com/office/word/2018/wordml" xmlns:w16du="http://schemas.microsoft.com/office/word/2023/wordml/word16du" xmlns:w16sdtdh="http://schemas.microsoft.com/office/word/2020/wordml/sdtdatahash" xmlns:w16sdtfl="http://schemas.microsoft.com/office/word/2024/wordml/sdtformatlock" xmlns:w16se="http://schemas.microsoft.com/office/word/2015/wordml/symex" xmlns:wpg="http://schemas.microsoft.com/office/word/2010/wordprocessingGroup" xmlns:wpi="http://schemas.microsoft.com/office/word/2010/wordprocessingInk" xmlns:wne="http://schemas.microsoft.com/office/word/2006/wordml" xmlns:wps="http://schemas.microsoft.com/office/word/2010/wordprocessingShape" mc:Ignorable="w14 w15 w16se w16cid w16 w16cex w16sdtdh w16sdtfl w16du wp14">
   <w:body>
     <w:p>
       <w:pPr>
@@ -51,7 +51,6 @@
         </w:rPr>
         <w:t xml:space="preserve">Садыкову </w:t>
       </w:r>
-      <w:proofErr w:type="gramStart"/>
       <w:r>
         <w:rPr>
           <w:rFonts w:ascii="Times New Roman" w:eastAsia="Times New Roman" w:hAnsi="Times New Roman" w:cs="Times New Roman"/>
@@ -63,7 +62,6 @@
         </w:rPr>
         <w:t>М.К.</w:t>
       </w:r>
-      <w:proofErr w:type="gramEnd"/>
     </w:p>
     <w:p>
       <w:pPr>
@@ -411,25 +409,85 @@
           <w:lang w:eastAsia="ru-RU"/>
           <w14:ligatures w14:val="none"/>
         </w:rPr>
-        <w:t xml:space="preserve"> студента на основе  </w:t>
-      </w:r>
-      <w:r>
-        <w:rPr>
-          <w:rFonts w:ascii="Times New Roman" w:eastAsia="Times New Roman" w:hAnsi="Times New Roman" w:cs="Times New Roman"/>
-          <w:kern w:val="0"/>
-          <w:lang w:eastAsia="ru-RU"/>
-          <w14:ligatures w14:val="none"/>
-        </w:rPr>
-        <w:t xml:space="preserve">академических, </w:t>
-      </w:r>
-      <w:r>
-        <w:rPr>
-          <w:rFonts w:ascii="Times New Roman" w:eastAsia="Times New Roman" w:hAnsi="Times New Roman" w:cs="Times New Roman"/>
-          <w:kern w:val="0"/>
-          <w:lang w:eastAsia="ru-RU"/>
-          <w14:ligatures w14:val="none"/>
-        </w:rPr>
-        <w:t>социальных, психологических и  личностных данных,  с целью мониторинга развития, персонализации учебно-воспитательного процесса и поддержки принятия управленческих решений.</w:t>
+        <w:t xml:space="preserve"> студента на </w:t>
+      </w:r>
+      <w:proofErr w:type="gramStart"/>
+      <w:r>
+        <w:rPr>
+          <w:rFonts w:ascii="Times New Roman" w:eastAsia="Times New Roman" w:hAnsi="Times New Roman" w:cs="Times New Roman"/>
+          <w:kern w:val="0"/>
+          <w:lang w:eastAsia="ru-RU"/>
+          <w14:ligatures w14:val="none"/>
+        </w:rPr>
+        <w:t xml:space="preserve">основе  </w:t>
+      </w:r>
+      <w:r>
+        <w:rPr>
+          <w:rFonts w:ascii="Times New Roman" w:eastAsia="Times New Roman" w:hAnsi="Times New Roman" w:cs="Times New Roman"/>
+          <w:kern w:val="0"/>
+          <w:lang w:eastAsia="ru-RU"/>
+          <w14:ligatures w14:val="none"/>
+        </w:rPr>
+        <w:t>академических</w:t>
+      </w:r>
+      <w:proofErr w:type="gramEnd"/>
+      <w:r>
+        <w:rPr>
+          <w:rFonts w:ascii="Times New Roman" w:eastAsia="Times New Roman" w:hAnsi="Times New Roman" w:cs="Times New Roman"/>
+          <w:kern w:val="0"/>
+          <w:lang w:eastAsia="ru-RU"/>
+          <w14:ligatures w14:val="none"/>
+        </w:rPr>
+        <w:t xml:space="preserve">, </w:t>
+      </w:r>
+      <w:r>
+        <w:rPr>
+          <w:rFonts w:ascii="Times New Roman" w:eastAsia="Times New Roman" w:hAnsi="Times New Roman" w:cs="Times New Roman"/>
+          <w:kern w:val="0"/>
+          <w:lang w:eastAsia="ru-RU"/>
+          <w14:ligatures w14:val="none"/>
+        </w:rPr>
+        <w:t xml:space="preserve">социальных, психологических </w:t>
+      </w:r>
+      <w:proofErr w:type="gramStart"/>
+      <w:r>
+        <w:rPr>
+          <w:rFonts w:ascii="Times New Roman" w:eastAsia="Times New Roman" w:hAnsi="Times New Roman" w:cs="Times New Roman"/>
+          <w:kern w:val="0"/>
+          <w:lang w:eastAsia="ru-RU"/>
+          <w14:ligatures w14:val="none"/>
+        </w:rPr>
+        <w:t>и  личностных</w:t>
+      </w:r>
+      <w:proofErr w:type="gramEnd"/>
+      <w:r>
+        <w:rPr>
+          <w:rFonts w:ascii="Times New Roman" w:eastAsia="Times New Roman" w:hAnsi="Times New Roman" w:cs="Times New Roman"/>
+          <w:kern w:val="0"/>
+          <w:lang w:eastAsia="ru-RU"/>
+          <w14:ligatures w14:val="none"/>
+        </w:rPr>
+        <w:t xml:space="preserve"> </w:t>
+      </w:r>
+      <w:proofErr w:type="gramStart"/>
+      <w:r>
+        <w:rPr>
+          <w:rFonts w:ascii="Times New Roman" w:eastAsia="Times New Roman" w:hAnsi="Times New Roman" w:cs="Times New Roman"/>
+          <w:kern w:val="0"/>
+          <w:lang w:eastAsia="ru-RU"/>
+          <w14:ligatures w14:val="none"/>
+        </w:rPr>
+        <w:t>данных,  с</w:t>
+      </w:r>
+      <w:proofErr w:type="gramEnd"/>
+      <w:r>
+        <w:rPr>
+          <w:rFonts w:ascii="Times New Roman" w:eastAsia="Times New Roman" w:hAnsi="Times New Roman" w:cs="Times New Roman"/>
+          <w:kern w:val="0"/>
+          <w:lang w:eastAsia="ru-RU"/>
+          <w14:ligatures w14:val="none"/>
+        </w:rPr>
+        <w:t xml:space="preserve"> целью мониторинга развития, персонализации учебно-воспитательного процесса и поддержки принятия управленческих решений.</w:t>
       </w:r>
     </w:p>
     <w:p>
@@ -1967,16 +2025,18 @@
           <w:b/>
           <w:bCs/>
           <w:kern w:val="0"/>
-          <w:lang w:eastAsia="ru-RU"/>
-          <w14:ligatures w14:val="none"/>
-        </w:rPr>
-      </w:pPr>
-      <w:r>
-        <w:rPr>
-          <w:rFonts w:ascii="Times New Roman" w:eastAsia="Times New Roman" w:hAnsi="Times New Roman" w:cs="Times New Roman"/>
-          <w:b/>
-          <w:bCs/>
-          <w:kern w:val="0"/>
+          <w:highlight w:val="yellow"/>
+          <w:lang w:eastAsia="ru-RU"/>
+          <w14:ligatures w14:val="none"/>
+        </w:rPr>
+      </w:pPr>
+      <w:r>
+        <w:rPr>
+          <w:rFonts w:ascii="Times New Roman" w:eastAsia="Times New Roman" w:hAnsi="Times New Roman" w:cs="Times New Roman"/>
+          <w:b/>
+          <w:bCs/>
+          <w:kern w:val="0"/>
+          <w:highlight w:val="yellow"/>
           <w:lang w:eastAsia="ru-RU"/>
           <w14:ligatures w14:val="none"/>
         </w:rPr>
@@ -1988,6 +2048,7 @@
           <w:b/>
           <w:bCs/>
           <w:kern w:val="0"/>
+          <w:highlight w:val="yellow"/>
           <w:lang w:eastAsia="ru-RU"/>
           <w14:ligatures w14:val="none"/>
         </w:rPr>
@@ -1997,6 +2058,7 @@
         <w:rPr>
           <w:rFonts w:ascii="Times New Roman" w:eastAsia="Times New Roman" w:hAnsi="Times New Roman" w:cs="Times New Roman"/>
           <w:kern w:val="0"/>
+          <w:highlight w:val="yellow"/>
           <w:lang w:eastAsia="ru-RU"/>
           <w14:ligatures w14:val="none"/>
         </w:rPr>
@@ -2006,6 +2068,7 @@
         <w:rPr>
           <w:rFonts w:ascii="Times New Roman" w:eastAsia="Times New Roman" w:hAnsi="Times New Roman" w:cs="Times New Roman"/>
           <w:kern w:val="0"/>
+          <w:highlight w:val="yellow"/>
           <w:lang w:eastAsia="ru-RU"/>
           <w14:ligatures w14:val="none"/>
         </w:rPr>
@@ -2015,6 +2078,7 @@
         <w:rPr>
           <w:rFonts w:ascii="Times New Roman" w:eastAsia="Times New Roman" w:hAnsi="Times New Roman" w:cs="Times New Roman"/>
           <w:kern w:val="0"/>
+          <w:highlight w:val="yellow"/>
           <w:lang w:eastAsia="ru-RU"/>
           <w14:ligatures w14:val="none"/>
         </w:rPr>
@@ -2024,6 +2088,7 @@
         <w:rPr>
           <w:rFonts w:ascii="Times New Roman" w:eastAsia="Times New Roman" w:hAnsi="Times New Roman" w:cs="Times New Roman"/>
           <w:kern w:val="0"/>
+          <w:highlight w:val="yellow"/>
           <w:lang w:eastAsia="ru-RU"/>
           <w14:ligatures w14:val="none"/>
         </w:rPr>
@@ -2042,16 +2107,18 @@
           <w:b/>
           <w:bCs/>
           <w:kern w:val="0"/>
-          <w:lang w:eastAsia="ru-RU"/>
-          <w14:ligatures w14:val="none"/>
-        </w:rPr>
-      </w:pPr>
-      <w:r>
-        <w:rPr>
-          <w:rFonts w:ascii="Times New Roman" w:eastAsia="Times New Roman" w:hAnsi="Times New Roman" w:cs="Times New Roman"/>
-          <w:b/>
-          <w:bCs/>
-          <w:kern w:val="0"/>
+          <w:highlight w:val="yellow"/>
+          <w:lang w:eastAsia="ru-RU"/>
+          <w14:ligatures w14:val="none"/>
+        </w:rPr>
+      </w:pPr>
+      <w:r>
+        <w:rPr>
+          <w:rFonts w:ascii="Times New Roman" w:eastAsia="Times New Roman" w:hAnsi="Times New Roman" w:cs="Times New Roman"/>
+          <w:b/>
+          <w:bCs/>
+          <w:kern w:val="0"/>
+          <w:highlight w:val="yellow"/>
           <w:lang w:eastAsia="ru-RU"/>
           <w14:ligatures w14:val="none"/>
         </w:rPr>
@@ -2070,16 +2137,18 @@
           <w:b/>
           <w:bCs/>
           <w:kern w:val="0"/>
-          <w:lang w:eastAsia="ru-RU"/>
-          <w14:ligatures w14:val="none"/>
-        </w:rPr>
-      </w:pPr>
-      <w:r>
-        <w:rPr>
-          <w:rFonts w:ascii="Times New Roman" w:eastAsia="Times New Roman" w:hAnsi="Times New Roman" w:cs="Times New Roman"/>
-          <w:b/>
-          <w:bCs/>
-          <w:kern w:val="0"/>
+          <w:highlight w:val="yellow"/>
+          <w:lang w:eastAsia="ru-RU"/>
+          <w14:ligatures w14:val="none"/>
+        </w:rPr>
+      </w:pPr>
+      <w:r>
+        <w:rPr>
+          <w:rFonts w:ascii="Times New Roman" w:eastAsia="Times New Roman" w:hAnsi="Times New Roman" w:cs="Times New Roman"/>
+          <w:b/>
+          <w:bCs/>
+          <w:kern w:val="0"/>
+          <w:highlight w:val="yellow"/>
           <w:lang w:eastAsia="ru-RU"/>
           <w14:ligatures w14:val="none"/>
         </w:rPr>
@@ -2098,16 +2167,18 @@
           <w:b/>
           <w:bCs/>
           <w:kern w:val="0"/>
-          <w:lang w:eastAsia="ru-RU"/>
-          <w14:ligatures w14:val="none"/>
-        </w:rPr>
-      </w:pPr>
-      <w:r>
-        <w:rPr>
-          <w:rFonts w:ascii="Times New Roman" w:eastAsia="Times New Roman" w:hAnsi="Times New Roman" w:cs="Times New Roman"/>
-          <w:b/>
-          <w:bCs/>
-          <w:kern w:val="0"/>
+          <w:highlight w:val="yellow"/>
+          <w:lang w:eastAsia="ru-RU"/>
+          <w14:ligatures w14:val="none"/>
+        </w:rPr>
+      </w:pPr>
+      <w:r>
+        <w:rPr>
+          <w:rFonts w:ascii="Times New Roman" w:eastAsia="Times New Roman" w:hAnsi="Times New Roman" w:cs="Times New Roman"/>
+          <w:b/>
+          <w:bCs/>
+          <w:kern w:val="0"/>
+          <w:highlight w:val="yellow"/>
           <w:lang w:eastAsia="ru-RU"/>
           <w14:ligatures w14:val="none"/>
         </w:rPr>
@@ -2126,16 +2197,18 @@
           <w:b/>
           <w:bCs/>
           <w:kern w:val="0"/>
-          <w:lang w:eastAsia="ru-RU"/>
-          <w14:ligatures w14:val="none"/>
-        </w:rPr>
-      </w:pPr>
-      <w:r>
-        <w:rPr>
-          <w:rFonts w:ascii="Times New Roman" w:eastAsia="Times New Roman" w:hAnsi="Times New Roman" w:cs="Times New Roman"/>
-          <w:b/>
-          <w:bCs/>
-          <w:kern w:val="0"/>
+          <w:highlight w:val="yellow"/>
+          <w:lang w:eastAsia="ru-RU"/>
+          <w14:ligatures w14:val="none"/>
+        </w:rPr>
+      </w:pPr>
+      <w:r>
+        <w:rPr>
+          <w:rFonts w:ascii="Times New Roman" w:eastAsia="Times New Roman" w:hAnsi="Times New Roman" w:cs="Times New Roman"/>
+          <w:b/>
+          <w:bCs/>
+          <w:kern w:val="0"/>
+          <w:highlight w:val="yellow"/>
           <w:lang w:eastAsia="ru-RU"/>
           <w14:ligatures w14:val="none"/>
         </w:rPr>
@@ -2147,6 +2220,7 @@
           <w:b/>
           <w:bCs/>
           <w:kern w:val="0"/>
+          <w:highlight w:val="yellow"/>
           <w:lang w:eastAsia="ru-RU"/>
           <w14:ligatures w14:val="none"/>
         </w:rPr>
@@ -2165,16 +2239,18 @@
           <w:b/>
           <w:bCs/>
           <w:kern w:val="0"/>
-          <w:lang w:eastAsia="ru-RU"/>
-          <w14:ligatures w14:val="none"/>
-        </w:rPr>
-      </w:pPr>
-      <w:r>
-        <w:rPr>
-          <w:rFonts w:ascii="Times New Roman" w:eastAsia="Times New Roman" w:hAnsi="Times New Roman" w:cs="Times New Roman"/>
-          <w:b/>
-          <w:bCs/>
-          <w:kern w:val="0"/>
+          <w:highlight w:val="yellow"/>
+          <w:lang w:eastAsia="ru-RU"/>
+          <w14:ligatures w14:val="none"/>
+        </w:rPr>
+      </w:pPr>
+      <w:r>
+        <w:rPr>
+          <w:rFonts w:ascii="Times New Roman" w:eastAsia="Times New Roman" w:hAnsi="Times New Roman" w:cs="Times New Roman"/>
+          <w:b/>
+          <w:bCs/>
+          <w:kern w:val="0"/>
+          <w:highlight w:val="yellow"/>
           <w:lang w:eastAsia="ru-RU"/>
           <w14:ligatures w14:val="none"/>
         </w:rPr>
@@ -2193,16 +2269,18 @@
           <w:b/>
           <w:bCs/>
           <w:kern w:val="0"/>
-          <w:lang w:eastAsia="ru-RU"/>
-          <w14:ligatures w14:val="none"/>
-        </w:rPr>
-      </w:pPr>
-      <w:r>
-        <w:rPr>
-          <w:rFonts w:ascii="Times New Roman" w:eastAsia="Times New Roman" w:hAnsi="Times New Roman" w:cs="Times New Roman"/>
-          <w:b/>
-          <w:bCs/>
-          <w:kern w:val="0"/>
+          <w:highlight w:val="yellow"/>
+          <w:lang w:eastAsia="ru-RU"/>
+          <w14:ligatures w14:val="none"/>
+        </w:rPr>
+      </w:pPr>
+      <w:r>
+        <w:rPr>
+          <w:rFonts w:ascii="Times New Roman" w:eastAsia="Times New Roman" w:hAnsi="Times New Roman" w:cs="Times New Roman"/>
+          <w:b/>
+          <w:bCs/>
+          <w:kern w:val="0"/>
+          <w:highlight w:val="yellow"/>
           <w:lang w:eastAsia="ru-RU"/>
           <w14:ligatures w14:val="none"/>
         </w:rPr>
@@ -2221,16 +2299,18 @@
           <w:b/>
           <w:bCs/>
           <w:kern w:val="0"/>
-          <w:lang w:eastAsia="ru-RU"/>
-          <w14:ligatures w14:val="none"/>
-        </w:rPr>
-      </w:pPr>
-      <w:r>
-        <w:rPr>
-          <w:rFonts w:ascii="Times New Roman" w:eastAsia="Times New Roman" w:hAnsi="Times New Roman" w:cs="Times New Roman"/>
-          <w:b/>
-          <w:bCs/>
-          <w:kern w:val="0"/>
+          <w:highlight w:val="yellow"/>
+          <w:lang w:eastAsia="ru-RU"/>
+          <w14:ligatures w14:val="none"/>
+        </w:rPr>
+      </w:pPr>
+      <w:r>
+        <w:rPr>
+          <w:rFonts w:ascii="Times New Roman" w:eastAsia="Times New Roman" w:hAnsi="Times New Roman" w:cs="Times New Roman"/>
+          <w:b/>
+          <w:bCs/>
+          <w:kern w:val="0"/>
+          <w:highlight w:val="yellow"/>
           <w:lang w:eastAsia="ru-RU"/>
           <w14:ligatures w14:val="none"/>
         </w:rPr>
@@ -2242,6 +2322,7 @@
           <w:b/>
           <w:bCs/>
           <w:kern w:val="0"/>
+          <w:highlight w:val="yellow"/>
           <w:lang w:eastAsia="ru-RU"/>
           <w14:ligatures w14:val="none"/>
         </w:rPr>
@@ -2260,16 +2341,18 @@
           <w:b/>
           <w:bCs/>
           <w:kern w:val="0"/>
-          <w:lang w:eastAsia="ru-RU"/>
-          <w14:ligatures w14:val="none"/>
-        </w:rPr>
-      </w:pPr>
-      <w:r>
-        <w:rPr>
-          <w:rFonts w:ascii="Times New Roman" w:eastAsia="Times New Roman" w:hAnsi="Times New Roman" w:cs="Times New Roman"/>
-          <w:b/>
-          <w:bCs/>
-          <w:kern w:val="0"/>
+          <w:highlight w:val="yellow"/>
+          <w:lang w:eastAsia="ru-RU"/>
+          <w14:ligatures w14:val="none"/>
+        </w:rPr>
+      </w:pPr>
+      <w:r>
+        <w:rPr>
+          <w:rFonts w:ascii="Times New Roman" w:eastAsia="Times New Roman" w:hAnsi="Times New Roman" w:cs="Times New Roman"/>
+          <w:b/>
+          <w:bCs/>
+          <w:kern w:val="0"/>
+          <w:highlight w:val="yellow"/>
           <w:lang w:eastAsia="ru-RU"/>
           <w14:ligatures w14:val="none"/>
         </w:rPr>
@@ -2288,16 +2371,18 @@
           <w:b/>
           <w:bCs/>
           <w:kern w:val="0"/>
-          <w:lang w:eastAsia="ru-RU"/>
-          <w14:ligatures w14:val="none"/>
-        </w:rPr>
-      </w:pPr>
-      <w:r>
-        <w:rPr>
-          <w:rFonts w:ascii="Times New Roman" w:eastAsia="Times New Roman" w:hAnsi="Times New Roman" w:cs="Times New Roman"/>
-          <w:b/>
-          <w:bCs/>
-          <w:kern w:val="0"/>
+          <w:highlight w:val="yellow"/>
+          <w:lang w:eastAsia="ru-RU"/>
+          <w14:ligatures w14:val="none"/>
+        </w:rPr>
+      </w:pPr>
+      <w:r>
+        <w:rPr>
+          <w:rFonts w:ascii="Times New Roman" w:eastAsia="Times New Roman" w:hAnsi="Times New Roman" w:cs="Times New Roman"/>
+          <w:b/>
+          <w:bCs/>
+          <w:kern w:val="0"/>
+          <w:highlight w:val="yellow"/>
           <w:lang w:eastAsia="ru-RU"/>
           <w14:ligatures w14:val="none"/>
         </w:rPr>
@@ -2316,16 +2401,18 @@
           <w:b/>
           <w:bCs/>
           <w:kern w:val="0"/>
-          <w:lang w:eastAsia="ru-RU"/>
-          <w14:ligatures w14:val="none"/>
-        </w:rPr>
-      </w:pPr>
-      <w:r>
-        <w:rPr>
-          <w:rFonts w:ascii="Times New Roman" w:eastAsia="Times New Roman" w:hAnsi="Times New Roman" w:cs="Times New Roman"/>
-          <w:b/>
-          <w:bCs/>
-          <w:kern w:val="0"/>
+          <w:highlight w:val="yellow"/>
+          <w:lang w:eastAsia="ru-RU"/>
+          <w14:ligatures w14:val="none"/>
+        </w:rPr>
+      </w:pPr>
+      <w:r>
+        <w:rPr>
+          <w:rFonts w:ascii="Times New Roman" w:eastAsia="Times New Roman" w:hAnsi="Times New Roman" w:cs="Times New Roman"/>
+          <w:b/>
+          <w:bCs/>
+          <w:kern w:val="0"/>
+          <w:highlight w:val="yellow"/>
           <w:lang w:eastAsia="ru-RU"/>
           <w14:ligatures w14:val="none"/>
         </w:rPr>
@@ -2344,16 +2431,18 @@
           <w:b/>
           <w:bCs/>
           <w:kern w:val="0"/>
-          <w:lang w:eastAsia="ru-RU"/>
-          <w14:ligatures w14:val="none"/>
-        </w:rPr>
-      </w:pPr>
-      <w:r>
-        <w:rPr>
-          <w:rFonts w:ascii="Times New Roman" w:eastAsia="Times New Roman" w:hAnsi="Times New Roman" w:cs="Times New Roman"/>
-          <w:b/>
-          <w:bCs/>
-          <w:kern w:val="0"/>
+          <w:highlight w:val="yellow"/>
+          <w:lang w:eastAsia="ru-RU"/>
+          <w14:ligatures w14:val="none"/>
+        </w:rPr>
+      </w:pPr>
+      <w:r>
+        <w:rPr>
+          <w:rFonts w:ascii="Times New Roman" w:eastAsia="Times New Roman" w:hAnsi="Times New Roman" w:cs="Times New Roman"/>
+          <w:b/>
+          <w:bCs/>
+          <w:kern w:val="0"/>
+          <w:highlight w:val="yellow"/>
           <w:lang w:eastAsia="ru-RU"/>
           <w14:ligatures w14:val="none"/>
         </w:rPr>
@@ -2372,16 +2461,18 @@
           <w:b/>
           <w:bCs/>
           <w:kern w:val="0"/>
-          <w:lang w:eastAsia="ru-RU"/>
-          <w14:ligatures w14:val="none"/>
-        </w:rPr>
-      </w:pPr>
-      <w:r>
-        <w:rPr>
-          <w:rFonts w:ascii="Times New Roman" w:eastAsia="Times New Roman" w:hAnsi="Times New Roman" w:cs="Times New Roman"/>
-          <w:b/>
-          <w:bCs/>
-          <w:kern w:val="0"/>
+          <w:highlight w:val="yellow"/>
+          <w:lang w:eastAsia="ru-RU"/>
+          <w14:ligatures w14:val="none"/>
+        </w:rPr>
+      </w:pPr>
+      <w:r>
+        <w:rPr>
+          <w:rFonts w:ascii="Times New Roman" w:eastAsia="Times New Roman" w:hAnsi="Times New Roman" w:cs="Times New Roman"/>
+          <w:b/>
+          <w:bCs/>
+          <w:kern w:val="0"/>
+          <w:highlight w:val="yellow"/>
           <w:lang w:eastAsia="ru-RU"/>
           <w14:ligatures w14:val="none"/>
         </w:rPr>
@@ -2400,16 +2491,18 @@
           <w:b/>
           <w:bCs/>
           <w:kern w:val="0"/>
-          <w:lang w:eastAsia="ru-RU"/>
-          <w14:ligatures w14:val="none"/>
-        </w:rPr>
-      </w:pPr>
-      <w:r>
-        <w:rPr>
-          <w:rFonts w:ascii="Times New Roman" w:eastAsia="Times New Roman" w:hAnsi="Times New Roman" w:cs="Times New Roman"/>
-          <w:b/>
-          <w:bCs/>
-          <w:kern w:val="0"/>
+          <w:highlight w:val="yellow"/>
+          <w:lang w:eastAsia="ru-RU"/>
+          <w14:ligatures w14:val="none"/>
+        </w:rPr>
+      </w:pPr>
+      <w:r>
+        <w:rPr>
+          <w:rFonts w:ascii="Times New Roman" w:eastAsia="Times New Roman" w:hAnsi="Times New Roman" w:cs="Times New Roman"/>
+          <w:b/>
+          <w:bCs/>
+          <w:kern w:val="0"/>
+          <w:highlight w:val="yellow"/>
           <w:lang w:eastAsia="ru-RU"/>
           <w14:ligatures w14:val="none"/>
         </w:rPr>
@@ -2429,6 +2522,7 @@
           <w:bCs/>
           <w:color w:val="00B0F0"/>
           <w:kern w:val="0"/>
+          <w:highlight w:val="yellow"/>
           <w:lang w:eastAsia="ru-RU"/>
           <w14:ligatures w14:val="none"/>
         </w:rPr>
@@ -2440,6 +2534,7 @@
           <w:bCs/>
           <w:color w:val="00B0F0"/>
           <w:kern w:val="0"/>
+          <w:highlight w:val="yellow"/>
           <w:lang w:eastAsia="ru-RU"/>
           <w14:ligatures w14:val="none"/>
         </w:rPr>
@@ -2457,6 +2552,7 @@
           <w:rFonts w:ascii="Times New Roman" w:eastAsia="Times New Roman" w:hAnsi="Times New Roman" w:cs="Times New Roman"/>
           <w:color w:val="00B0F0"/>
           <w:kern w:val="0"/>
+          <w:highlight w:val="yellow"/>
           <w:lang w:eastAsia="ru-RU"/>
           <w14:ligatures w14:val="none"/>
         </w:rPr>
@@ -2466,6 +2562,7 @@
           <w:rFonts w:ascii="Times New Roman" w:eastAsia="Times New Roman" w:hAnsi="Times New Roman" w:cs="Times New Roman"/>
           <w:color w:val="00B0F0"/>
           <w:kern w:val="0"/>
+          <w:highlight w:val="yellow"/>
           <w:lang w:eastAsia="ru-RU"/>
           <w14:ligatures w14:val="none"/>
         </w:rPr>
@@ -2483,6 +2580,7 @@
           <w:rFonts w:ascii="Times New Roman" w:eastAsia="Times New Roman" w:hAnsi="Times New Roman" w:cs="Times New Roman"/>
           <w:color w:val="00B0F0"/>
           <w:kern w:val="0"/>
+          <w:highlight w:val="yellow"/>
           <w:lang w:eastAsia="ru-RU"/>
           <w14:ligatures w14:val="none"/>
         </w:rPr>
@@ -2492,6 +2590,7 @@
           <w:rFonts w:ascii="Times New Roman" w:eastAsia="Times New Roman" w:hAnsi="Times New Roman" w:cs="Times New Roman"/>
           <w:color w:val="00B0F0"/>
           <w:kern w:val="0"/>
+          <w:highlight w:val="yellow"/>
           <w:lang w:eastAsia="ru-RU"/>
           <w14:ligatures w14:val="none"/>
         </w:rPr>
@@ -2503,6 +2602,7 @@
           <w:rFonts w:ascii="Times New Roman" w:eastAsia="Times New Roman" w:hAnsi="Times New Roman" w:cs="Times New Roman"/>
           <w:color w:val="00B0F0"/>
           <w:kern w:val="0"/>
+          <w:highlight w:val="yellow"/>
           <w:lang w:eastAsia="ru-RU"/>
           <w14:ligatures w14:val="none"/>
         </w:rPr>
@@ -2521,6 +2621,7 @@
           <w:rFonts w:ascii="Times New Roman" w:eastAsia="Times New Roman" w:hAnsi="Times New Roman" w:cs="Times New Roman"/>
           <w:color w:val="00B0F0"/>
           <w:kern w:val="0"/>
+          <w:highlight w:val="yellow"/>
           <w:lang w:eastAsia="ru-RU"/>
           <w14:ligatures w14:val="none"/>
         </w:rPr>
@@ -2530,20 +2631,11 @@
           <w:rFonts w:ascii="Times New Roman" w:eastAsia="Times New Roman" w:hAnsi="Times New Roman" w:cs="Times New Roman"/>
           <w:color w:val="00B0F0"/>
           <w:kern w:val="0"/>
-          <w:lang w:eastAsia="ru-RU"/>
-          <w14:ligatures w14:val="none"/>
-        </w:rPr>
-        <w:t xml:space="preserve">           - Иностранный гражданин </w:t>
-      </w:r>
-      <w:r>
-        <w:rPr>
-          <w:rFonts w:ascii="Times New Roman" w:eastAsia="Times New Roman" w:hAnsi="Times New Roman" w:cs="Times New Roman"/>
-          <w:color w:val="00B0F0"/>
-          <w:kern w:val="0"/>
-          <w:lang w:eastAsia="ru-RU"/>
-          <w14:ligatures w14:val="none"/>
-        </w:rPr>
-        <w:t xml:space="preserve"> </w:t>
+          <w:highlight w:val="yellow"/>
+          <w:lang w:eastAsia="ru-RU"/>
+          <w14:ligatures w14:val="none"/>
+        </w:rPr>
+        <w:t xml:space="preserve">           - Иностранный гражданин  </w:t>
       </w:r>
     </w:p>
     <w:p>
@@ -2562,16 +2654,18 @@
           <w:b/>
           <w:bCs/>
           <w:kern w:val="0"/>
-          <w:lang w:eastAsia="ru-RU"/>
-          <w14:ligatures w14:val="none"/>
-        </w:rPr>
-      </w:pPr>
-      <w:r>
-        <w:rPr>
-          <w:rFonts w:ascii="Times New Roman" w:eastAsia="Times New Roman" w:hAnsi="Times New Roman" w:cs="Times New Roman"/>
-          <w:b/>
-          <w:bCs/>
-          <w:kern w:val="0"/>
+          <w:highlight w:val="yellow"/>
+          <w:lang w:eastAsia="ru-RU"/>
+          <w14:ligatures w14:val="none"/>
+        </w:rPr>
+      </w:pPr>
+      <w:r>
+        <w:rPr>
+          <w:rFonts w:ascii="Times New Roman" w:eastAsia="Times New Roman" w:hAnsi="Times New Roman" w:cs="Times New Roman"/>
+          <w:b/>
+          <w:bCs/>
+          <w:kern w:val="0"/>
+          <w:highlight w:val="yellow"/>
           <w:lang w:eastAsia="ru-RU"/>
           <w14:ligatures w14:val="none"/>
         </w:rPr>
@@ -2583,6 +2677,7 @@
           <w:b/>
           <w:bCs/>
           <w:kern w:val="0"/>
+          <w:highlight w:val="yellow"/>
           <w:lang w:eastAsia="ru-RU"/>
           <w14:ligatures w14:val="none"/>
         </w:rPr>
@@ -2597,14 +2692,16 @@
         <w:rPr>
           <w:rFonts w:ascii="Times New Roman" w:eastAsia="Times New Roman" w:hAnsi="Times New Roman" w:cs="Times New Roman"/>
           <w:kern w:val="0"/>
-          <w:lang w:eastAsia="ru-RU"/>
-          <w14:ligatures w14:val="none"/>
-        </w:rPr>
-      </w:pPr>
-      <w:r>
-        <w:rPr>
-          <w:rFonts w:ascii="Times New Roman" w:eastAsia="Times New Roman" w:hAnsi="Times New Roman" w:cs="Times New Roman"/>
-          <w:kern w:val="0"/>
+          <w:highlight w:val="yellow"/>
+          <w:lang w:eastAsia="ru-RU"/>
+          <w14:ligatures w14:val="none"/>
+        </w:rPr>
+      </w:pPr>
+      <w:r>
+        <w:rPr>
+          <w:rFonts w:ascii="Times New Roman" w:eastAsia="Times New Roman" w:hAnsi="Times New Roman" w:cs="Times New Roman"/>
+          <w:kern w:val="0"/>
+          <w:highlight w:val="yellow"/>
           <w:lang w:eastAsia="ru-RU"/>
           <w14:ligatures w14:val="none"/>
         </w:rPr>
@@ -2614,6 +2711,7 @@
         <w:rPr>
           <w:rFonts w:ascii="Times New Roman" w:eastAsia="Times New Roman" w:hAnsi="Times New Roman" w:cs="Times New Roman"/>
           <w:kern w:val="0"/>
+          <w:highlight w:val="yellow"/>
           <w:lang w:eastAsia="ru-RU"/>
           <w14:ligatures w14:val="none"/>
         </w:rPr>
@@ -2628,32 +2726,26 @@
         <w:rPr>
           <w:rFonts w:ascii="Times New Roman" w:eastAsia="Times New Roman" w:hAnsi="Times New Roman" w:cs="Times New Roman"/>
           <w:kern w:val="0"/>
-          <w:lang w:eastAsia="ru-RU"/>
-          <w14:ligatures w14:val="none"/>
-        </w:rPr>
-      </w:pPr>
-      <w:r>
-        <w:rPr>
-          <w:rFonts w:ascii="Times New Roman" w:eastAsia="Times New Roman" w:hAnsi="Times New Roman" w:cs="Times New Roman"/>
-          <w:kern w:val="0"/>
-          <w:lang w:eastAsia="ru-RU"/>
-          <w14:ligatures w14:val="none"/>
-        </w:rPr>
-        <w:t xml:space="preserve">- </w:t>
-      </w:r>
-      <w:r>
-        <w:rPr>
-          <w:rFonts w:ascii="Times New Roman" w:eastAsia="Times New Roman" w:hAnsi="Times New Roman" w:cs="Times New Roman"/>
-          <w:kern w:val="0"/>
-          <w:lang w:eastAsia="ru-RU"/>
-          <w14:ligatures w14:val="none"/>
-        </w:rPr>
-        <w:t>З</w:t>
-      </w:r>
-      <w:r>
-        <w:rPr>
-          <w:rFonts w:ascii="Times New Roman" w:eastAsia="Times New Roman" w:hAnsi="Times New Roman" w:cs="Times New Roman"/>
-          <w:kern w:val="0"/>
+          <w:highlight w:val="yellow"/>
+          <w:lang w:eastAsia="ru-RU"/>
+          <w14:ligatures w14:val="none"/>
+        </w:rPr>
+      </w:pPr>
+      <w:r>
+        <w:rPr>
+          <w:rFonts w:ascii="Times New Roman" w:eastAsia="Times New Roman" w:hAnsi="Times New Roman" w:cs="Times New Roman"/>
+          <w:kern w:val="0"/>
+          <w:highlight w:val="yellow"/>
+          <w:lang w:eastAsia="ru-RU"/>
+          <w14:ligatures w14:val="none"/>
+        </w:rPr>
+        <w:t>- З</w:t>
+      </w:r>
+      <w:r>
+        <w:rPr>
+          <w:rFonts w:ascii="Times New Roman" w:eastAsia="Times New Roman" w:hAnsi="Times New Roman" w:cs="Times New Roman"/>
+          <w:kern w:val="0"/>
+          <w:highlight w:val="yellow"/>
           <w:lang w:eastAsia="ru-RU"/>
           <w14:ligatures w14:val="none"/>
         </w:rPr>
@@ -2668,32 +2760,26 @@
         <w:rPr>
           <w:rFonts w:ascii="Times New Roman" w:eastAsia="Times New Roman" w:hAnsi="Times New Roman" w:cs="Times New Roman"/>
           <w:kern w:val="0"/>
-          <w:lang w:eastAsia="ru-RU"/>
-          <w14:ligatures w14:val="none"/>
-        </w:rPr>
-      </w:pPr>
-      <w:r>
-        <w:rPr>
-          <w:rFonts w:ascii="Times New Roman" w:eastAsia="Times New Roman" w:hAnsi="Times New Roman" w:cs="Times New Roman"/>
-          <w:kern w:val="0"/>
-          <w:lang w:eastAsia="ru-RU"/>
-          <w14:ligatures w14:val="none"/>
-        </w:rPr>
-        <w:t xml:space="preserve">- </w:t>
-      </w:r>
-      <w:r>
-        <w:rPr>
-          <w:rFonts w:ascii="Times New Roman" w:eastAsia="Times New Roman" w:hAnsi="Times New Roman" w:cs="Times New Roman"/>
-          <w:kern w:val="0"/>
-          <w:lang w:eastAsia="ru-RU"/>
-          <w14:ligatures w14:val="none"/>
-        </w:rPr>
-        <w:t>Н</w:t>
-      </w:r>
-      <w:r>
-        <w:rPr>
-          <w:rFonts w:ascii="Times New Roman" w:eastAsia="Times New Roman" w:hAnsi="Times New Roman" w:cs="Times New Roman"/>
-          <w:kern w:val="0"/>
+          <w:highlight w:val="yellow"/>
+          <w:lang w:eastAsia="ru-RU"/>
+          <w14:ligatures w14:val="none"/>
+        </w:rPr>
+      </w:pPr>
+      <w:r>
+        <w:rPr>
+          <w:rFonts w:ascii="Times New Roman" w:eastAsia="Times New Roman" w:hAnsi="Times New Roman" w:cs="Times New Roman"/>
+          <w:kern w:val="0"/>
+          <w:highlight w:val="yellow"/>
+          <w:lang w:eastAsia="ru-RU"/>
+          <w14:ligatures w14:val="none"/>
+        </w:rPr>
+        <w:t>- Н</w:t>
+      </w:r>
+      <w:r>
+        <w:rPr>
+          <w:rFonts w:ascii="Times New Roman" w:eastAsia="Times New Roman" w:hAnsi="Times New Roman" w:cs="Times New Roman"/>
+          <w:kern w:val="0"/>
+          <w:highlight w:val="yellow"/>
           <w:lang w:eastAsia="ru-RU"/>
           <w14:ligatures w14:val="none"/>
         </w:rPr>
@@ -2708,32 +2794,26 @@
         <w:rPr>
           <w:rFonts w:ascii="Times New Roman" w:eastAsia="Times New Roman" w:hAnsi="Times New Roman" w:cs="Times New Roman"/>
           <w:kern w:val="0"/>
-          <w:lang w:eastAsia="ru-RU"/>
-          <w14:ligatures w14:val="none"/>
-        </w:rPr>
-      </w:pPr>
-      <w:r>
-        <w:rPr>
-          <w:rFonts w:ascii="Times New Roman" w:eastAsia="Times New Roman" w:hAnsi="Times New Roman" w:cs="Times New Roman"/>
-          <w:kern w:val="0"/>
-          <w:lang w:eastAsia="ru-RU"/>
-          <w14:ligatures w14:val="none"/>
-        </w:rPr>
-        <w:t xml:space="preserve">- </w:t>
-      </w:r>
-      <w:r>
-        <w:rPr>
-          <w:rFonts w:ascii="Times New Roman" w:eastAsia="Times New Roman" w:hAnsi="Times New Roman" w:cs="Times New Roman"/>
-          <w:kern w:val="0"/>
-          <w:lang w:eastAsia="ru-RU"/>
-          <w14:ligatures w14:val="none"/>
-        </w:rPr>
-        <w:t>Н</w:t>
-      </w:r>
-      <w:r>
-        <w:rPr>
-          <w:rFonts w:ascii="Times New Roman" w:eastAsia="Times New Roman" w:hAnsi="Times New Roman" w:cs="Times New Roman"/>
-          <w:kern w:val="0"/>
+          <w:highlight w:val="yellow"/>
+          <w:lang w:eastAsia="ru-RU"/>
+          <w14:ligatures w14:val="none"/>
+        </w:rPr>
+      </w:pPr>
+      <w:r>
+        <w:rPr>
+          <w:rFonts w:ascii="Times New Roman" w:eastAsia="Times New Roman" w:hAnsi="Times New Roman" w:cs="Times New Roman"/>
+          <w:kern w:val="0"/>
+          <w:highlight w:val="yellow"/>
+          <w:lang w:eastAsia="ru-RU"/>
+          <w14:ligatures w14:val="none"/>
+        </w:rPr>
+        <w:t>- Н</w:t>
+      </w:r>
+      <w:r>
+        <w:rPr>
+          <w:rFonts w:ascii="Times New Roman" w:eastAsia="Times New Roman" w:hAnsi="Times New Roman" w:cs="Times New Roman"/>
+          <w:kern w:val="0"/>
+          <w:highlight w:val="yellow"/>
           <w:lang w:eastAsia="ru-RU"/>
           <w14:ligatures w14:val="none"/>
         </w:rPr>
@@ -2756,24 +2836,17 @@
         <w:rPr>
           <w:rFonts w:ascii="Times New Roman" w:eastAsia="Times New Roman" w:hAnsi="Times New Roman" w:cs="Times New Roman"/>
           <w:kern w:val="0"/>
-          <w:lang w:eastAsia="ru-RU"/>
-          <w14:ligatures w14:val="none"/>
-        </w:rPr>
-        <w:t xml:space="preserve">- </w:t>
-      </w:r>
-      <w:r>
-        <w:rPr>
-          <w:rFonts w:ascii="Times New Roman" w:eastAsia="Times New Roman" w:hAnsi="Times New Roman" w:cs="Times New Roman"/>
-          <w:kern w:val="0"/>
-          <w:lang w:eastAsia="ru-RU"/>
-          <w14:ligatures w14:val="none"/>
-        </w:rPr>
-        <w:t>Р</w:t>
-      </w:r>
-      <w:r>
-        <w:rPr>
-          <w:rFonts w:ascii="Times New Roman" w:eastAsia="Times New Roman" w:hAnsi="Times New Roman" w:cs="Times New Roman"/>
-          <w:kern w:val="0"/>
+          <w:highlight w:val="yellow"/>
+          <w:lang w:eastAsia="ru-RU"/>
+          <w14:ligatures w14:val="none"/>
+        </w:rPr>
+        <w:t>- Р</w:t>
+      </w:r>
+      <w:r>
+        <w:rPr>
+          <w:rFonts w:ascii="Times New Roman" w:eastAsia="Times New Roman" w:hAnsi="Times New Roman" w:cs="Times New Roman"/>
+          <w:kern w:val="0"/>
+          <w:highlight w:val="yellow"/>
           <w:lang w:eastAsia="ru-RU"/>
           <w14:ligatures w14:val="none"/>
         </w:rPr>
@@ -2811,6 +2884,7 @@
           <w:bCs/>
           <w:color w:val="00B0F0"/>
           <w:kern w:val="0"/>
+          <w:highlight w:val="yellow"/>
           <w:lang w:eastAsia="ru-RU"/>
           <w14:ligatures w14:val="none"/>
         </w:rPr>
@@ -2822,6 +2896,7 @@
           <w:bCs/>
           <w:color w:val="00B0F0"/>
           <w:kern w:val="0"/>
+          <w:highlight w:val="yellow"/>
           <w:lang w:eastAsia="ru-RU"/>
           <w14:ligatures w14:val="none"/>
         </w:rPr>
@@ -2836,6 +2911,7 @@
           <w:rFonts w:ascii="Times New Roman" w:eastAsia="Times New Roman" w:hAnsi="Times New Roman" w:cs="Times New Roman"/>
           <w:color w:val="00B0F0"/>
           <w:kern w:val="0"/>
+          <w:highlight w:val="yellow"/>
           <w:lang w:eastAsia="ru-RU"/>
           <w14:ligatures w14:val="none"/>
         </w:rPr>
@@ -2845,6 +2921,7 @@
           <w:rFonts w:ascii="Times New Roman" w:eastAsia="Times New Roman" w:hAnsi="Times New Roman" w:cs="Times New Roman"/>
           <w:color w:val="00B0F0"/>
           <w:kern w:val="0"/>
+          <w:highlight w:val="yellow"/>
           <w:lang w:eastAsia="ru-RU"/>
           <w14:ligatures w14:val="none"/>
         </w:rPr>
@@ -2855,6 +2932,7 @@
           <w:rFonts w:ascii="Times New Roman" w:eastAsia="Times New Roman" w:hAnsi="Times New Roman" w:cs="Times New Roman"/>
           <w:color w:val="00B0F0"/>
           <w:kern w:val="0"/>
+          <w:highlight w:val="yellow"/>
           <w:lang w:eastAsia="ru-RU"/>
           <w14:ligatures w14:val="none"/>
         </w:rPr>
@@ -2866,6 +2944,7 @@
           <w:rFonts w:ascii="Times New Roman" w:eastAsia="Times New Roman" w:hAnsi="Times New Roman" w:cs="Times New Roman"/>
           <w:color w:val="00B0F0"/>
           <w:kern w:val="0"/>
+          <w:highlight w:val="yellow"/>
           <w:lang w:eastAsia="ru-RU"/>
           <w14:ligatures w14:val="none"/>
         </w:rPr>
@@ -2877,6 +2956,7 @@
           <w:rFonts w:ascii="Times New Roman" w:eastAsia="Times New Roman" w:hAnsi="Times New Roman" w:cs="Times New Roman"/>
           <w:color w:val="00B0F0"/>
           <w:kern w:val="0"/>
+          <w:highlight w:val="yellow"/>
           <w:lang w:eastAsia="ru-RU"/>
           <w14:ligatures w14:val="none"/>
         </w:rPr>
@@ -2900,6 +2980,7 @@
           <w:rFonts w:ascii="Times New Roman" w:eastAsia="Times New Roman" w:hAnsi="Times New Roman" w:cs="Times New Roman"/>
           <w:color w:val="00B0F0"/>
           <w:kern w:val="0"/>
+          <w:highlight w:val="yellow"/>
           <w:lang w:eastAsia="ru-RU"/>
           <w14:ligatures w14:val="none"/>
         </w:rPr>
@@ -2930,16 +3011,18 @@
           <w:b/>
           <w:bCs/>
           <w:kern w:val="0"/>
-          <w:lang w:eastAsia="ru-RU"/>
-          <w14:ligatures w14:val="none"/>
-        </w:rPr>
-      </w:pPr>
-      <w:r>
-        <w:rPr>
-          <w:rFonts w:ascii="Times New Roman" w:eastAsia="Times New Roman" w:hAnsi="Times New Roman" w:cs="Times New Roman"/>
-          <w:b/>
-          <w:bCs/>
-          <w:kern w:val="0"/>
+          <w:highlight w:val="yellow"/>
+          <w:lang w:eastAsia="ru-RU"/>
+          <w14:ligatures w14:val="none"/>
+        </w:rPr>
+      </w:pPr>
+      <w:r>
+        <w:rPr>
+          <w:rFonts w:ascii="Times New Roman" w:eastAsia="Times New Roman" w:hAnsi="Times New Roman" w:cs="Times New Roman"/>
+          <w:b/>
+          <w:bCs/>
+          <w:kern w:val="0"/>
+          <w:highlight w:val="yellow"/>
           <w:lang w:eastAsia="ru-RU"/>
           <w14:ligatures w14:val="none"/>
         </w:rPr>
@@ -2951,6 +3034,7 @@
           <w:b/>
           <w:bCs/>
           <w:kern w:val="0"/>
+          <w:highlight w:val="yellow"/>
           <w:lang w:eastAsia="ru-RU"/>
           <w14:ligatures w14:val="none"/>
         </w:rPr>
@@ -2972,14 +3056,16 @@
         <w:rPr>
           <w:rFonts w:ascii="Times New Roman" w:eastAsia="Times New Roman" w:hAnsi="Times New Roman" w:cs="Times New Roman"/>
           <w:kern w:val="0"/>
-          <w:lang w:eastAsia="ru-RU"/>
-          <w14:ligatures w14:val="none"/>
-        </w:rPr>
-      </w:pPr>
-      <w:r>
-        <w:rPr>
-          <w:rFonts w:ascii="Times New Roman" w:eastAsia="Times New Roman" w:hAnsi="Times New Roman" w:cs="Times New Roman"/>
-          <w:kern w:val="0"/>
+          <w:highlight w:val="yellow"/>
+          <w:lang w:eastAsia="ru-RU"/>
+          <w14:ligatures w14:val="none"/>
+        </w:rPr>
+      </w:pPr>
+      <w:r>
+        <w:rPr>
+          <w:rFonts w:ascii="Times New Roman" w:eastAsia="Times New Roman" w:hAnsi="Times New Roman" w:cs="Times New Roman"/>
+          <w:kern w:val="0"/>
+          <w:highlight w:val="yellow"/>
           <w:lang w:eastAsia="ru-RU"/>
           <w14:ligatures w14:val="none"/>
         </w:rPr>
@@ -2989,6 +3075,7 @@
         <w:rPr>
           <w:rFonts w:ascii="Times New Roman" w:eastAsia="Times New Roman" w:hAnsi="Times New Roman" w:cs="Times New Roman"/>
           <w:kern w:val="0"/>
+          <w:highlight w:val="yellow"/>
           <w:lang w:eastAsia="ru-RU"/>
           <w14:ligatures w14:val="none"/>
         </w:rPr>
@@ -2998,6 +3085,7 @@
         <w:rPr>
           <w:rFonts w:ascii="Times New Roman" w:eastAsia="Times New Roman" w:hAnsi="Times New Roman" w:cs="Times New Roman"/>
           <w:kern w:val="0"/>
+          <w:highlight w:val="yellow"/>
           <w:lang w:eastAsia="ru-RU"/>
           <w14:ligatures w14:val="none"/>
         </w:rPr>
@@ -3011,14 +3099,16 @@
         <w:rPr>
           <w:rFonts w:ascii="Times New Roman" w:eastAsia="Times New Roman" w:hAnsi="Times New Roman" w:cs="Times New Roman"/>
           <w:kern w:val="0"/>
-          <w:lang w:eastAsia="ru-RU"/>
-          <w14:ligatures w14:val="none"/>
-        </w:rPr>
-      </w:pPr>
-      <w:r>
-        <w:rPr>
-          <w:rFonts w:ascii="Times New Roman" w:eastAsia="Times New Roman" w:hAnsi="Times New Roman" w:cs="Times New Roman"/>
-          <w:kern w:val="0"/>
+          <w:highlight w:val="yellow"/>
+          <w:lang w:eastAsia="ru-RU"/>
+          <w14:ligatures w14:val="none"/>
+        </w:rPr>
+      </w:pPr>
+      <w:r>
+        <w:rPr>
+          <w:rFonts w:ascii="Times New Roman" w:eastAsia="Times New Roman" w:hAnsi="Times New Roman" w:cs="Times New Roman"/>
+          <w:kern w:val="0"/>
+          <w:highlight w:val="yellow"/>
           <w:lang w:eastAsia="ru-RU"/>
           <w14:ligatures w14:val="none"/>
         </w:rPr>
@@ -3028,6 +3118,7 @@
         <w:rPr>
           <w:rFonts w:ascii="Times New Roman" w:eastAsia="Times New Roman" w:hAnsi="Times New Roman" w:cs="Times New Roman"/>
           <w:kern w:val="0"/>
+          <w:highlight w:val="yellow"/>
           <w:lang w:eastAsia="ru-RU"/>
           <w14:ligatures w14:val="none"/>
         </w:rPr>
@@ -3037,6 +3128,7 @@
         <w:rPr>
           <w:rFonts w:ascii="Times New Roman" w:eastAsia="Times New Roman" w:hAnsi="Times New Roman" w:cs="Times New Roman"/>
           <w:kern w:val="0"/>
+          <w:highlight w:val="yellow"/>
           <w:lang w:eastAsia="ru-RU"/>
           <w14:ligatures w14:val="none"/>
         </w:rPr>
@@ -3050,14 +3142,16 @@
         <w:rPr>
           <w:rFonts w:ascii="Times New Roman" w:eastAsia="Times New Roman" w:hAnsi="Times New Roman" w:cs="Times New Roman"/>
           <w:kern w:val="0"/>
-          <w:lang w:eastAsia="ru-RU"/>
-          <w14:ligatures w14:val="none"/>
-        </w:rPr>
-      </w:pPr>
-      <w:r>
-        <w:rPr>
-          <w:rFonts w:ascii="Times New Roman" w:eastAsia="Times New Roman" w:hAnsi="Times New Roman" w:cs="Times New Roman"/>
-          <w:kern w:val="0"/>
+          <w:highlight w:val="yellow"/>
+          <w:lang w:eastAsia="ru-RU"/>
+          <w14:ligatures w14:val="none"/>
+        </w:rPr>
+      </w:pPr>
+      <w:r>
+        <w:rPr>
+          <w:rFonts w:ascii="Times New Roman" w:eastAsia="Times New Roman" w:hAnsi="Times New Roman" w:cs="Times New Roman"/>
+          <w:kern w:val="0"/>
+          <w:highlight w:val="yellow"/>
           <w:lang w:eastAsia="ru-RU"/>
           <w14:ligatures w14:val="none"/>
         </w:rPr>
@@ -3067,6 +3161,7 @@
         <w:rPr>
           <w:rFonts w:ascii="Times New Roman" w:eastAsia="Times New Roman" w:hAnsi="Times New Roman" w:cs="Times New Roman"/>
           <w:kern w:val="0"/>
+          <w:highlight w:val="yellow"/>
           <w:lang w:eastAsia="ru-RU"/>
           <w14:ligatures w14:val="none"/>
         </w:rPr>
@@ -3076,6 +3171,7 @@
         <w:rPr>
           <w:rFonts w:ascii="Times New Roman" w:eastAsia="Times New Roman" w:hAnsi="Times New Roman" w:cs="Times New Roman"/>
           <w:kern w:val="0"/>
+          <w:highlight w:val="yellow"/>
           <w:lang w:eastAsia="ru-RU"/>
           <w14:ligatures w14:val="none"/>
         </w:rPr>
@@ -3089,14 +3185,16 @@
         <w:rPr>
           <w:rFonts w:ascii="Times New Roman" w:eastAsia="Times New Roman" w:hAnsi="Times New Roman" w:cs="Times New Roman"/>
           <w:kern w:val="0"/>
-          <w:lang w:eastAsia="ru-RU"/>
-          <w14:ligatures w14:val="none"/>
-        </w:rPr>
-      </w:pPr>
-      <w:r>
-        <w:rPr>
-          <w:rFonts w:ascii="Times New Roman" w:eastAsia="Times New Roman" w:hAnsi="Times New Roman" w:cs="Times New Roman"/>
-          <w:kern w:val="0"/>
+          <w:highlight w:val="yellow"/>
+          <w:lang w:eastAsia="ru-RU"/>
+          <w14:ligatures w14:val="none"/>
+        </w:rPr>
+      </w:pPr>
+      <w:r>
+        <w:rPr>
+          <w:rFonts w:ascii="Times New Roman" w:eastAsia="Times New Roman" w:hAnsi="Times New Roman" w:cs="Times New Roman"/>
+          <w:kern w:val="0"/>
+          <w:highlight w:val="yellow"/>
           <w:lang w:eastAsia="ru-RU"/>
           <w14:ligatures w14:val="none"/>
         </w:rPr>
@@ -3106,6 +3204,7 @@
         <w:rPr>
           <w:rFonts w:ascii="Times New Roman" w:eastAsia="Times New Roman" w:hAnsi="Times New Roman" w:cs="Times New Roman"/>
           <w:kern w:val="0"/>
+          <w:highlight w:val="yellow"/>
           <w:lang w:eastAsia="ru-RU"/>
           <w14:ligatures w14:val="none"/>
         </w:rPr>
@@ -3121,6 +3220,7 @@
           <w:b/>
           <w:bCs/>
           <w:kern w:val="0"/>
+          <w:highlight w:val="yellow"/>
           <w:lang w:eastAsia="ru-RU"/>
           <w14:ligatures w14:val="none"/>
         </w:rPr>
@@ -3139,16 +3239,18 @@
           <w:b/>
           <w:bCs/>
           <w:kern w:val="0"/>
-          <w:lang w:eastAsia="ru-RU"/>
-          <w14:ligatures w14:val="none"/>
-        </w:rPr>
-      </w:pPr>
-      <w:r>
-        <w:rPr>
-          <w:rFonts w:ascii="Times New Roman" w:eastAsia="Times New Roman" w:hAnsi="Times New Roman" w:cs="Times New Roman"/>
-          <w:b/>
-          <w:bCs/>
-          <w:kern w:val="0"/>
+          <w:highlight w:val="yellow"/>
+          <w:lang w:eastAsia="ru-RU"/>
+          <w14:ligatures w14:val="none"/>
+        </w:rPr>
+      </w:pPr>
+      <w:r>
+        <w:rPr>
+          <w:rFonts w:ascii="Times New Roman" w:eastAsia="Times New Roman" w:hAnsi="Times New Roman" w:cs="Times New Roman"/>
+          <w:b/>
+          <w:bCs/>
+          <w:kern w:val="0"/>
+          <w:highlight w:val="yellow"/>
           <w:lang w:eastAsia="ru-RU"/>
           <w14:ligatures w14:val="none"/>
         </w:rPr>
@@ -3160,6 +3262,7 @@
           <w:b/>
           <w:bCs/>
           <w:kern w:val="0"/>
+          <w:highlight w:val="yellow"/>
           <w:lang w:eastAsia="ru-RU"/>
           <w14:ligatures w14:val="none"/>
         </w:rPr>
@@ -3171,6 +3274,7 @@
           <w:b/>
           <w:bCs/>
           <w:kern w:val="0"/>
+          <w:highlight w:val="yellow"/>
           <w:lang w:eastAsia="ru-RU"/>
           <w14:ligatures w14:val="none"/>
         </w:rPr>
@@ -3185,14 +3289,16 @@
         <w:rPr>
           <w:rFonts w:ascii="Times New Roman" w:eastAsia="Times New Roman" w:hAnsi="Times New Roman" w:cs="Times New Roman"/>
           <w:kern w:val="0"/>
-          <w:lang w:eastAsia="ru-RU"/>
-          <w14:ligatures w14:val="none"/>
-        </w:rPr>
-      </w:pPr>
-      <w:r>
-        <w:rPr>
-          <w:rFonts w:ascii="Times New Roman" w:eastAsia="Times New Roman" w:hAnsi="Times New Roman" w:cs="Times New Roman"/>
-          <w:kern w:val="0"/>
+          <w:highlight w:val="yellow"/>
+          <w:lang w:eastAsia="ru-RU"/>
+          <w14:ligatures w14:val="none"/>
+        </w:rPr>
+      </w:pPr>
+      <w:r>
+        <w:rPr>
+          <w:rFonts w:ascii="Times New Roman" w:eastAsia="Times New Roman" w:hAnsi="Times New Roman" w:cs="Times New Roman"/>
+          <w:kern w:val="0"/>
+          <w:highlight w:val="yellow"/>
           <w:lang w:eastAsia="ru-RU"/>
           <w14:ligatures w14:val="none"/>
         </w:rPr>
@@ -3202,6 +3308,7 @@
         <w:rPr>
           <w:rFonts w:ascii="Times New Roman" w:eastAsia="Times New Roman" w:hAnsi="Times New Roman" w:cs="Times New Roman"/>
           <w:kern w:val="0"/>
+          <w:highlight w:val="yellow"/>
           <w:lang w:eastAsia="ru-RU"/>
           <w14:ligatures w14:val="none"/>
         </w:rPr>
@@ -3211,6 +3318,7 @@
         <w:rPr>
           <w:rFonts w:ascii="Times New Roman" w:eastAsia="Times New Roman" w:hAnsi="Times New Roman" w:cs="Times New Roman"/>
           <w:kern w:val="0"/>
+          <w:highlight w:val="yellow"/>
           <w:lang w:eastAsia="ru-RU"/>
           <w14:ligatures w14:val="none"/>
         </w:rPr>
@@ -3225,14 +3333,16 @@
         <w:rPr>
           <w:rFonts w:ascii="Times New Roman" w:eastAsia="Times New Roman" w:hAnsi="Times New Roman" w:cs="Times New Roman"/>
           <w:kern w:val="0"/>
-          <w:lang w:eastAsia="ru-RU"/>
-          <w14:ligatures w14:val="none"/>
-        </w:rPr>
-      </w:pPr>
-      <w:r>
-        <w:rPr>
-          <w:rFonts w:ascii="Times New Roman" w:eastAsia="Times New Roman" w:hAnsi="Times New Roman" w:cs="Times New Roman"/>
-          <w:kern w:val="0"/>
+          <w:highlight w:val="yellow"/>
+          <w:lang w:eastAsia="ru-RU"/>
+          <w14:ligatures w14:val="none"/>
+        </w:rPr>
+      </w:pPr>
+      <w:r>
+        <w:rPr>
+          <w:rFonts w:ascii="Times New Roman" w:eastAsia="Times New Roman" w:hAnsi="Times New Roman" w:cs="Times New Roman"/>
+          <w:kern w:val="0"/>
+          <w:highlight w:val="yellow"/>
           <w:lang w:eastAsia="ru-RU"/>
           <w14:ligatures w14:val="none"/>
         </w:rPr>
@@ -3242,6 +3352,7 @@
         <w:rPr>
           <w:rFonts w:ascii="Times New Roman" w:eastAsia="Times New Roman" w:hAnsi="Times New Roman" w:cs="Times New Roman"/>
           <w:kern w:val="0"/>
+          <w:highlight w:val="yellow"/>
           <w:lang w:eastAsia="ru-RU"/>
           <w14:ligatures w14:val="none"/>
         </w:rPr>
@@ -3251,6 +3362,7 @@
         <w:rPr>
           <w:rFonts w:ascii="Times New Roman" w:eastAsia="Times New Roman" w:hAnsi="Times New Roman" w:cs="Times New Roman"/>
           <w:kern w:val="0"/>
+          <w:highlight w:val="yellow"/>
           <w:lang w:eastAsia="ru-RU"/>
           <w14:ligatures w14:val="none"/>
         </w:rPr>
@@ -3265,14 +3377,16 @@
         <w:rPr>
           <w:rFonts w:ascii="Times New Roman" w:eastAsia="Times New Roman" w:hAnsi="Times New Roman" w:cs="Times New Roman"/>
           <w:kern w:val="0"/>
-          <w:lang w:eastAsia="ru-RU"/>
-          <w14:ligatures w14:val="none"/>
-        </w:rPr>
-      </w:pPr>
-      <w:r>
-        <w:rPr>
-          <w:rFonts w:ascii="Times New Roman" w:eastAsia="Times New Roman" w:hAnsi="Times New Roman" w:cs="Times New Roman"/>
-          <w:kern w:val="0"/>
+          <w:highlight w:val="yellow"/>
+          <w:lang w:eastAsia="ru-RU"/>
+          <w14:ligatures w14:val="none"/>
+        </w:rPr>
+      </w:pPr>
+      <w:r>
+        <w:rPr>
+          <w:rFonts w:ascii="Times New Roman" w:eastAsia="Times New Roman" w:hAnsi="Times New Roman" w:cs="Times New Roman"/>
+          <w:kern w:val="0"/>
+          <w:highlight w:val="yellow"/>
           <w:lang w:eastAsia="ru-RU"/>
           <w14:ligatures w14:val="none"/>
         </w:rPr>
@@ -3282,6 +3396,7 @@
         <w:rPr>
           <w:rFonts w:ascii="Times New Roman" w:eastAsia="Times New Roman" w:hAnsi="Times New Roman" w:cs="Times New Roman"/>
           <w:kern w:val="0"/>
+          <w:highlight w:val="yellow"/>
           <w:lang w:eastAsia="ru-RU"/>
           <w14:ligatures w14:val="none"/>
         </w:rPr>
@@ -3291,6 +3406,7 @@
         <w:rPr>
           <w:rFonts w:ascii="Times New Roman" w:eastAsia="Times New Roman" w:hAnsi="Times New Roman" w:cs="Times New Roman"/>
           <w:kern w:val="0"/>
+          <w:highlight w:val="yellow"/>
           <w:lang w:eastAsia="ru-RU"/>
           <w14:ligatures w14:val="none"/>
         </w:rPr>
@@ -3300,6 +3416,7 @@
         <w:rPr>
           <w:rFonts w:ascii="Times New Roman" w:eastAsia="Times New Roman" w:hAnsi="Times New Roman" w:cs="Times New Roman"/>
           <w:kern w:val="0"/>
+          <w:highlight w:val="yellow"/>
           <w:lang w:eastAsia="ru-RU"/>
           <w14:ligatures w14:val="none"/>
         </w:rPr>
@@ -3314,6 +3431,7 @@
         <w:rPr>
           <w:rFonts w:ascii="Times New Roman" w:eastAsia="Times New Roman" w:hAnsi="Times New Roman" w:cs="Times New Roman"/>
           <w:kern w:val="0"/>
+          <w:highlight w:val="yellow"/>
           <w:lang w:eastAsia="ru-RU"/>
           <w14:ligatures w14:val="none"/>
         </w:rPr>
@@ -3332,16 +3450,18 @@
           <w:b/>
           <w:bCs/>
           <w:kern w:val="0"/>
-          <w:lang w:eastAsia="ru-RU"/>
-          <w14:ligatures w14:val="none"/>
-        </w:rPr>
-      </w:pPr>
-      <w:r>
-        <w:rPr>
-          <w:rFonts w:ascii="Times New Roman" w:eastAsia="Times New Roman" w:hAnsi="Times New Roman" w:cs="Times New Roman"/>
-          <w:b/>
-          <w:bCs/>
-          <w:kern w:val="0"/>
+          <w:highlight w:val="yellow"/>
+          <w:lang w:eastAsia="ru-RU"/>
+          <w14:ligatures w14:val="none"/>
+        </w:rPr>
+      </w:pPr>
+      <w:r>
+        <w:rPr>
+          <w:rFonts w:ascii="Times New Roman" w:eastAsia="Times New Roman" w:hAnsi="Times New Roman" w:cs="Times New Roman"/>
+          <w:b/>
+          <w:bCs/>
+          <w:kern w:val="0"/>
+          <w:highlight w:val="yellow"/>
           <w:lang w:eastAsia="ru-RU"/>
           <w14:ligatures w14:val="none"/>
         </w:rPr>
@@ -3353,6 +3473,7 @@
           <w:b/>
           <w:bCs/>
           <w:kern w:val="0"/>
+          <w:highlight w:val="yellow"/>
           <w:lang w:eastAsia="ru-RU"/>
           <w14:ligatures w14:val="none"/>
         </w:rPr>
@@ -3367,36 +3488,20 @@
         <w:rPr>
           <w:rFonts w:ascii="Times New Roman" w:eastAsia="Times New Roman" w:hAnsi="Times New Roman" w:cs="Times New Roman"/>
           <w:kern w:val="0"/>
-          <w:lang w:eastAsia="ru-RU"/>
-          <w14:ligatures w14:val="none"/>
-        </w:rPr>
-      </w:pPr>
-      <w:r>
-        <w:rPr>
-          <w:rFonts w:ascii="Times New Roman" w:eastAsia="Times New Roman" w:hAnsi="Times New Roman" w:cs="Times New Roman"/>
-          <w:kern w:val="0"/>
-          <w:lang w:eastAsia="ru-RU"/>
-          <w14:ligatures w14:val="none"/>
-        </w:rPr>
-        <w:t xml:space="preserve">- </w:t>
-      </w:r>
-      <w:r>
-        <w:rPr>
-          <w:rFonts w:ascii="Times New Roman" w:eastAsia="Times New Roman" w:hAnsi="Times New Roman" w:cs="Times New Roman"/>
-          <w:kern w:val="0"/>
-          <w:lang w:eastAsia="ru-RU"/>
-          <w14:ligatures w14:val="none"/>
-        </w:rPr>
-        <w:t>1</w:t>
-      </w:r>
-      <w:r>
-        <w:rPr>
-          <w:rFonts w:ascii="Times New Roman" w:eastAsia="Times New Roman" w:hAnsi="Times New Roman" w:cs="Times New Roman"/>
-          <w:kern w:val="0"/>
-          <w:lang w:eastAsia="ru-RU"/>
-          <w14:ligatures w14:val="none"/>
-        </w:rPr>
-        <w:t xml:space="preserve"> группы </w:t>
+          <w:highlight w:val="yellow"/>
+          <w:lang w:eastAsia="ru-RU"/>
+          <w14:ligatures w14:val="none"/>
+        </w:rPr>
+      </w:pPr>
+      <w:r>
+        <w:rPr>
+          <w:rFonts w:ascii="Times New Roman" w:eastAsia="Times New Roman" w:hAnsi="Times New Roman" w:cs="Times New Roman"/>
+          <w:kern w:val="0"/>
+          <w:highlight w:val="yellow"/>
+          <w:lang w:eastAsia="ru-RU"/>
+          <w14:ligatures w14:val="none"/>
+        </w:rPr>
+        <w:t xml:space="preserve">- 1 группы </w:t>
       </w:r>
     </w:p>
     <w:p>
@@ -3407,36 +3512,20 @@
         <w:rPr>
           <w:rFonts w:ascii="Times New Roman" w:eastAsia="Times New Roman" w:hAnsi="Times New Roman" w:cs="Times New Roman"/>
           <w:kern w:val="0"/>
-          <w:lang w:eastAsia="ru-RU"/>
-          <w14:ligatures w14:val="none"/>
-        </w:rPr>
-      </w:pPr>
-      <w:r>
-        <w:rPr>
-          <w:rFonts w:ascii="Times New Roman" w:eastAsia="Times New Roman" w:hAnsi="Times New Roman" w:cs="Times New Roman"/>
-          <w:kern w:val="0"/>
-          <w:lang w:eastAsia="ru-RU"/>
-          <w14:ligatures w14:val="none"/>
-        </w:rPr>
-        <w:t xml:space="preserve">- </w:t>
-      </w:r>
-      <w:r>
-        <w:rPr>
-          <w:rFonts w:ascii="Times New Roman" w:eastAsia="Times New Roman" w:hAnsi="Times New Roman" w:cs="Times New Roman"/>
-          <w:kern w:val="0"/>
-          <w:lang w:eastAsia="ru-RU"/>
-          <w14:ligatures w14:val="none"/>
-        </w:rPr>
-        <w:t>2</w:t>
-      </w:r>
-      <w:r>
-        <w:rPr>
-          <w:rFonts w:ascii="Times New Roman" w:eastAsia="Times New Roman" w:hAnsi="Times New Roman" w:cs="Times New Roman"/>
-          <w:kern w:val="0"/>
-          <w:lang w:eastAsia="ru-RU"/>
-          <w14:ligatures w14:val="none"/>
-        </w:rPr>
-        <w:t xml:space="preserve"> группы </w:t>
+          <w:highlight w:val="yellow"/>
+          <w:lang w:eastAsia="ru-RU"/>
+          <w14:ligatures w14:val="none"/>
+        </w:rPr>
+      </w:pPr>
+      <w:r>
+        <w:rPr>
+          <w:rFonts w:ascii="Times New Roman" w:eastAsia="Times New Roman" w:hAnsi="Times New Roman" w:cs="Times New Roman"/>
+          <w:kern w:val="0"/>
+          <w:highlight w:val="yellow"/>
+          <w:lang w:eastAsia="ru-RU"/>
+          <w14:ligatures w14:val="none"/>
+        </w:rPr>
+        <w:t xml:space="preserve">- 2 группы </w:t>
       </w:r>
     </w:p>
     <w:p>
@@ -3455,37 +3544,11 @@
         <w:rPr>
           <w:rFonts w:ascii="Times New Roman" w:eastAsia="Times New Roman" w:hAnsi="Times New Roman" w:cs="Times New Roman"/>
           <w:kern w:val="0"/>
-          <w:lang w:eastAsia="ru-RU"/>
-          <w14:ligatures w14:val="none"/>
-        </w:rPr>
-        <w:t xml:space="preserve">- </w:t>
-      </w:r>
-      <w:r>
-        <w:rPr>
-          <w:rFonts w:ascii="Times New Roman" w:eastAsia="Times New Roman" w:hAnsi="Times New Roman" w:cs="Times New Roman"/>
-          <w:kern w:val="0"/>
-          <w:lang w:eastAsia="ru-RU"/>
-          <w14:ligatures w14:val="none"/>
-        </w:rPr>
-        <w:t>3</w:t>
-      </w:r>
-      <w:r>
-        <w:rPr>
-          <w:rFonts w:ascii="Times New Roman" w:eastAsia="Times New Roman" w:hAnsi="Times New Roman" w:cs="Times New Roman"/>
-          <w:kern w:val="0"/>
-          <w:lang w:eastAsia="ru-RU"/>
-          <w14:ligatures w14:val="none"/>
-        </w:rPr>
-        <w:t xml:space="preserve"> </w:t>
-      </w:r>
-      <w:r>
-        <w:rPr>
-          <w:rFonts w:ascii="Times New Roman" w:eastAsia="Times New Roman" w:hAnsi="Times New Roman" w:cs="Times New Roman"/>
-          <w:kern w:val="0"/>
-          <w:lang w:eastAsia="ru-RU"/>
-          <w14:ligatures w14:val="none"/>
-        </w:rPr>
-        <w:t>группы</w:t>
+          <w:highlight w:val="yellow"/>
+          <w:lang w:eastAsia="ru-RU"/>
+          <w14:ligatures w14:val="none"/>
+        </w:rPr>
+        <w:t>- 3 группы</w:t>
       </w:r>
     </w:p>
     <w:p>
@@ -3514,16 +3577,18 @@
           <w:b/>
           <w:bCs/>
           <w:kern w:val="0"/>
-          <w:lang w:eastAsia="ru-RU"/>
-          <w14:ligatures w14:val="none"/>
-        </w:rPr>
-      </w:pPr>
-      <w:r>
-        <w:rPr>
-          <w:rFonts w:ascii="Times New Roman" w:eastAsia="Times New Roman" w:hAnsi="Times New Roman" w:cs="Times New Roman"/>
-          <w:b/>
-          <w:bCs/>
-          <w:kern w:val="0"/>
+          <w:highlight w:val="yellow"/>
+          <w:lang w:eastAsia="ru-RU"/>
+          <w14:ligatures w14:val="none"/>
+        </w:rPr>
+      </w:pPr>
+      <w:r>
+        <w:rPr>
+          <w:rFonts w:ascii="Times New Roman" w:eastAsia="Times New Roman" w:hAnsi="Times New Roman" w:cs="Times New Roman"/>
+          <w:b/>
+          <w:bCs/>
+          <w:kern w:val="0"/>
+          <w:highlight w:val="yellow"/>
           <w:lang w:eastAsia="ru-RU"/>
           <w14:ligatures w14:val="none"/>
         </w:rPr>
@@ -3535,6 +3600,7 @@
           <w:b/>
           <w:bCs/>
           <w:kern w:val="0"/>
+          <w:highlight w:val="yellow"/>
           <w:lang w:eastAsia="ru-RU"/>
           <w14:ligatures w14:val="none"/>
         </w:rPr>
@@ -3546,6 +3612,7 @@
           <w:b/>
           <w:bCs/>
           <w:kern w:val="0"/>
+          <w:highlight w:val="yellow"/>
           <w:lang w:eastAsia="ru-RU"/>
           <w14:ligatures w14:val="none"/>
         </w:rPr>
@@ -3560,14 +3627,16 @@
         <w:rPr>
           <w:rFonts w:ascii="Times New Roman" w:eastAsia="Times New Roman" w:hAnsi="Times New Roman" w:cs="Times New Roman"/>
           <w:kern w:val="0"/>
-          <w:lang w:eastAsia="ru-RU"/>
-          <w14:ligatures w14:val="none"/>
-        </w:rPr>
-      </w:pPr>
-      <w:r>
-        <w:rPr>
-          <w:rFonts w:ascii="Times New Roman" w:eastAsia="Times New Roman" w:hAnsi="Times New Roman" w:cs="Times New Roman"/>
-          <w:kern w:val="0"/>
+          <w:highlight w:val="yellow"/>
+          <w:lang w:eastAsia="ru-RU"/>
+          <w14:ligatures w14:val="none"/>
+        </w:rPr>
+      </w:pPr>
+      <w:r>
+        <w:rPr>
+          <w:rFonts w:ascii="Times New Roman" w:eastAsia="Times New Roman" w:hAnsi="Times New Roman" w:cs="Times New Roman"/>
+          <w:kern w:val="0"/>
+          <w:highlight w:val="yellow"/>
           <w:lang w:eastAsia="ru-RU"/>
           <w14:ligatures w14:val="none"/>
         </w:rPr>
@@ -3582,6 +3651,7 @@
         <w:rPr>
           <w:rFonts w:ascii="Times New Roman" w:eastAsia="Times New Roman" w:hAnsi="Times New Roman" w:cs="Times New Roman"/>
           <w:kern w:val="0"/>
+          <w:highlight w:val="yellow"/>
           <w:lang w:eastAsia="ru-RU"/>
           <w14:ligatures w14:val="none"/>
         </w:rPr>
@@ -3600,6 +3670,7 @@
           <w:b/>
           <w:bCs/>
           <w:kern w:val="0"/>
+          <w:highlight w:val="yellow"/>
           <w:lang w:eastAsia="ru-RU"/>
           <w14:ligatures w14:val="none"/>
         </w:rPr>
@@ -3611,6 +3682,7 @@
           <w:b/>
           <w:bCs/>
           <w:kern w:val="0"/>
+          <w:highlight w:val="yellow"/>
           <w:lang w:eastAsia="ru-RU"/>
           <w14:ligatures w14:val="none"/>
         </w:rPr>
@@ -3623,6 +3695,7 @@
           <w:b/>
           <w:bCs/>
           <w:kern w:val="0"/>
+          <w:highlight w:val="yellow"/>
           <w:lang w:eastAsia="ru-RU"/>
           <w14:ligatures w14:val="none"/>
         </w:rPr>
@@ -3637,14 +3710,16 @@
         <w:rPr>
           <w:rFonts w:ascii="Times New Roman" w:eastAsia="Times New Roman" w:hAnsi="Times New Roman" w:cs="Times New Roman"/>
           <w:kern w:val="0"/>
-          <w:lang w:eastAsia="ru-RU"/>
-          <w14:ligatures w14:val="none"/>
-        </w:rPr>
-      </w:pPr>
-      <w:r>
-        <w:rPr>
-          <w:rFonts w:ascii="Times New Roman" w:eastAsia="Times New Roman" w:hAnsi="Times New Roman" w:cs="Times New Roman"/>
-          <w:kern w:val="0"/>
+          <w:highlight w:val="yellow"/>
+          <w:lang w:eastAsia="ru-RU"/>
+          <w14:ligatures w14:val="none"/>
+        </w:rPr>
+      </w:pPr>
+      <w:r>
+        <w:rPr>
+          <w:rFonts w:ascii="Times New Roman" w:eastAsia="Times New Roman" w:hAnsi="Times New Roman" w:cs="Times New Roman"/>
+          <w:kern w:val="0"/>
+          <w:highlight w:val="yellow"/>
           <w:lang w:eastAsia="ru-RU"/>
           <w14:ligatures w14:val="none"/>
         </w:rPr>
@@ -3659,18 +3734,19 @@
         <w:rPr>
           <w:rFonts w:ascii="Times New Roman" w:eastAsia="Times New Roman" w:hAnsi="Times New Roman" w:cs="Times New Roman"/>
           <w:kern w:val="0"/>
-          <w:lang w:eastAsia="ru-RU"/>
-          <w14:ligatures w14:val="none"/>
-        </w:rPr>
-      </w:pPr>
-      <w:r>
-        <w:rPr>
-          <w:rFonts w:ascii="Times New Roman" w:eastAsia="Times New Roman" w:hAnsi="Times New Roman" w:cs="Times New Roman"/>
-          <w:kern w:val="0"/>
-          <w:lang w:eastAsia="ru-RU"/>
-          <w14:ligatures w14:val="none"/>
-        </w:rPr>
-        <w:lastRenderedPageBreak/>
+          <w:highlight w:val="yellow"/>
+          <w:lang w:eastAsia="ru-RU"/>
+          <w14:ligatures w14:val="none"/>
+        </w:rPr>
+      </w:pPr>
+      <w:r>
+        <w:rPr>
+          <w:rFonts w:ascii="Times New Roman" w:eastAsia="Times New Roman" w:hAnsi="Times New Roman" w:cs="Times New Roman"/>
+          <w:kern w:val="0"/>
+          <w:highlight w:val="yellow"/>
+          <w:lang w:eastAsia="ru-RU"/>
+          <w14:ligatures w14:val="none"/>
+        </w:rPr>
         <w:t>- Живет с мачехой</w:t>
       </w:r>
     </w:p>
@@ -3682,14 +3758,16 @@
         <w:rPr>
           <w:rFonts w:ascii="Times New Roman" w:eastAsia="Times New Roman" w:hAnsi="Times New Roman" w:cs="Times New Roman"/>
           <w:kern w:val="0"/>
-          <w:lang w:eastAsia="ru-RU"/>
-          <w14:ligatures w14:val="none"/>
-        </w:rPr>
-      </w:pPr>
-      <w:r>
-        <w:rPr>
-          <w:rFonts w:ascii="Times New Roman" w:eastAsia="Times New Roman" w:hAnsi="Times New Roman" w:cs="Times New Roman"/>
-          <w:kern w:val="0"/>
+          <w:highlight w:val="yellow"/>
+          <w:lang w:eastAsia="ru-RU"/>
+          <w14:ligatures w14:val="none"/>
+        </w:rPr>
+      </w:pPr>
+      <w:r>
+        <w:rPr>
+          <w:rFonts w:ascii="Times New Roman" w:eastAsia="Times New Roman" w:hAnsi="Times New Roman" w:cs="Times New Roman"/>
+          <w:kern w:val="0"/>
+          <w:highlight w:val="yellow"/>
           <w:lang w:eastAsia="ru-RU"/>
           <w14:ligatures w14:val="none"/>
         </w:rPr>
@@ -3699,6 +3777,7 @@
         <w:rPr>
           <w:rFonts w:ascii="Times New Roman" w:eastAsia="Times New Roman" w:hAnsi="Times New Roman" w:cs="Times New Roman"/>
           <w:kern w:val="0"/>
+          <w:highlight w:val="yellow"/>
           <w:lang w:eastAsia="ru-RU"/>
           <w14:ligatures w14:val="none"/>
         </w:rPr>
@@ -3708,6 +3787,7 @@
         <w:rPr>
           <w:rFonts w:ascii="Times New Roman" w:eastAsia="Times New Roman" w:hAnsi="Times New Roman" w:cs="Times New Roman"/>
           <w:kern w:val="0"/>
+          <w:highlight w:val="yellow"/>
           <w:lang w:eastAsia="ru-RU"/>
           <w14:ligatures w14:val="none"/>
         </w:rPr>
@@ -3722,6 +3802,7 @@
         <w:rPr>
           <w:rFonts w:ascii="Times New Roman" w:eastAsia="Times New Roman" w:hAnsi="Times New Roman" w:cs="Times New Roman"/>
           <w:kern w:val="0"/>
+          <w:highlight w:val="yellow"/>
           <w:lang w:eastAsia="ru-RU"/>
           <w14:ligatures w14:val="none"/>
         </w:rPr>
@@ -3740,16 +3821,18 @@
           <w:b/>
           <w:bCs/>
           <w:kern w:val="0"/>
-          <w:lang w:eastAsia="ru-RU"/>
-          <w14:ligatures w14:val="none"/>
-        </w:rPr>
-      </w:pPr>
-      <w:r>
-        <w:rPr>
-          <w:rFonts w:ascii="Times New Roman" w:eastAsia="Times New Roman" w:hAnsi="Times New Roman" w:cs="Times New Roman"/>
-          <w:b/>
-          <w:bCs/>
-          <w:kern w:val="0"/>
+          <w:highlight w:val="yellow"/>
+          <w:lang w:eastAsia="ru-RU"/>
+          <w14:ligatures w14:val="none"/>
+        </w:rPr>
+      </w:pPr>
+      <w:r>
+        <w:rPr>
+          <w:rFonts w:ascii="Times New Roman" w:eastAsia="Times New Roman" w:hAnsi="Times New Roman" w:cs="Times New Roman"/>
+          <w:b/>
+          <w:bCs/>
+          <w:kern w:val="0"/>
+          <w:highlight w:val="yellow"/>
           <w:lang w:eastAsia="ru-RU"/>
           <w14:ligatures w14:val="none"/>
         </w:rPr>
@@ -3761,6 +3844,7 @@
           <w:b/>
           <w:bCs/>
           <w:kern w:val="0"/>
+          <w:highlight w:val="yellow"/>
           <w:lang w:eastAsia="ru-RU"/>
           <w14:ligatures w14:val="none"/>
         </w:rPr>
@@ -3779,16 +3863,18 @@
         <w:rPr>
           <w:rFonts w:ascii="Times New Roman" w:eastAsia="Times New Roman" w:hAnsi="Times New Roman" w:cs="Times New Roman"/>
           <w:kern w:val="0"/>
-          <w:lang w:eastAsia="ru-RU"/>
-          <w14:ligatures w14:val="none"/>
-        </w:rPr>
-      </w:pPr>
-      <w:r>
-        <w:rPr>
-          <w:rFonts w:ascii="Times New Roman" w:eastAsia="Times New Roman" w:hAnsi="Times New Roman" w:cs="Times New Roman"/>
-          <w:b/>
-          <w:bCs/>
-          <w:kern w:val="0"/>
+          <w:highlight w:val="yellow"/>
+          <w:lang w:eastAsia="ru-RU"/>
+          <w14:ligatures w14:val="none"/>
+        </w:rPr>
+      </w:pPr>
+      <w:r>
+        <w:rPr>
+          <w:rFonts w:ascii="Times New Roman" w:eastAsia="Times New Roman" w:hAnsi="Times New Roman" w:cs="Times New Roman"/>
+          <w:b/>
+          <w:bCs/>
+          <w:kern w:val="0"/>
+          <w:highlight w:val="yellow"/>
           <w:lang w:eastAsia="ru-RU"/>
           <w14:ligatures w14:val="none"/>
         </w:rPr>
@@ -3800,6 +3886,7 @@
           <w:b/>
           <w:bCs/>
           <w:kern w:val="0"/>
+          <w:highlight w:val="yellow"/>
           <w:lang w:eastAsia="ru-RU"/>
           <w14:ligatures w14:val="none"/>
         </w:rPr>
@@ -3809,6 +3896,7 @@
         <w:rPr>
           <w:rFonts w:ascii="Times New Roman" w:eastAsia="Times New Roman" w:hAnsi="Times New Roman" w:cs="Times New Roman"/>
           <w:kern w:val="0"/>
+          <w:highlight w:val="yellow"/>
           <w:lang w:eastAsia="ru-RU"/>
           <w14:ligatures w14:val="none"/>
         </w:rPr>
@@ -3818,6 +3906,7 @@
         <w:rPr>
           <w:rFonts w:ascii="Times New Roman" w:eastAsia="Times New Roman" w:hAnsi="Times New Roman" w:cs="Times New Roman"/>
           <w:kern w:val="0"/>
+          <w:highlight w:val="yellow"/>
           <w:lang w:eastAsia="ru-RU"/>
           <w14:ligatures w14:val="none"/>
         </w:rPr>
@@ -3827,6 +3916,7 @@
         <w:rPr>
           <w:rFonts w:ascii="Times New Roman" w:eastAsia="Times New Roman" w:hAnsi="Times New Roman" w:cs="Times New Roman"/>
           <w:kern w:val="0"/>
+          <w:highlight w:val="yellow"/>
           <w:lang w:eastAsia="ru-RU"/>
           <w14:ligatures w14:val="none"/>
         </w:rPr>
@@ -3836,6 +3926,7 @@
         <w:rPr>
           <w:rFonts w:ascii="Times New Roman" w:eastAsia="Times New Roman" w:hAnsi="Times New Roman" w:cs="Times New Roman"/>
           <w:kern w:val="0"/>
+          <w:highlight w:val="yellow"/>
           <w:lang w:eastAsia="ru-RU"/>
           <w14:ligatures w14:val="none"/>
         </w:rPr>
@@ -3853,16 +3944,18 @@
         <w:rPr>
           <w:rFonts w:ascii="Times New Roman" w:eastAsia="Times New Roman" w:hAnsi="Times New Roman" w:cs="Times New Roman"/>
           <w:kern w:val="0"/>
-          <w:lang w:eastAsia="ru-RU"/>
-          <w14:ligatures w14:val="none"/>
-        </w:rPr>
-      </w:pPr>
-      <w:r>
-        <w:rPr>
-          <w:rFonts w:ascii="Times New Roman" w:eastAsia="Times New Roman" w:hAnsi="Times New Roman" w:cs="Times New Roman"/>
-          <w:b/>
-          <w:bCs/>
-          <w:kern w:val="0"/>
+          <w:highlight w:val="yellow"/>
+          <w:lang w:eastAsia="ru-RU"/>
+          <w14:ligatures w14:val="none"/>
+        </w:rPr>
+      </w:pPr>
+      <w:r>
+        <w:rPr>
+          <w:rFonts w:ascii="Times New Roman" w:eastAsia="Times New Roman" w:hAnsi="Times New Roman" w:cs="Times New Roman"/>
+          <w:b/>
+          <w:bCs/>
+          <w:kern w:val="0"/>
+          <w:highlight w:val="yellow"/>
           <w:lang w:eastAsia="ru-RU"/>
           <w14:ligatures w14:val="none"/>
         </w:rPr>
@@ -3874,6 +3967,7 @@
           <w:b/>
           <w:bCs/>
           <w:kern w:val="0"/>
+          <w:highlight w:val="yellow"/>
           <w:lang w:eastAsia="ru-RU"/>
           <w14:ligatures w14:val="none"/>
         </w:rPr>
@@ -3883,6 +3977,7 @@
         <w:rPr>
           <w:rFonts w:ascii="Times New Roman" w:eastAsia="Times New Roman" w:hAnsi="Times New Roman" w:cs="Times New Roman"/>
           <w:kern w:val="0"/>
+          <w:highlight w:val="yellow"/>
           <w:lang w:eastAsia="ru-RU"/>
           <w14:ligatures w14:val="none"/>
         </w:rPr>
@@ -3914,16 +4009,18 @@
           <w:b/>
           <w:bCs/>
           <w:kern w:val="0"/>
-          <w:lang w:eastAsia="ru-RU"/>
-          <w14:ligatures w14:val="none"/>
-        </w:rPr>
-      </w:pPr>
-      <w:r>
-        <w:rPr>
-          <w:rFonts w:ascii="Times New Roman" w:eastAsia="Times New Roman" w:hAnsi="Times New Roman" w:cs="Times New Roman"/>
-          <w:b/>
-          <w:bCs/>
-          <w:kern w:val="0"/>
+          <w:highlight w:val="yellow"/>
+          <w:lang w:eastAsia="ru-RU"/>
+          <w14:ligatures w14:val="none"/>
+        </w:rPr>
+      </w:pPr>
+      <w:r>
+        <w:rPr>
+          <w:rFonts w:ascii="Times New Roman" w:eastAsia="Times New Roman" w:hAnsi="Times New Roman" w:cs="Times New Roman"/>
+          <w:b/>
+          <w:bCs/>
+          <w:kern w:val="0"/>
+          <w:highlight w:val="yellow"/>
           <w:lang w:eastAsia="ru-RU"/>
           <w14:ligatures w14:val="none"/>
         </w:rPr>
@@ -3935,6 +4032,7 @@
           <w:b/>
           <w:bCs/>
           <w:kern w:val="0"/>
+          <w:highlight w:val="yellow"/>
           <w:lang w:eastAsia="ru-RU"/>
           <w14:ligatures w14:val="none"/>
         </w:rPr>
@@ -3946,6 +4044,7 @@
           <w:b/>
           <w:bCs/>
           <w:kern w:val="0"/>
+          <w:highlight w:val="yellow"/>
           <w:lang w:eastAsia="ru-RU"/>
           <w14:ligatures w14:val="none"/>
         </w:rPr>
@@ -3961,6 +4060,7 @@
           <w:rFonts w:ascii="Times New Roman" w:eastAsia="Times New Roman" w:hAnsi="Times New Roman" w:cs="Times New Roman"/>
           <w:color w:val="00B0F0"/>
           <w:kern w:val="0"/>
+          <w:highlight w:val="yellow"/>
           <w:lang w:eastAsia="ru-RU"/>
           <w14:ligatures w14:val="none"/>
         </w:rPr>
@@ -3970,6 +4070,7 @@
           <w:rFonts w:ascii="Times New Roman" w:eastAsia="Times New Roman" w:hAnsi="Times New Roman" w:cs="Times New Roman"/>
           <w:color w:val="00B0F0"/>
           <w:kern w:val="0"/>
+          <w:highlight w:val="yellow"/>
           <w:lang w:eastAsia="ru-RU"/>
           <w14:ligatures w14:val="none"/>
         </w:rPr>
@@ -3980,6 +4081,7 @@
           <w:rFonts w:ascii="Times New Roman" w:eastAsia="Times New Roman" w:hAnsi="Times New Roman" w:cs="Times New Roman"/>
           <w:color w:val="00B0F0"/>
           <w:kern w:val="0"/>
+          <w:highlight w:val="yellow"/>
           <w:lang w:eastAsia="ru-RU"/>
           <w14:ligatures w14:val="none"/>
         </w:rPr>
@@ -3995,6 +4097,7 @@
           <w:rFonts w:ascii="Times New Roman" w:eastAsia="Times New Roman" w:hAnsi="Times New Roman" w:cs="Times New Roman"/>
           <w:color w:val="00B0F0"/>
           <w:kern w:val="0"/>
+          <w:highlight w:val="yellow"/>
           <w:lang w:eastAsia="ru-RU"/>
           <w14:ligatures w14:val="none"/>
         </w:rPr>
@@ -4004,6 +4107,7 @@
           <w:rFonts w:ascii="Times New Roman" w:eastAsia="Times New Roman" w:hAnsi="Times New Roman" w:cs="Times New Roman"/>
           <w:color w:val="00B0F0"/>
           <w:kern w:val="0"/>
+          <w:highlight w:val="yellow"/>
           <w:lang w:eastAsia="ru-RU"/>
           <w14:ligatures w14:val="none"/>
         </w:rPr>
@@ -4019,6 +4123,7 @@
           <w:rFonts w:ascii="Times New Roman" w:eastAsia="Times New Roman" w:hAnsi="Times New Roman" w:cs="Times New Roman"/>
           <w:color w:val="00B0F0"/>
           <w:kern w:val="0"/>
+          <w:highlight w:val="yellow"/>
           <w:lang w:eastAsia="ru-RU"/>
           <w14:ligatures w14:val="none"/>
         </w:rPr>
@@ -4028,6 +4133,7 @@
           <w:rFonts w:ascii="Times New Roman" w:eastAsia="Times New Roman" w:hAnsi="Times New Roman" w:cs="Times New Roman"/>
           <w:color w:val="00B0F0"/>
           <w:kern w:val="0"/>
+          <w:highlight w:val="yellow"/>
           <w:lang w:eastAsia="ru-RU"/>
           <w14:ligatures w14:val="none"/>
         </w:rPr>
@@ -4043,6 +4149,7 @@
           <w:rFonts w:ascii="Times New Roman" w:eastAsia="Times New Roman" w:hAnsi="Times New Roman" w:cs="Times New Roman"/>
           <w:color w:val="00B0F0"/>
           <w:kern w:val="0"/>
+          <w:highlight w:val="yellow"/>
           <w:lang w:eastAsia="ru-RU"/>
           <w14:ligatures w14:val="none"/>
         </w:rPr>
@@ -4052,6 +4159,7 @@
           <w:rFonts w:ascii="Times New Roman" w:eastAsia="Times New Roman" w:hAnsi="Times New Roman" w:cs="Times New Roman"/>
           <w:color w:val="00B0F0"/>
           <w:kern w:val="0"/>
+          <w:highlight w:val="yellow"/>
           <w:lang w:eastAsia="ru-RU"/>
           <w14:ligatures w14:val="none"/>
         </w:rPr>
@@ -4067,6 +4175,7 @@
           <w:rFonts w:ascii="Times New Roman" w:eastAsia="Times New Roman" w:hAnsi="Times New Roman" w:cs="Times New Roman"/>
           <w:color w:val="00B0F0"/>
           <w:kern w:val="0"/>
+          <w:highlight w:val="yellow"/>
           <w:lang w:eastAsia="ru-RU"/>
           <w14:ligatures w14:val="none"/>
         </w:rPr>
@@ -4076,6 +4185,7 @@
           <w:rFonts w:ascii="Times New Roman" w:eastAsia="Times New Roman" w:hAnsi="Times New Roman" w:cs="Times New Roman"/>
           <w:color w:val="00B0F0"/>
           <w:kern w:val="0"/>
+          <w:highlight w:val="yellow"/>
           <w:lang w:eastAsia="ru-RU"/>
           <w14:ligatures w14:val="none"/>
         </w:rPr>
@@ -4091,6 +4201,7 @@
           <w:rFonts w:ascii="Times New Roman" w:eastAsia="Times New Roman" w:hAnsi="Times New Roman" w:cs="Times New Roman"/>
           <w:color w:val="00B0F0"/>
           <w:kern w:val="0"/>
+          <w:highlight w:val="yellow"/>
           <w:lang w:eastAsia="ru-RU"/>
           <w14:ligatures w14:val="none"/>
         </w:rPr>
@@ -4100,6 +4211,7 @@
           <w:rFonts w:ascii="Times New Roman" w:eastAsia="Times New Roman" w:hAnsi="Times New Roman" w:cs="Times New Roman"/>
           <w:color w:val="00B0F0"/>
           <w:kern w:val="0"/>
+          <w:highlight w:val="yellow"/>
           <w:lang w:eastAsia="ru-RU"/>
           <w14:ligatures w14:val="none"/>
         </w:rPr>
@@ -4115,6 +4227,7 @@
           <w:rFonts w:ascii="Times New Roman" w:eastAsia="Times New Roman" w:hAnsi="Times New Roman" w:cs="Times New Roman"/>
           <w:color w:val="00B0F0"/>
           <w:kern w:val="0"/>
+          <w:highlight w:val="yellow"/>
           <w:lang w:eastAsia="ru-RU"/>
           <w14:ligatures w14:val="none"/>
         </w:rPr>
@@ -4135,6 +4248,7 @@
           <w:bCs/>
           <w:color w:val="00B0F0"/>
           <w:kern w:val="0"/>
+          <w:highlight w:val="yellow"/>
           <w:lang w:eastAsia="ru-RU"/>
           <w14:ligatures w14:val="none"/>
         </w:rPr>
@@ -4146,6 +4260,7 @@
           <w:bCs/>
           <w:color w:val="00B0F0"/>
           <w:kern w:val="0"/>
+          <w:highlight w:val="yellow"/>
           <w:lang w:eastAsia="ru-RU"/>
           <w14:ligatures w14:val="none"/>
         </w:rPr>
@@ -4161,6 +4276,7 @@
           <w:rFonts w:ascii="Times New Roman" w:eastAsia="Times New Roman" w:hAnsi="Times New Roman" w:cs="Times New Roman"/>
           <w:color w:val="00B0F0"/>
           <w:kern w:val="0"/>
+          <w:highlight w:val="yellow"/>
           <w:lang w:eastAsia="ru-RU"/>
           <w14:ligatures w14:val="none"/>
         </w:rPr>
@@ -4170,6 +4286,7 @@
           <w:rFonts w:ascii="Times New Roman" w:eastAsia="Times New Roman" w:hAnsi="Times New Roman" w:cs="Times New Roman"/>
           <w:color w:val="00B0F0"/>
           <w:kern w:val="0"/>
+          <w:highlight w:val="yellow"/>
           <w:lang w:eastAsia="ru-RU"/>
           <w14:ligatures w14:val="none"/>
         </w:rPr>
@@ -4181,6 +4298,7 @@
           <w:rFonts w:ascii="Times New Roman" w:eastAsia="Times New Roman" w:hAnsi="Times New Roman" w:cs="Times New Roman"/>
           <w:color w:val="00B0F0"/>
           <w:kern w:val="0"/>
+          <w:highlight w:val="yellow"/>
           <w:lang w:eastAsia="ru-RU"/>
           <w14:ligatures w14:val="none"/>
         </w:rPr>
@@ -4192,10 +4310,35 @@
           <w:rFonts w:ascii="Times New Roman" w:eastAsia="Times New Roman" w:hAnsi="Times New Roman" w:cs="Times New Roman"/>
           <w:color w:val="00B0F0"/>
           <w:kern w:val="0"/>
-          <w:lang w:eastAsia="ru-RU"/>
-          <w14:ligatures w14:val="none"/>
-        </w:rPr>
-        <w:t>указать в какой)  _____________________________________________</w:t>
+          <w:highlight w:val="yellow"/>
+          <w:lang w:eastAsia="ru-RU"/>
+          <w14:ligatures w14:val="none"/>
+        </w:rPr>
+        <w:t xml:space="preserve">указать в </w:t>
+      </w:r>
+      <w:proofErr w:type="gramStart"/>
+      <w:r>
+        <w:rPr>
+          <w:rFonts w:ascii="Times New Roman" w:eastAsia="Times New Roman" w:hAnsi="Times New Roman" w:cs="Times New Roman"/>
+          <w:color w:val="00B0F0"/>
+          <w:kern w:val="0"/>
+          <w:highlight w:val="yellow"/>
+          <w:lang w:eastAsia="ru-RU"/>
+          <w14:ligatures w14:val="none"/>
+        </w:rPr>
+        <w:t>какой)  _</w:t>
+      </w:r>
+      <w:proofErr w:type="gramEnd"/>
+      <w:r>
+        <w:rPr>
+          <w:rFonts w:ascii="Times New Roman" w:eastAsia="Times New Roman" w:hAnsi="Times New Roman" w:cs="Times New Roman"/>
+          <w:color w:val="00B0F0"/>
+          <w:kern w:val="0"/>
+          <w:highlight w:val="yellow"/>
+          <w:lang w:eastAsia="ru-RU"/>
+          <w14:ligatures w14:val="none"/>
+        </w:rPr>
+        <w:t>____________________________________________</w:t>
       </w:r>
     </w:p>
     <w:p>
@@ -4216,6 +4359,7 @@
           <w:rFonts w:ascii="Times New Roman" w:eastAsia="Times New Roman" w:hAnsi="Times New Roman" w:cs="Times New Roman"/>
           <w:color w:val="00B0F0"/>
           <w:kern w:val="0"/>
+          <w:highlight w:val="yellow"/>
           <w:lang w:eastAsia="ru-RU"/>
           <w14:ligatures w14:val="none"/>
         </w:rPr>
@@ -4248,16 +4392,18 @@
           <w:b/>
           <w:bCs/>
           <w:kern w:val="0"/>
-          <w:lang w:eastAsia="ru-RU"/>
-          <w14:ligatures w14:val="none"/>
-        </w:rPr>
-      </w:pPr>
-      <w:r>
-        <w:rPr>
-          <w:rFonts w:ascii="Times New Roman" w:eastAsia="Times New Roman" w:hAnsi="Times New Roman" w:cs="Times New Roman"/>
-          <w:b/>
-          <w:bCs/>
-          <w:kern w:val="0"/>
+          <w:highlight w:val="yellow"/>
+          <w:lang w:eastAsia="ru-RU"/>
+          <w14:ligatures w14:val="none"/>
+        </w:rPr>
+      </w:pPr>
+      <w:r>
+        <w:rPr>
+          <w:rFonts w:ascii="Times New Roman" w:eastAsia="Times New Roman" w:hAnsi="Times New Roman" w:cs="Times New Roman"/>
+          <w:b/>
+          <w:bCs/>
+          <w:kern w:val="0"/>
+          <w:highlight w:val="yellow"/>
           <w:lang w:eastAsia="ru-RU"/>
           <w14:ligatures w14:val="none"/>
         </w:rPr>
@@ -4269,6 +4415,7 @@
           <w:b/>
           <w:bCs/>
           <w:kern w:val="0"/>
+          <w:highlight w:val="yellow"/>
           <w:lang w:eastAsia="ru-RU"/>
           <w14:ligatures w14:val="none"/>
         </w:rPr>
@@ -4280,6 +4427,7 @@
           <w:b/>
           <w:bCs/>
           <w:kern w:val="0"/>
+          <w:highlight w:val="yellow"/>
           <w:lang w:eastAsia="ru-RU"/>
           <w14:ligatures w14:val="none"/>
         </w:rPr>
@@ -4298,16 +4446,18 @@
           <w:b/>
           <w:bCs/>
           <w:kern w:val="0"/>
-          <w:lang w:eastAsia="ru-RU"/>
-          <w14:ligatures w14:val="none"/>
-        </w:rPr>
-      </w:pPr>
-      <w:r>
-        <w:rPr>
-          <w:rFonts w:ascii="Times New Roman" w:eastAsia="Times New Roman" w:hAnsi="Times New Roman" w:cs="Times New Roman"/>
-          <w:b/>
-          <w:bCs/>
-          <w:kern w:val="0"/>
+          <w:highlight w:val="yellow"/>
+          <w:lang w:eastAsia="ru-RU"/>
+          <w14:ligatures w14:val="none"/>
+        </w:rPr>
+      </w:pPr>
+      <w:r>
+        <w:rPr>
+          <w:rFonts w:ascii="Times New Roman" w:eastAsia="Times New Roman" w:hAnsi="Times New Roman" w:cs="Times New Roman"/>
+          <w:b/>
+          <w:bCs/>
+          <w:kern w:val="0"/>
+          <w:highlight w:val="yellow"/>
           <w:lang w:eastAsia="ru-RU"/>
           <w14:ligatures w14:val="none"/>
         </w:rPr>
@@ -4319,6 +4469,7 @@
           <w:b/>
           <w:bCs/>
           <w:kern w:val="0"/>
+          <w:highlight w:val="yellow"/>
           <w:lang w:eastAsia="ru-RU"/>
           <w14:ligatures w14:val="none"/>
         </w:rPr>
@@ -4330,6 +4481,7 @@
           <w:b/>
           <w:bCs/>
           <w:kern w:val="0"/>
+          <w:highlight w:val="yellow"/>
           <w:lang w:eastAsia="ru-RU"/>
           <w14:ligatures w14:val="none"/>
         </w:rPr>
@@ -4348,16 +4500,18 @@
           <w:b/>
           <w:bCs/>
           <w:kern w:val="0"/>
-          <w:lang w:eastAsia="ru-RU"/>
-          <w14:ligatures w14:val="none"/>
-        </w:rPr>
-      </w:pPr>
-      <w:r>
-        <w:rPr>
-          <w:rFonts w:ascii="Times New Roman" w:eastAsia="Times New Roman" w:hAnsi="Times New Roman" w:cs="Times New Roman"/>
-          <w:b/>
-          <w:bCs/>
-          <w:kern w:val="0"/>
+          <w:highlight w:val="yellow"/>
+          <w:lang w:eastAsia="ru-RU"/>
+          <w14:ligatures w14:val="none"/>
+        </w:rPr>
+      </w:pPr>
+      <w:r>
+        <w:rPr>
+          <w:rFonts w:ascii="Times New Roman" w:eastAsia="Times New Roman" w:hAnsi="Times New Roman" w:cs="Times New Roman"/>
+          <w:b/>
+          <w:bCs/>
+          <w:kern w:val="0"/>
+          <w:highlight w:val="yellow"/>
           <w:lang w:eastAsia="ru-RU"/>
           <w14:ligatures w14:val="none"/>
         </w:rPr>
@@ -4369,6 +4523,7 @@
           <w:b/>
           <w:bCs/>
           <w:kern w:val="0"/>
+          <w:highlight w:val="yellow"/>
           <w:lang w:eastAsia="ru-RU"/>
           <w14:ligatures w14:val="none"/>
         </w:rPr>
@@ -4380,6 +4535,7 @@
           <w:b/>
           <w:bCs/>
           <w:kern w:val="0"/>
+          <w:highlight w:val="yellow"/>
           <w:lang w:eastAsia="ru-RU"/>
           <w14:ligatures w14:val="none"/>
         </w:rPr>
@@ -4398,16 +4554,18 @@
           <w:b/>
           <w:bCs/>
           <w:kern w:val="0"/>
-          <w:lang w:eastAsia="ru-RU"/>
-          <w14:ligatures w14:val="none"/>
-        </w:rPr>
-      </w:pPr>
-      <w:r>
-        <w:rPr>
-          <w:rFonts w:ascii="Times New Roman" w:eastAsia="Times New Roman" w:hAnsi="Times New Roman" w:cs="Times New Roman"/>
-          <w:b/>
-          <w:bCs/>
-          <w:kern w:val="0"/>
+          <w:highlight w:val="yellow"/>
+          <w:lang w:eastAsia="ru-RU"/>
+          <w14:ligatures w14:val="none"/>
+        </w:rPr>
+      </w:pPr>
+      <w:r>
+        <w:rPr>
+          <w:rFonts w:ascii="Times New Roman" w:eastAsia="Times New Roman" w:hAnsi="Times New Roman" w:cs="Times New Roman"/>
+          <w:b/>
+          <w:bCs/>
+          <w:kern w:val="0"/>
+          <w:highlight w:val="yellow"/>
           <w:lang w:eastAsia="ru-RU"/>
           <w14:ligatures w14:val="none"/>
         </w:rPr>
@@ -4419,6 +4577,7 @@
           <w:b/>
           <w:bCs/>
           <w:kern w:val="0"/>
+          <w:highlight w:val="yellow"/>
           <w:lang w:eastAsia="ru-RU"/>
           <w14:ligatures w14:val="none"/>
         </w:rPr>
@@ -4431,6 +4590,7 @@
           <w:bCs/>
           <w:color w:val="00B0F0"/>
           <w:kern w:val="0"/>
+          <w:highlight w:val="yellow"/>
           <w:lang w:eastAsia="ru-RU"/>
           <w14:ligatures w14:val="none"/>
         </w:rPr>
@@ -4442,6 +4602,7 @@
           <w:b/>
           <w:bCs/>
           <w:kern w:val="0"/>
+          <w:highlight w:val="yellow"/>
           <w:lang w:eastAsia="ru-RU"/>
           <w14:ligatures w14:val="none"/>
         </w:rPr>
@@ -4453,6 +4614,7 @@
           <w:b/>
           <w:bCs/>
           <w:kern w:val="0"/>
+          <w:highlight w:val="yellow"/>
           <w:lang w:eastAsia="ru-RU"/>
           <w14:ligatures w14:val="none"/>
         </w:rPr>
@@ -4471,16 +4633,18 @@
           <w:b/>
           <w:bCs/>
           <w:kern w:val="0"/>
-          <w:lang w:eastAsia="ru-RU"/>
-          <w14:ligatures w14:val="none"/>
-        </w:rPr>
-      </w:pPr>
-      <w:r>
-        <w:rPr>
-          <w:rFonts w:ascii="Times New Roman" w:eastAsia="Times New Roman" w:hAnsi="Times New Roman" w:cs="Times New Roman"/>
-          <w:b/>
-          <w:bCs/>
-          <w:kern w:val="0"/>
+          <w:highlight w:val="yellow"/>
+          <w:lang w:eastAsia="ru-RU"/>
+          <w14:ligatures w14:val="none"/>
+        </w:rPr>
+      </w:pPr>
+      <w:r>
+        <w:rPr>
+          <w:rFonts w:ascii="Times New Roman" w:eastAsia="Times New Roman" w:hAnsi="Times New Roman" w:cs="Times New Roman"/>
+          <w:b/>
+          <w:bCs/>
+          <w:kern w:val="0"/>
+          <w:highlight w:val="yellow"/>
           <w:lang w:eastAsia="ru-RU"/>
           <w14:ligatures w14:val="none"/>
         </w:rPr>
@@ -4499,16 +4663,18 @@
           <w:b/>
           <w:bCs/>
           <w:kern w:val="0"/>
-          <w:lang w:eastAsia="ru-RU"/>
-          <w14:ligatures w14:val="none"/>
-        </w:rPr>
-      </w:pPr>
-      <w:r>
-        <w:rPr>
-          <w:rFonts w:ascii="Times New Roman" w:eastAsia="Times New Roman" w:hAnsi="Times New Roman" w:cs="Times New Roman"/>
-          <w:b/>
-          <w:bCs/>
-          <w:kern w:val="0"/>
+          <w:highlight w:val="yellow"/>
+          <w:lang w:eastAsia="ru-RU"/>
+          <w14:ligatures w14:val="none"/>
+        </w:rPr>
+      </w:pPr>
+      <w:r>
+        <w:rPr>
+          <w:rFonts w:ascii="Times New Roman" w:eastAsia="Times New Roman" w:hAnsi="Times New Roman" w:cs="Times New Roman"/>
+          <w:b/>
+          <w:bCs/>
+          <w:kern w:val="0"/>
+          <w:highlight w:val="yellow"/>
           <w:lang w:eastAsia="ru-RU"/>
           <w14:ligatures w14:val="none"/>
         </w:rPr>
@@ -4520,6 +4686,7 @@
           <w:b/>
           <w:bCs/>
           <w:kern w:val="0"/>
+          <w:highlight w:val="yellow"/>
           <w:lang w:eastAsia="ru-RU"/>
           <w14:ligatures w14:val="none"/>
         </w:rPr>
@@ -4531,6 +4698,7 @@
           <w:b/>
           <w:bCs/>
           <w:kern w:val="0"/>
+          <w:highlight w:val="yellow"/>
           <w:lang w:eastAsia="ru-RU"/>
           <w14:ligatures w14:val="none"/>
         </w:rPr>
@@ -4550,6 +4718,7 @@
           <w:bCs/>
           <w:color w:val="00B0F0"/>
           <w:kern w:val="0"/>
+          <w:highlight w:val="yellow"/>
           <w:lang w:eastAsia="ru-RU"/>
           <w14:ligatures w14:val="none"/>
         </w:rPr>
@@ -4562,6 +4731,7 @@
           <w:bCs/>
           <w:color w:val="00B0F0"/>
           <w:kern w:val="0"/>
+          <w:highlight w:val="yellow"/>
           <w:lang w:eastAsia="ru-RU"/>
           <w14:ligatures w14:val="none"/>
         </w:rPr>
@@ -4575,6 +4745,7 @@
           <w:bCs/>
           <w:color w:val="00B0F0"/>
           <w:kern w:val="0"/>
+          <w:highlight w:val="yellow"/>
           <w:lang w:eastAsia="ru-RU"/>
           <w14:ligatures w14:val="none"/>
         </w:rPr>
@@ -4587,6 +4758,7 @@
           <w:bCs/>
           <w:color w:val="00B0F0"/>
           <w:kern w:val="0"/>
+          <w:highlight w:val="yellow"/>
           <w:lang w:eastAsia="ru-RU"/>
           <w14:ligatures w14:val="none"/>
         </w:rPr>
@@ -4605,16 +4777,18 @@
           <w:b/>
           <w:bCs/>
           <w:kern w:val="0"/>
-          <w:lang w:eastAsia="ru-RU"/>
-          <w14:ligatures w14:val="none"/>
-        </w:rPr>
-      </w:pPr>
-      <w:r>
-        <w:rPr>
-          <w:rFonts w:ascii="Times New Roman" w:eastAsia="Times New Roman" w:hAnsi="Times New Roman" w:cs="Times New Roman"/>
-          <w:b/>
-          <w:bCs/>
-          <w:kern w:val="0"/>
+          <w:highlight w:val="yellow"/>
+          <w:lang w:eastAsia="ru-RU"/>
+          <w14:ligatures w14:val="none"/>
+        </w:rPr>
+      </w:pPr>
+      <w:r>
+        <w:rPr>
+          <w:rFonts w:ascii="Times New Roman" w:eastAsia="Times New Roman" w:hAnsi="Times New Roman" w:cs="Times New Roman"/>
+          <w:b/>
+          <w:bCs/>
+          <w:kern w:val="0"/>
+          <w:highlight w:val="yellow"/>
           <w:lang w:eastAsia="ru-RU"/>
           <w14:ligatures w14:val="none"/>
         </w:rPr>
@@ -4626,6 +4800,7 @@
           <w:b/>
           <w:bCs/>
           <w:kern w:val="0"/>
+          <w:highlight w:val="yellow"/>
           <w:lang w:eastAsia="ru-RU"/>
           <w14:ligatures w14:val="none"/>
         </w:rPr>
@@ -4637,6 +4812,7 @@
           <w:b/>
           <w:bCs/>
           <w:kern w:val="0"/>
+          <w:highlight w:val="yellow"/>
           <w:lang w:eastAsia="ru-RU"/>
           <w14:ligatures w14:val="none"/>
         </w:rPr>
@@ -4655,16 +4831,18 @@
           <w:b/>
           <w:bCs/>
           <w:kern w:val="0"/>
-          <w:lang w:eastAsia="ru-RU"/>
-          <w14:ligatures w14:val="none"/>
-        </w:rPr>
-      </w:pPr>
-      <w:r>
-        <w:rPr>
-          <w:rFonts w:ascii="Times New Roman" w:eastAsia="Times New Roman" w:hAnsi="Times New Roman" w:cs="Times New Roman"/>
-          <w:b/>
-          <w:bCs/>
-          <w:kern w:val="0"/>
+          <w:highlight w:val="yellow"/>
+          <w:lang w:eastAsia="ru-RU"/>
+          <w14:ligatures w14:val="none"/>
+        </w:rPr>
+      </w:pPr>
+      <w:r>
+        <w:rPr>
+          <w:rFonts w:ascii="Times New Roman" w:eastAsia="Times New Roman" w:hAnsi="Times New Roman" w:cs="Times New Roman"/>
+          <w:b/>
+          <w:bCs/>
+          <w:kern w:val="0"/>
+          <w:highlight w:val="yellow"/>
           <w:lang w:eastAsia="ru-RU"/>
           <w14:ligatures w14:val="none"/>
         </w:rPr>
@@ -4676,6 +4854,7 @@
           <w:b/>
           <w:bCs/>
           <w:kern w:val="0"/>
+          <w:highlight w:val="yellow"/>
           <w:lang w:eastAsia="ru-RU"/>
           <w14:ligatures w14:val="none"/>
         </w:rPr>
@@ -4687,6 +4866,7 @@
           <w:b/>
           <w:bCs/>
           <w:kern w:val="0"/>
+          <w:highlight w:val="yellow"/>
           <w:lang w:eastAsia="ru-RU"/>
           <w14:ligatures w14:val="none"/>
         </w:rPr>
@@ -4703,16 +4883,18 @@
         <w:rPr>
           <w:rFonts w:ascii="Times New Roman" w:eastAsia="Times New Roman" w:hAnsi="Times New Roman" w:cs="Times New Roman"/>
           <w:kern w:val="0"/>
-          <w:lang w:eastAsia="ru-RU"/>
-          <w14:ligatures w14:val="none"/>
-        </w:rPr>
-      </w:pPr>
-      <w:r>
-        <w:rPr>
-          <w:rFonts w:ascii="Times New Roman" w:eastAsia="Times New Roman" w:hAnsi="Times New Roman" w:cs="Times New Roman"/>
-          <w:b/>
-          <w:bCs/>
-          <w:kern w:val="0"/>
+          <w:highlight w:val="yellow"/>
+          <w:lang w:eastAsia="ru-RU"/>
+          <w14:ligatures w14:val="none"/>
+        </w:rPr>
+      </w:pPr>
+      <w:r>
+        <w:rPr>
+          <w:rFonts w:ascii="Times New Roman" w:eastAsia="Times New Roman" w:hAnsi="Times New Roman" w:cs="Times New Roman"/>
+          <w:b/>
+          <w:bCs/>
+          <w:kern w:val="0"/>
+          <w:highlight w:val="yellow"/>
           <w:lang w:eastAsia="ru-RU"/>
           <w14:ligatures w14:val="none"/>
         </w:rPr>
@@ -4722,6 +4904,7 @@
         <w:rPr>
           <w:rFonts w:ascii="Times New Roman" w:eastAsia="Times New Roman" w:hAnsi="Times New Roman" w:cs="Times New Roman"/>
           <w:kern w:val="0"/>
+          <w:highlight w:val="yellow"/>
           <w:lang w:eastAsia="ru-RU"/>
           <w14:ligatures w14:val="none"/>
         </w:rPr>
@@ -4731,6 +4914,7 @@
         <w:rPr>
           <w:rFonts w:ascii="Times New Roman" w:eastAsia="Times New Roman" w:hAnsi="Times New Roman" w:cs="Times New Roman"/>
           <w:kern w:val="0"/>
+          <w:highlight w:val="yellow"/>
           <w:lang w:eastAsia="ru-RU"/>
           <w14:ligatures w14:val="none"/>
         </w:rPr>
@@ -4740,6 +4924,7 @@
         <w:rPr>
           <w:rFonts w:ascii="Times New Roman" w:eastAsia="Times New Roman" w:hAnsi="Times New Roman" w:cs="Times New Roman"/>
           <w:kern w:val="0"/>
+          <w:highlight w:val="yellow"/>
           <w:lang w:eastAsia="ru-RU"/>
           <w14:ligatures w14:val="none"/>
         </w:rPr>
@@ -4756,16 +4941,18 @@
         <w:rPr>
           <w:rFonts w:ascii="Times New Roman" w:eastAsia="Times New Roman" w:hAnsi="Times New Roman" w:cs="Times New Roman"/>
           <w:kern w:val="0"/>
-          <w:lang w:eastAsia="ru-RU"/>
-          <w14:ligatures w14:val="none"/>
-        </w:rPr>
-      </w:pPr>
-      <w:r>
-        <w:rPr>
-          <w:rFonts w:ascii="Times New Roman" w:eastAsia="Times New Roman" w:hAnsi="Times New Roman" w:cs="Times New Roman"/>
-          <w:b/>
-          <w:bCs/>
-          <w:kern w:val="0"/>
+          <w:highlight w:val="yellow"/>
+          <w:lang w:eastAsia="ru-RU"/>
+          <w14:ligatures w14:val="none"/>
+        </w:rPr>
+      </w:pPr>
+      <w:r>
+        <w:rPr>
+          <w:rFonts w:ascii="Times New Roman" w:eastAsia="Times New Roman" w:hAnsi="Times New Roman" w:cs="Times New Roman"/>
+          <w:b/>
+          <w:bCs/>
+          <w:kern w:val="0"/>
+          <w:highlight w:val="yellow"/>
           <w:lang w:eastAsia="ru-RU"/>
           <w14:ligatures w14:val="none"/>
         </w:rPr>
@@ -4793,20 +4980,33 @@
           <w:b/>
           <w:bCs/>
           <w:kern w:val="0"/>
-          <w:lang w:eastAsia="ru-RU"/>
-          <w14:ligatures w14:val="none"/>
-        </w:rPr>
-      </w:pPr>
-      <w:r>
-        <w:rPr>
-          <w:rFonts w:ascii="Times New Roman" w:eastAsia="Times New Roman" w:hAnsi="Times New Roman" w:cs="Times New Roman"/>
-          <w:b/>
-          <w:bCs/>
-          <w:kern w:val="0"/>
-          <w:lang w:eastAsia="ru-RU"/>
-          <w14:ligatures w14:val="none"/>
-        </w:rPr>
-        <w:t>3.3 Академический профиль</w:t>
+          <w:highlight w:val="yellow"/>
+          <w:lang w:eastAsia="ru-RU"/>
+          <w14:ligatures w14:val="none"/>
+        </w:rPr>
+      </w:pPr>
+      <w:r>
+        <w:rPr>
+          <w:rFonts w:ascii="Times New Roman" w:eastAsia="Times New Roman" w:hAnsi="Times New Roman" w:cs="Times New Roman"/>
+          <w:b/>
+          <w:bCs/>
+          <w:kern w:val="0"/>
+          <w:lang w:eastAsia="ru-RU"/>
+          <w14:ligatures w14:val="none"/>
+        </w:rPr>
+        <w:t xml:space="preserve">3.3 </w:t>
+      </w:r>
+      <w:r>
+        <w:rPr>
+          <w:rFonts w:ascii="Times New Roman" w:eastAsia="Times New Roman" w:hAnsi="Times New Roman" w:cs="Times New Roman"/>
+          <w:b/>
+          <w:bCs/>
+          <w:kern w:val="0"/>
+          <w:highlight w:val="yellow"/>
+          <w:lang w:eastAsia="ru-RU"/>
+          <w14:ligatures w14:val="none"/>
+        </w:rPr>
+        <w:t>Академический профиль</w:t>
       </w:r>
     </w:p>
     <w:p>
@@ -4818,16 +5018,18 @@
           <w:b/>
           <w:bCs/>
           <w:kern w:val="0"/>
-          <w:lang w:eastAsia="ru-RU"/>
-          <w14:ligatures w14:val="none"/>
-        </w:rPr>
-      </w:pPr>
-      <w:r>
-        <w:rPr>
-          <w:rFonts w:ascii="Times New Roman" w:eastAsia="Times New Roman" w:hAnsi="Times New Roman" w:cs="Times New Roman"/>
-          <w:b/>
-          <w:bCs/>
-          <w:kern w:val="0"/>
+          <w:highlight w:val="yellow"/>
+          <w:lang w:eastAsia="ru-RU"/>
+          <w14:ligatures w14:val="none"/>
+        </w:rPr>
+      </w:pPr>
+      <w:r>
+        <w:rPr>
+          <w:rFonts w:ascii="Times New Roman" w:eastAsia="Times New Roman" w:hAnsi="Times New Roman" w:cs="Times New Roman"/>
+          <w:b/>
+          <w:bCs/>
+          <w:kern w:val="0"/>
+          <w:highlight w:val="yellow"/>
           <w:lang w:eastAsia="ru-RU"/>
           <w14:ligatures w14:val="none"/>
         </w:rPr>
@@ -4844,14 +5046,16 @@
         <w:rPr>
           <w:rFonts w:ascii="Times New Roman" w:eastAsia="Times New Roman" w:hAnsi="Times New Roman" w:cs="Times New Roman"/>
           <w:kern w:val="0"/>
-          <w:lang w:eastAsia="ru-RU"/>
-          <w14:ligatures w14:val="none"/>
-        </w:rPr>
-      </w:pPr>
-      <w:r>
-        <w:rPr>
-          <w:rFonts w:ascii="Times New Roman" w:eastAsia="Times New Roman" w:hAnsi="Times New Roman" w:cs="Times New Roman"/>
-          <w:kern w:val="0"/>
+          <w:highlight w:val="yellow"/>
+          <w:lang w:eastAsia="ru-RU"/>
+          <w14:ligatures w14:val="none"/>
+        </w:rPr>
+      </w:pPr>
+      <w:r>
+        <w:rPr>
+          <w:rFonts w:ascii="Times New Roman" w:eastAsia="Times New Roman" w:hAnsi="Times New Roman" w:cs="Times New Roman"/>
+          <w:kern w:val="0"/>
+          <w:highlight w:val="yellow"/>
           <w:lang w:eastAsia="ru-RU"/>
           <w14:ligatures w14:val="none"/>
         </w:rPr>
@@ -4865,14 +5069,16 @@
         <w:rPr>
           <w:rFonts w:ascii="Times New Roman" w:eastAsia="Times New Roman" w:hAnsi="Times New Roman" w:cs="Times New Roman"/>
           <w:kern w:val="0"/>
-          <w:lang w:eastAsia="ru-RU"/>
-          <w14:ligatures w14:val="none"/>
-        </w:rPr>
-      </w:pPr>
-      <w:r>
-        <w:rPr>
-          <w:rFonts w:ascii="Times New Roman" w:eastAsia="Times New Roman" w:hAnsi="Times New Roman" w:cs="Times New Roman"/>
-          <w:kern w:val="0"/>
+          <w:highlight w:val="yellow"/>
+          <w:lang w:eastAsia="ru-RU"/>
+          <w14:ligatures w14:val="none"/>
+        </w:rPr>
+      </w:pPr>
+      <w:r>
+        <w:rPr>
+          <w:rFonts w:ascii="Times New Roman" w:eastAsia="Times New Roman" w:hAnsi="Times New Roman" w:cs="Times New Roman"/>
+          <w:kern w:val="0"/>
+          <w:highlight w:val="yellow"/>
           <w:lang w:eastAsia="ru-RU"/>
           <w14:ligatures w14:val="none"/>
         </w:rPr>
@@ -4886,14 +5092,16 @@
         <w:rPr>
           <w:rFonts w:ascii="Times New Roman" w:eastAsia="Times New Roman" w:hAnsi="Times New Roman" w:cs="Times New Roman"/>
           <w:kern w:val="0"/>
-          <w:lang w:eastAsia="ru-RU"/>
-          <w14:ligatures w14:val="none"/>
-        </w:rPr>
-      </w:pPr>
-      <w:r>
-        <w:rPr>
-          <w:rFonts w:ascii="Times New Roman" w:eastAsia="Times New Roman" w:hAnsi="Times New Roman" w:cs="Times New Roman"/>
-          <w:kern w:val="0"/>
+          <w:highlight w:val="yellow"/>
+          <w:lang w:eastAsia="ru-RU"/>
+          <w14:ligatures w14:val="none"/>
+        </w:rPr>
+      </w:pPr>
+      <w:r>
+        <w:rPr>
+          <w:rFonts w:ascii="Times New Roman" w:eastAsia="Times New Roman" w:hAnsi="Times New Roman" w:cs="Times New Roman"/>
+          <w:kern w:val="0"/>
+          <w:highlight w:val="yellow"/>
           <w:lang w:eastAsia="ru-RU"/>
           <w14:ligatures w14:val="none"/>
         </w:rPr>
@@ -4907,14 +5115,16 @@
         <w:rPr>
           <w:rFonts w:ascii="Times New Roman" w:eastAsia="Times New Roman" w:hAnsi="Times New Roman" w:cs="Times New Roman"/>
           <w:kern w:val="0"/>
-          <w:lang w:eastAsia="ru-RU"/>
-          <w14:ligatures w14:val="none"/>
-        </w:rPr>
-      </w:pPr>
-      <w:r>
-        <w:rPr>
-          <w:rFonts w:ascii="Times New Roman" w:eastAsia="Times New Roman" w:hAnsi="Times New Roman" w:cs="Times New Roman"/>
-          <w:kern w:val="0"/>
+          <w:highlight w:val="yellow"/>
+          <w:lang w:eastAsia="ru-RU"/>
+          <w14:ligatures w14:val="none"/>
+        </w:rPr>
+      </w:pPr>
+      <w:r>
+        <w:rPr>
+          <w:rFonts w:ascii="Times New Roman" w:eastAsia="Times New Roman" w:hAnsi="Times New Roman" w:cs="Times New Roman"/>
+          <w:kern w:val="0"/>
+          <w:highlight w:val="yellow"/>
           <w:lang w:eastAsia="ru-RU"/>
           <w14:ligatures w14:val="none"/>
         </w:rPr>
@@ -4931,14 +5141,16 @@
         <w:rPr>
           <w:rFonts w:ascii="Times New Roman" w:eastAsia="Times New Roman" w:hAnsi="Times New Roman" w:cs="Times New Roman"/>
           <w:kern w:val="0"/>
-          <w:lang w:eastAsia="ru-RU"/>
-          <w14:ligatures w14:val="none"/>
-        </w:rPr>
-      </w:pPr>
-      <w:r>
-        <w:rPr>
-          <w:rFonts w:ascii="Times New Roman" w:eastAsia="Times New Roman" w:hAnsi="Times New Roman" w:cs="Times New Roman"/>
-          <w:kern w:val="0"/>
+          <w:highlight w:val="yellow"/>
+          <w:lang w:eastAsia="ru-RU"/>
+          <w14:ligatures w14:val="none"/>
+        </w:rPr>
+      </w:pPr>
+      <w:r>
+        <w:rPr>
+          <w:rFonts w:ascii="Times New Roman" w:eastAsia="Times New Roman" w:hAnsi="Times New Roman" w:cs="Times New Roman"/>
+          <w:kern w:val="0"/>
+          <w:highlight w:val="yellow"/>
           <w:lang w:eastAsia="ru-RU"/>
           <w14:ligatures w14:val="none"/>
         </w:rPr>
@@ -4955,14 +5167,16 @@
         <w:rPr>
           <w:rFonts w:ascii="Times New Roman" w:eastAsia="Times New Roman" w:hAnsi="Times New Roman" w:cs="Times New Roman"/>
           <w:kern w:val="0"/>
-          <w:lang w:eastAsia="ru-RU"/>
-          <w14:ligatures w14:val="none"/>
-        </w:rPr>
-      </w:pPr>
-      <w:r>
-        <w:rPr>
-          <w:rFonts w:ascii="Times New Roman" w:eastAsia="Times New Roman" w:hAnsi="Times New Roman" w:cs="Times New Roman"/>
-          <w:kern w:val="0"/>
+          <w:highlight w:val="yellow"/>
+          <w:lang w:eastAsia="ru-RU"/>
+          <w14:ligatures w14:val="none"/>
+        </w:rPr>
+      </w:pPr>
+      <w:r>
+        <w:rPr>
+          <w:rFonts w:ascii="Times New Roman" w:eastAsia="Times New Roman" w:hAnsi="Times New Roman" w:cs="Times New Roman"/>
+          <w:kern w:val="0"/>
+          <w:highlight w:val="yellow"/>
           <w:lang w:eastAsia="ru-RU"/>
           <w14:ligatures w14:val="none"/>
         </w:rPr>
@@ -4979,14 +5193,16 @@
         <w:rPr>
           <w:rFonts w:ascii="Times New Roman" w:eastAsia="Times New Roman" w:hAnsi="Times New Roman" w:cs="Times New Roman"/>
           <w:kern w:val="0"/>
-          <w:lang w:eastAsia="ru-RU"/>
-          <w14:ligatures w14:val="none"/>
-        </w:rPr>
-      </w:pPr>
-      <w:r>
-        <w:rPr>
-          <w:rFonts w:ascii="Times New Roman" w:eastAsia="Times New Roman" w:hAnsi="Times New Roman" w:cs="Times New Roman"/>
-          <w:kern w:val="0"/>
+          <w:highlight w:val="yellow"/>
+          <w:lang w:eastAsia="ru-RU"/>
+          <w14:ligatures w14:val="none"/>
+        </w:rPr>
+      </w:pPr>
+      <w:r>
+        <w:rPr>
+          <w:rFonts w:ascii="Times New Roman" w:eastAsia="Times New Roman" w:hAnsi="Times New Roman" w:cs="Times New Roman"/>
+          <w:kern w:val="0"/>
+          <w:highlight w:val="yellow"/>
           <w:lang w:eastAsia="ru-RU"/>
           <w14:ligatures w14:val="none"/>
         </w:rPr>
@@ -5003,14 +5219,16 @@
         <w:rPr>
           <w:rFonts w:ascii="Times New Roman" w:eastAsia="Times New Roman" w:hAnsi="Times New Roman" w:cs="Times New Roman"/>
           <w:kern w:val="0"/>
-          <w:lang w:eastAsia="ru-RU"/>
-          <w14:ligatures w14:val="none"/>
-        </w:rPr>
-      </w:pPr>
-      <w:r>
-        <w:rPr>
-          <w:rFonts w:ascii="Times New Roman" w:eastAsia="Times New Roman" w:hAnsi="Times New Roman" w:cs="Times New Roman"/>
-          <w:kern w:val="0"/>
+          <w:highlight w:val="yellow"/>
+          <w:lang w:eastAsia="ru-RU"/>
+          <w14:ligatures w14:val="none"/>
+        </w:rPr>
+      </w:pPr>
+      <w:r>
+        <w:rPr>
+          <w:rFonts w:ascii="Times New Roman" w:eastAsia="Times New Roman" w:hAnsi="Times New Roman" w:cs="Times New Roman"/>
+          <w:kern w:val="0"/>
+          <w:highlight w:val="yellow"/>
           <w:lang w:eastAsia="ru-RU"/>
           <w14:ligatures w14:val="none"/>
         </w:rPr>
@@ -5150,6 +5368,7 @@
           <w:b/>
           <w:bCs/>
           <w:kern w:val="0"/>
+          <w:highlight w:val="yellow"/>
           <w:lang w:eastAsia="ru-RU"/>
           <w14:ligatures w14:val="none"/>
         </w:rPr>
@@ -5161,32 +5380,11 @@
           <w:b/>
           <w:bCs/>
           <w:kern w:val="0"/>
-          <w:lang w:eastAsia="ru-RU"/>
-          <w14:ligatures w14:val="none"/>
-        </w:rPr>
-        <w:t>3.</w:t>
-      </w:r>
-      <w:r>
-        <w:rPr>
-          <w:rFonts w:ascii="Times New Roman" w:eastAsia="Times New Roman" w:hAnsi="Times New Roman" w:cs="Times New Roman"/>
-          <w:b/>
-          <w:bCs/>
-          <w:kern w:val="0"/>
-          <w:lang w:eastAsia="ru-RU"/>
-          <w14:ligatures w14:val="none"/>
-        </w:rPr>
-        <w:t xml:space="preserve">4 </w:t>
-      </w:r>
-      <w:r>
-        <w:rPr>
-          <w:rFonts w:ascii="Times New Roman" w:eastAsia="Times New Roman" w:hAnsi="Times New Roman" w:cs="Times New Roman"/>
-          <w:b/>
-          <w:bCs/>
-          <w:kern w:val="0"/>
-          <w:lang w:eastAsia="ru-RU"/>
-          <w14:ligatures w14:val="none"/>
-        </w:rPr>
-        <w:t xml:space="preserve"> Внеучебная</w:t>
+          <w:highlight w:val="yellow"/>
+          <w:lang w:eastAsia="ru-RU"/>
+          <w14:ligatures w14:val="none"/>
+        </w:rPr>
+        <w:t>3.4  Внеучебная</w:t>
       </w:r>
       <w:proofErr w:type="gramEnd"/>
       <w:r>
@@ -5195,6 +5393,7 @@
           <w:b/>
           <w:bCs/>
           <w:kern w:val="0"/>
+          <w:highlight w:val="yellow"/>
           <w:lang w:eastAsia="ru-RU"/>
           <w14:ligatures w14:val="none"/>
         </w:rPr>
@@ -5210,38 +5409,30 @@
           <w:b/>
           <w:bCs/>
           <w:kern w:val="0"/>
-          <w:lang w:eastAsia="ru-RU"/>
-          <w14:ligatures w14:val="none"/>
-        </w:rPr>
-      </w:pPr>
-      <w:r>
-        <w:rPr>
-          <w:rFonts w:ascii="Times New Roman" w:eastAsia="Times New Roman" w:hAnsi="Times New Roman" w:cs="Times New Roman"/>
-          <w:b/>
-          <w:bCs/>
-          <w:kern w:val="0"/>
-          <w:lang w:eastAsia="ru-RU"/>
-          <w14:ligatures w14:val="none"/>
-        </w:rPr>
-        <w:t>Учет</w:t>
-      </w:r>
-      <w:r>
-        <w:rPr>
-          <w:rFonts w:ascii="Times New Roman" w:eastAsia="Times New Roman" w:hAnsi="Times New Roman" w:cs="Times New Roman"/>
-          <w:b/>
-          <w:bCs/>
-          <w:kern w:val="0"/>
-          <w:lang w:eastAsia="ru-RU"/>
-          <w14:ligatures w14:val="none"/>
-        </w:rPr>
-        <w:t xml:space="preserve"> интегрального </w:t>
-      </w:r>
-      <w:r>
-        <w:rPr>
-          <w:rFonts w:ascii="Times New Roman" w:eastAsia="Times New Roman" w:hAnsi="Times New Roman" w:cs="Times New Roman"/>
-          <w:b/>
-          <w:bCs/>
-          <w:kern w:val="0"/>
+          <w:highlight w:val="yellow"/>
+          <w:lang w:eastAsia="ru-RU"/>
+          <w14:ligatures w14:val="none"/>
+        </w:rPr>
+      </w:pPr>
+      <w:r>
+        <w:rPr>
+          <w:rFonts w:ascii="Times New Roman" w:eastAsia="Times New Roman" w:hAnsi="Times New Roman" w:cs="Times New Roman"/>
+          <w:b/>
+          <w:bCs/>
+          <w:kern w:val="0"/>
+          <w:highlight w:val="yellow"/>
+          <w:lang w:eastAsia="ru-RU"/>
+          <w14:ligatures w14:val="none"/>
+        </w:rPr>
+        <w:t xml:space="preserve">Учет интегрального </w:t>
+      </w:r>
+      <w:r>
+        <w:rPr>
+          <w:rFonts w:ascii="Times New Roman" w:eastAsia="Times New Roman" w:hAnsi="Times New Roman" w:cs="Times New Roman"/>
+          <w:b/>
+          <w:bCs/>
+          <w:kern w:val="0"/>
+          <w:highlight w:val="yellow"/>
           <w:lang w:val="en-US" w:eastAsia="ru-RU"/>
           <w14:ligatures w14:val="none"/>
         </w:rPr>
@@ -5253,6 +5444,7 @@
           <w:b/>
           <w:bCs/>
           <w:kern w:val="0"/>
+          <w:highlight w:val="yellow"/>
           <w:lang w:eastAsia="ru-RU"/>
           <w14:ligatures w14:val="none"/>
         </w:rPr>
@@ -5269,14 +5461,16 @@
         <w:rPr>
           <w:rFonts w:ascii="Times New Roman" w:eastAsia="Times New Roman" w:hAnsi="Times New Roman" w:cs="Times New Roman"/>
           <w:kern w:val="0"/>
-          <w:lang w:eastAsia="ru-RU"/>
-          <w14:ligatures w14:val="none"/>
-        </w:rPr>
-      </w:pPr>
-      <w:r>
-        <w:rPr>
-          <w:rFonts w:ascii="Times New Roman" w:eastAsia="Times New Roman" w:hAnsi="Times New Roman" w:cs="Times New Roman"/>
-          <w:kern w:val="0"/>
+          <w:highlight w:val="yellow"/>
+          <w:lang w:eastAsia="ru-RU"/>
+          <w14:ligatures w14:val="none"/>
+        </w:rPr>
+      </w:pPr>
+      <w:r>
+        <w:rPr>
+          <w:rFonts w:ascii="Times New Roman" w:eastAsia="Times New Roman" w:hAnsi="Times New Roman" w:cs="Times New Roman"/>
+          <w:kern w:val="0"/>
+          <w:highlight w:val="yellow"/>
           <w:lang w:eastAsia="ru-RU"/>
           <w14:ligatures w14:val="none"/>
         </w:rPr>
@@ -5293,14 +5487,16 @@
         <w:rPr>
           <w:rFonts w:ascii="Times New Roman" w:eastAsia="Times New Roman" w:hAnsi="Times New Roman" w:cs="Times New Roman"/>
           <w:kern w:val="0"/>
-          <w:lang w:eastAsia="ru-RU"/>
-          <w14:ligatures w14:val="none"/>
-        </w:rPr>
-      </w:pPr>
-      <w:r>
-        <w:rPr>
-          <w:rFonts w:ascii="Times New Roman" w:eastAsia="Times New Roman" w:hAnsi="Times New Roman" w:cs="Times New Roman"/>
-          <w:kern w:val="0"/>
+          <w:highlight w:val="yellow"/>
+          <w:lang w:eastAsia="ru-RU"/>
+          <w14:ligatures w14:val="none"/>
+        </w:rPr>
+      </w:pPr>
+      <w:r>
+        <w:rPr>
+          <w:rFonts w:ascii="Times New Roman" w:eastAsia="Times New Roman" w:hAnsi="Times New Roman" w:cs="Times New Roman"/>
+          <w:kern w:val="0"/>
+          <w:highlight w:val="yellow"/>
           <w:lang w:eastAsia="ru-RU"/>
           <w14:ligatures w14:val="none"/>
         </w:rPr>
@@ -5317,14 +5513,16 @@
         <w:rPr>
           <w:rFonts w:ascii="Times New Roman" w:eastAsia="Times New Roman" w:hAnsi="Times New Roman" w:cs="Times New Roman"/>
           <w:kern w:val="0"/>
-          <w:lang w:eastAsia="ru-RU"/>
-          <w14:ligatures w14:val="none"/>
-        </w:rPr>
-      </w:pPr>
-      <w:r>
-        <w:rPr>
-          <w:rFonts w:ascii="Times New Roman" w:eastAsia="Times New Roman" w:hAnsi="Times New Roman" w:cs="Times New Roman"/>
-          <w:kern w:val="0"/>
+          <w:highlight w:val="yellow"/>
+          <w:lang w:eastAsia="ru-RU"/>
+          <w14:ligatures w14:val="none"/>
+        </w:rPr>
+      </w:pPr>
+      <w:r>
+        <w:rPr>
+          <w:rFonts w:ascii="Times New Roman" w:eastAsia="Times New Roman" w:hAnsi="Times New Roman" w:cs="Times New Roman"/>
+          <w:kern w:val="0"/>
+          <w:highlight w:val="yellow"/>
           <w:lang w:eastAsia="ru-RU"/>
           <w14:ligatures w14:val="none"/>
         </w:rPr>
@@ -5341,14 +5539,16 @@
         <w:rPr>
           <w:rFonts w:ascii="Times New Roman" w:eastAsia="Times New Roman" w:hAnsi="Times New Roman" w:cs="Times New Roman"/>
           <w:kern w:val="0"/>
-          <w:lang w:eastAsia="ru-RU"/>
-          <w14:ligatures w14:val="none"/>
-        </w:rPr>
-      </w:pPr>
-      <w:r>
-        <w:rPr>
-          <w:rFonts w:ascii="Times New Roman" w:eastAsia="Times New Roman" w:hAnsi="Times New Roman" w:cs="Times New Roman"/>
-          <w:kern w:val="0"/>
+          <w:highlight w:val="yellow"/>
+          <w:lang w:eastAsia="ru-RU"/>
+          <w14:ligatures w14:val="none"/>
+        </w:rPr>
+      </w:pPr>
+      <w:r>
+        <w:rPr>
+          <w:rFonts w:ascii="Times New Roman" w:eastAsia="Times New Roman" w:hAnsi="Times New Roman" w:cs="Times New Roman"/>
+          <w:kern w:val="0"/>
+          <w:highlight w:val="yellow"/>
           <w:lang w:eastAsia="ru-RU"/>
           <w14:ligatures w14:val="none"/>
         </w:rPr>
@@ -5365,14 +5565,16 @@
         <w:rPr>
           <w:rFonts w:ascii="Times New Roman" w:eastAsia="Times New Roman" w:hAnsi="Times New Roman" w:cs="Times New Roman"/>
           <w:kern w:val="0"/>
-          <w:lang w:eastAsia="ru-RU"/>
-          <w14:ligatures w14:val="none"/>
-        </w:rPr>
-      </w:pPr>
-      <w:r>
-        <w:rPr>
-          <w:rFonts w:ascii="Times New Roman" w:eastAsia="Times New Roman" w:hAnsi="Times New Roman" w:cs="Times New Roman"/>
-          <w:kern w:val="0"/>
+          <w:highlight w:val="yellow"/>
+          <w:lang w:eastAsia="ru-RU"/>
+          <w14:ligatures w14:val="none"/>
+        </w:rPr>
+      </w:pPr>
+      <w:r>
+        <w:rPr>
+          <w:rFonts w:ascii="Times New Roman" w:eastAsia="Times New Roman" w:hAnsi="Times New Roman" w:cs="Times New Roman"/>
+          <w:kern w:val="0"/>
+          <w:highlight w:val="yellow"/>
           <w:lang w:eastAsia="ru-RU"/>
           <w14:ligatures w14:val="none"/>
         </w:rPr>
@@ -5383,37 +5585,11 @@
         <w:rPr>
           <w:rFonts w:ascii="Times New Roman" w:eastAsia="Times New Roman" w:hAnsi="Times New Roman" w:cs="Times New Roman"/>
           <w:kern w:val="0"/>
-          <w:lang w:eastAsia="ru-RU"/>
-          <w14:ligatures w14:val="none"/>
-        </w:rPr>
-        <w:t>Студенческ</w:t>
-      </w:r>
-      <w:r>
-        <w:rPr>
-          <w:rFonts w:ascii="Times New Roman" w:eastAsia="Times New Roman" w:hAnsi="Times New Roman" w:cs="Times New Roman"/>
-          <w:kern w:val="0"/>
-          <w:lang w:eastAsia="ru-RU"/>
-          <w14:ligatures w14:val="none"/>
-        </w:rPr>
-        <w:t xml:space="preserve">их </w:t>
-      </w:r>
-      <w:r>
-        <w:rPr>
-          <w:rFonts w:ascii="Times New Roman" w:eastAsia="Times New Roman" w:hAnsi="Times New Roman" w:cs="Times New Roman"/>
-          <w:kern w:val="0"/>
-          <w:lang w:eastAsia="ru-RU"/>
-          <w14:ligatures w14:val="none"/>
-        </w:rPr>
-        <w:t xml:space="preserve"> клуб</w:t>
-      </w:r>
-      <w:r>
-        <w:rPr>
-          <w:rFonts w:ascii="Times New Roman" w:eastAsia="Times New Roman" w:hAnsi="Times New Roman" w:cs="Times New Roman"/>
-          <w:kern w:val="0"/>
-          <w:lang w:eastAsia="ru-RU"/>
-          <w14:ligatures w14:val="none"/>
-        </w:rPr>
-        <w:t>ах</w:t>
+          <w:highlight w:val="yellow"/>
+          <w:lang w:eastAsia="ru-RU"/>
+          <w14:ligatures w14:val="none"/>
+        </w:rPr>
+        <w:t>Студенческих  клубах</w:t>
       </w:r>
       <w:proofErr w:type="gramEnd"/>
     </w:p>
@@ -5427,14 +5603,16 @@
         <w:rPr>
           <w:rFonts w:ascii="Times New Roman" w:eastAsia="Times New Roman" w:hAnsi="Times New Roman" w:cs="Times New Roman"/>
           <w:kern w:val="0"/>
-          <w:lang w:eastAsia="ru-RU"/>
-          <w14:ligatures w14:val="none"/>
-        </w:rPr>
-      </w:pPr>
-      <w:r>
-        <w:rPr>
-          <w:rFonts w:ascii="Times New Roman" w:eastAsia="Times New Roman" w:hAnsi="Times New Roman" w:cs="Times New Roman"/>
-          <w:kern w:val="0"/>
+          <w:highlight w:val="yellow"/>
+          <w:lang w:eastAsia="ru-RU"/>
+          <w14:ligatures w14:val="none"/>
+        </w:rPr>
+      </w:pPr>
+      <w:r>
+        <w:rPr>
+          <w:rFonts w:ascii="Times New Roman" w:eastAsia="Times New Roman" w:hAnsi="Times New Roman" w:cs="Times New Roman"/>
+          <w:kern w:val="0"/>
+          <w:highlight w:val="yellow"/>
           <w:lang w:eastAsia="ru-RU"/>
           <w14:ligatures w14:val="none"/>
         </w:rPr>
@@ -5451,37 +5629,20 @@
         <w:rPr>
           <w:rFonts w:ascii="Times New Roman" w:eastAsia="Times New Roman" w:hAnsi="Times New Roman" w:cs="Times New Roman"/>
           <w:kern w:val="0"/>
-          <w:lang w:eastAsia="ru-RU"/>
-          <w14:ligatures w14:val="none"/>
-        </w:rPr>
-      </w:pPr>
-      <w:r>
-        <w:rPr>
-          <w:rFonts w:ascii="Times New Roman" w:eastAsia="Times New Roman" w:hAnsi="Times New Roman" w:cs="Times New Roman"/>
-          <w:kern w:val="0"/>
-          <w:lang w:eastAsia="ru-RU"/>
-          <w14:ligatures w14:val="none"/>
-        </w:rPr>
-        <w:lastRenderedPageBreak/>
-        <w:t>Научные п</w:t>
-      </w:r>
-      <w:r>
-        <w:rPr>
-          <w:rFonts w:ascii="Times New Roman" w:eastAsia="Times New Roman" w:hAnsi="Times New Roman" w:cs="Times New Roman"/>
-          <w:kern w:val="0"/>
-          <w:lang w:eastAsia="ru-RU"/>
-          <w14:ligatures w14:val="none"/>
-        </w:rPr>
-        <w:t>убликации</w:t>
-      </w:r>
-      <w:r>
-        <w:rPr>
-          <w:rFonts w:ascii="Times New Roman" w:eastAsia="Times New Roman" w:hAnsi="Times New Roman" w:cs="Times New Roman"/>
-          <w:kern w:val="0"/>
-          <w:lang w:eastAsia="ru-RU"/>
-          <w14:ligatures w14:val="none"/>
-        </w:rPr>
-        <w:t xml:space="preserve"> (статьи)</w:t>
+          <w:highlight w:val="yellow"/>
+          <w:lang w:eastAsia="ru-RU"/>
+          <w14:ligatures w14:val="none"/>
+        </w:rPr>
+      </w:pPr>
+      <w:r>
+        <w:rPr>
+          <w:rFonts w:ascii="Times New Roman" w:eastAsia="Times New Roman" w:hAnsi="Times New Roman" w:cs="Times New Roman"/>
+          <w:kern w:val="0"/>
+          <w:highlight w:val="yellow"/>
+          <w:lang w:eastAsia="ru-RU"/>
+          <w14:ligatures w14:val="none"/>
+        </w:rPr>
+        <w:t>Научные публикации (статьи)</w:t>
       </w:r>
     </w:p>
     <w:p>
@@ -5494,14 +5655,16 @@
         <w:rPr>
           <w:rFonts w:ascii="Times New Roman" w:eastAsia="Times New Roman" w:hAnsi="Times New Roman" w:cs="Times New Roman"/>
           <w:kern w:val="0"/>
-          <w:lang w:eastAsia="ru-RU"/>
-          <w14:ligatures w14:val="none"/>
-        </w:rPr>
-      </w:pPr>
-      <w:r>
-        <w:rPr>
-          <w:rFonts w:ascii="Times New Roman" w:eastAsia="Times New Roman" w:hAnsi="Times New Roman" w:cs="Times New Roman"/>
-          <w:kern w:val="0"/>
+          <w:highlight w:val="yellow"/>
+          <w:lang w:eastAsia="ru-RU"/>
+          <w14:ligatures w14:val="none"/>
+        </w:rPr>
+      </w:pPr>
+      <w:r>
+        <w:rPr>
+          <w:rFonts w:ascii="Times New Roman" w:eastAsia="Times New Roman" w:hAnsi="Times New Roman" w:cs="Times New Roman"/>
+          <w:kern w:val="0"/>
+          <w:highlight w:val="yellow"/>
           <w:lang w:eastAsia="ru-RU"/>
           <w14:ligatures w14:val="none"/>
         </w:rPr>
@@ -5517,6 +5680,7 @@
           <w:b/>
           <w:bCs/>
           <w:kern w:val="0"/>
+          <w:highlight w:val="yellow"/>
           <w:lang w:eastAsia="ru-RU"/>
           <w14:ligatures w14:val="none"/>
         </w:rPr>
@@ -5531,31 +5695,22 @@
           <w:b/>
           <w:bCs/>
           <w:kern w:val="0"/>
-          <w:lang w:eastAsia="ru-RU"/>
-          <w14:ligatures w14:val="none"/>
-        </w:rPr>
-      </w:pPr>
-      <w:r>
-        <w:rPr>
-          <w:rFonts w:ascii="Times New Roman" w:eastAsia="Times New Roman" w:hAnsi="Times New Roman" w:cs="Times New Roman"/>
-          <w:b/>
-          <w:bCs/>
-          <w:kern w:val="0"/>
-          <w:lang w:eastAsia="ru-RU"/>
-          <w14:ligatures w14:val="none"/>
-        </w:rPr>
-        <w:t>Уровень д</w:t>
-      </w:r>
-      <w:r>
-        <w:rPr>
-          <w:rFonts w:ascii="Times New Roman" w:eastAsia="Times New Roman" w:hAnsi="Times New Roman" w:cs="Times New Roman"/>
-          <w:b/>
-          <w:bCs/>
-          <w:kern w:val="0"/>
-          <w:lang w:eastAsia="ru-RU"/>
-          <w14:ligatures w14:val="none"/>
-        </w:rPr>
-        <w:t>ля каждого достижения:</w:t>
+          <w:highlight w:val="yellow"/>
+          <w:lang w:eastAsia="ru-RU"/>
+          <w14:ligatures w14:val="none"/>
+        </w:rPr>
+      </w:pPr>
+      <w:r>
+        <w:rPr>
+          <w:rFonts w:ascii="Times New Roman" w:eastAsia="Times New Roman" w:hAnsi="Times New Roman" w:cs="Times New Roman"/>
+          <w:b/>
+          <w:bCs/>
+          <w:kern w:val="0"/>
+          <w:highlight w:val="yellow"/>
+          <w:lang w:eastAsia="ru-RU"/>
+          <w14:ligatures w14:val="none"/>
+        </w:rPr>
+        <w:t>Уровень для каждого достижения:</w:t>
       </w:r>
     </w:p>
     <w:p>
@@ -5570,16 +5725,18 @@
           <w:b/>
           <w:bCs/>
           <w:kern w:val="0"/>
-          <w:lang w:eastAsia="ru-RU"/>
-          <w14:ligatures w14:val="none"/>
-        </w:rPr>
-      </w:pPr>
-      <w:r>
-        <w:rPr>
-          <w:rFonts w:ascii="Times New Roman" w:eastAsia="Times New Roman" w:hAnsi="Times New Roman" w:cs="Times New Roman"/>
-          <w:b/>
-          <w:bCs/>
-          <w:kern w:val="0"/>
+          <w:highlight w:val="yellow"/>
+          <w:lang w:eastAsia="ru-RU"/>
+          <w14:ligatures w14:val="none"/>
+        </w:rPr>
+      </w:pPr>
+      <w:r>
+        <w:rPr>
+          <w:rFonts w:ascii="Times New Roman" w:eastAsia="Times New Roman" w:hAnsi="Times New Roman" w:cs="Times New Roman"/>
+          <w:b/>
+          <w:bCs/>
+          <w:kern w:val="0"/>
+          <w:highlight w:val="yellow"/>
           <w:lang w:eastAsia="ru-RU"/>
           <w14:ligatures w14:val="none"/>
         </w:rPr>
@@ -5593,14 +5750,16 @@
         <w:rPr>
           <w:rFonts w:ascii="Times New Roman" w:eastAsia="Times New Roman" w:hAnsi="Times New Roman" w:cs="Times New Roman"/>
           <w:kern w:val="0"/>
-          <w:lang w:eastAsia="ru-RU"/>
-          <w14:ligatures w14:val="none"/>
-        </w:rPr>
-      </w:pPr>
-      <w:r>
-        <w:rPr>
-          <w:rFonts w:ascii="Times New Roman" w:eastAsia="Times New Roman" w:hAnsi="Times New Roman" w:cs="Times New Roman"/>
-          <w:kern w:val="0"/>
+          <w:highlight w:val="yellow"/>
+          <w:lang w:eastAsia="ru-RU"/>
+          <w14:ligatures w14:val="none"/>
+        </w:rPr>
+      </w:pPr>
+      <w:r>
+        <w:rPr>
+          <w:rFonts w:ascii="Times New Roman" w:eastAsia="Times New Roman" w:hAnsi="Times New Roman" w:cs="Times New Roman"/>
+          <w:kern w:val="0"/>
+          <w:highlight w:val="yellow"/>
           <w:lang w:eastAsia="ru-RU"/>
           <w14:ligatures w14:val="none"/>
         </w:rPr>
@@ -5614,14 +5773,16 @@
         <w:rPr>
           <w:rFonts w:ascii="Times New Roman" w:eastAsia="Times New Roman" w:hAnsi="Times New Roman" w:cs="Times New Roman"/>
           <w:kern w:val="0"/>
-          <w:lang w:eastAsia="ru-RU"/>
-          <w14:ligatures w14:val="none"/>
-        </w:rPr>
-      </w:pPr>
-      <w:r>
-        <w:rPr>
-          <w:rFonts w:ascii="Times New Roman" w:eastAsia="Times New Roman" w:hAnsi="Times New Roman" w:cs="Times New Roman"/>
-          <w:kern w:val="0"/>
+          <w:highlight w:val="yellow"/>
+          <w:lang w:eastAsia="ru-RU"/>
+          <w14:ligatures w14:val="none"/>
+        </w:rPr>
+      </w:pPr>
+      <w:r>
+        <w:rPr>
+          <w:rFonts w:ascii="Times New Roman" w:eastAsia="Times New Roman" w:hAnsi="Times New Roman" w:cs="Times New Roman"/>
+          <w:kern w:val="0"/>
+          <w:highlight w:val="yellow"/>
           <w:lang w:eastAsia="ru-RU"/>
           <w14:ligatures w14:val="none"/>
         </w:rPr>
@@ -5635,14 +5796,16 @@
         <w:rPr>
           <w:rFonts w:ascii="Times New Roman" w:eastAsia="Times New Roman" w:hAnsi="Times New Roman" w:cs="Times New Roman"/>
           <w:kern w:val="0"/>
-          <w:lang w:eastAsia="ru-RU"/>
-          <w14:ligatures w14:val="none"/>
-        </w:rPr>
-      </w:pPr>
-      <w:r>
-        <w:rPr>
-          <w:rFonts w:ascii="Times New Roman" w:eastAsia="Times New Roman" w:hAnsi="Times New Roman" w:cs="Times New Roman"/>
-          <w:kern w:val="0"/>
+          <w:highlight w:val="yellow"/>
+          <w:lang w:eastAsia="ru-RU"/>
+          <w14:ligatures w14:val="none"/>
+        </w:rPr>
+      </w:pPr>
+      <w:r>
+        <w:rPr>
+          <w:rFonts w:ascii="Times New Roman" w:eastAsia="Times New Roman" w:hAnsi="Times New Roman" w:cs="Times New Roman"/>
+          <w:kern w:val="0"/>
+          <w:highlight w:val="yellow"/>
           <w:lang w:eastAsia="ru-RU"/>
           <w14:ligatures w14:val="none"/>
         </w:rPr>
@@ -5656,14 +5819,16 @@
         <w:rPr>
           <w:rFonts w:ascii="Times New Roman" w:eastAsia="Times New Roman" w:hAnsi="Times New Roman" w:cs="Times New Roman"/>
           <w:kern w:val="0"/>
-          <w:lang w:eastAsia="ru-RU"/>
-          <w14:ligatures w14:val="none"/>
-        </w:rPr>
-      </w:pPr>
-      <w:r>
-        <w:rPr>
-          <w:rFonts w:ascii="Times New Roman" w:eastAsia="Times New Roman" w:hAnsi="Times New Roman" w:cs="Times New Roman"/>
-          <w:kern w:val="0"/>
+          <w:highlight w:val="yellow"/>
+          <w:lang w:eastAsia="ru-RU"/>
+          <w14:ligatures w14:val="none"/>
+        </w:rPr>
+      </w:pPr>
+      <w:r>
+        <w:rPr>
+          <w:rFonts w:ascii="Times New Roman" w:eastAsia="Times New Roman" w:hAnsi="Times New Roman" w:cs="Times New Roman"/>
+          <w:kern w:val="0"/>
+          <w:highlight w:val="yellow"/>
           <w:lang w:eastAsia="ru-RU"/>
           <w14:ligatures w14:val="none"/>
         </w:rPr>
@@ -5677,6 +5842,7 @@
         <w:rPr>
           <w:rFonts w:ascii="Times New Roman" w:eastAsia="Times New Roman" w:hAnsi="Times New Roman" w:cs="Times New Roman"/>
           <w:kern w:val="0"/>
+          <w:highlight w:val="yellow"/>
           <w:lang w:eastAsia="ru-RU"/>
           <w14:ligatures w14:val="none"/>
         </w:rPr>
@@ -5694,16 +5860,18 @@
           <w:b/>
           <w:bCs/>
           <w:kern w:val="0"/>
-          <w:lang w:eastAsia="ru-RU"/>
-          <w14:ligatures w14:val="none"/>
-        </w:rPr>
-      </w:pPr>
-      <w:r>
-        <w:rPr>
-          <w:rFonts w:ascii="Times New Roman" w:eastAsia="Times New Roman" w:hAnsi="Times New Roman" w:cs="Times New Roman"/>
-          <w:b/>
-          <w:bCs/>
-          <w:kern w:val="0"/>
+          <w:highlight w:val="yellow"/>
+          <w:lang w:eastAsia="ru-RU"/>
+          <w14:ligatures w14:val="none"/>
+        </w:rPr>
+      </w:pPr>
+      <w:r>
+        <w:rPr>
+          <w:rFonts w:ascii="Times New Roman" w:eastAsia="Times New Roman" w:hAnsi="Times New Roman" w:cs="Times New Roman"/>
+          <w:b/>
+          <w:bCs/>
+          <w:kern w:val="0"/>
+          <w:highlight w:val="yellow"/>
           <w:lang w:eastAsia="ru-RU"/>
           <w14:ligatures w14:val="none"/>
         </w:rPr>
@@ -5717,14 +5885,16 @@
         <w:rPr>
           <w:rFonts w:ascii="Times New Roman" w:eastAsia="Times New Roman" w:hAnsi="Times New Roman" w:cs="Times New Roman"/>
           <w:kern w:val="0"/>
-          <w:lang w:eastAsia="ru-RU"/>
-          <w14:ligatures w14:val="none"/>
-        </w:rPr>
-      </w:pPr>
-      <w:r>
-        <w:rPr>
-          <w:rFonts w:ascii="Times New Roman" w:eastAsia="Times New Roman" w:hAnsi="Times New Roman" w:cs="Times New Roman"/>
-          <w:kern w:val="0"/>
+          <w:highlight w:val="yellow"/>
+          <w:lang w:eastAsia="ru-RU"/>
+          <w14:ligatures w14:val="none"/>
+        </w:rPr>
+      </w:pPr>
+      <w:r>
+        <w:rPr>
+          <w:rFonts w:ascii="Times New Roman" w:eastAsia="Times New Roman" w:hAnsi="Times New Roman" w:cs="Times New Roman"/>
+          <w:kern w:val="0"/>
+          <w:highlight w:val="yellow"/>
           <w:lang w:eastAsia="ru-RU"/>
           <w14:ligatures w14:val="none"/>
         </w:rPr>
@@ -5738,14 +5908,16 @@
         <w:rPr>
           <w:rFonts w:ascii="Times New Roman" w:eastAsia="Times New Roman" w:hAnsi="Times New Roman" w:cs="Times New Roman"/>
           <w:kern w:val="0"/>
-          <w:lang w:eastAsia="ru-RU"/>
-          <w14:ligatures w14:val="none"/>
-        </w:rPr>
-      </w:pPr>
-      <w:r>
-        <w:rPr>
-          <w:rFonts w:ascii="Times New Roman" w:eastAsia="Times New Roman" w:hAnsi="Times New Roman" w:cs="Times New Roman"/>
-          <w:kern w:val="0"/>
+          <w:highlight w:val="yellow"/>
+          <w:lang w:eastAsia="ru-RU"/>
+          <w14:ligatures w14:val="none"/>
+        </w:rPr>
+      </w:pPr>
+      <w:r>
+        <w:rPr>
+          <w:rFonts w:ascii="Times New Roman" w:eastAsia="Times New Roman" w:hAnsi="Times New Roman" w:cs="Times New Roman"/>
+          <w:kern w:val="0"/>
+          <w:highlight w:val="yellow"/>
           <w:lang w:eastAsia="ru-RU"/>
           <w14:ligatures w14:val="none"/>
         </w:rPr>
@@ -5759,14 +5931,16 @@
         <w:rPr>
           <w:rFonts w:ascii="Times New Roman" w:eastAsia="Times New Roman" w:hAnsi="Times New Roman" w:cs="Times New Roman"/>
           <w:kern w:val="0"/>
-          <w:lang w:eastAsia="ru-RU"/>
-          <w14:ligatures w14:val="none"/>
-        </w:rPr>
-      </w:pPr>
-      <w:r>
-        <w:rPr>
-          <w:rFonts w:ascii="Times New Roman" w:eastAsia="Times New Roman" w:hAnsi="Times New Roman" w:cs="Times New Roman"/>
-          <w:kern w:val="0"/>
+          <w:highlight w:val="yellow"/>
+          <w:lang w:eastAsia="ru-RU"/>
+          <w14:ligatures w14:val="none"/>
+        </w:rPr>
+      </w:pPr>
+      <w:r>
+        <w:rPr>
+          <w:rFonts w:ascii="Times New Roman" w:eastAsia="Times New Roman" w:hAnsi="Times New Roman" w:cs="Times New Roman"/>
+          <w:kern w:val="0"/>
+          <w:highlight w:val="yellow"/>
           <w:lang w:eastAsia="ru-RU"/>
           <w14:ligatures w14:val="none"/>
         </w:rPr>
@@ -5780,14 +5954,16 @@
         <w:rPr>
           <w:rFonts w:ascii="Times New Roman" w:eastAsia="Times New Roman" w:hAnsi="Times New Roman" w:cs="Times New Roman"/>
           <w:kern w:val="0"/>
-          <w:lang w:eastAsia="ru-RU"/>
-          <w14:ligatures w14:val="none"/>
-        </w:rPr>
-      </w:pPr>
-      <w:r>
-        <w:rPr>
-          <w:rFonts w:ascii="Times New Roman" w:eastAsia="Times New Roman" w:hAnsi="Times New Roman" w:cs="Times New Roman"/>
-          <w:kern w:val="0"/>
+          <w:highlight w:val="yellow"/>
+          <w:lang w:eastAsia="ru-RU"/>
+          <w14:ligatures w14:val="none"/>
+        </w:rPr>
+      </w:pPr>
+      <w:r>
+        <w:rPr>
+          <w:rFonts w:ascii="Times New Roman" w:eastAsia="Times New Roman" w:hAnsi="Times New Roman" w:cs="Times New Roman"/>
+          <w:kern w:val="0"/>
+          <w:highlight w:val="yellow"/>
           <w:lang w:eastAsia="ru-RU"/>
           <w14:ligatures w14:val="none"/>
         </w:rPr>
@@ -5801,6 +5977,7 @@
         <w:rPr>
           <w:rFonts w:ascii="Times New Roman" w:eastAsia="Times New Roman" w:hAnsi="Times New Roman" w:cs="Times New Roman"/>
           <w:kern w:val="0"/>
+          <w:highlight w:val="yellow"/>
           <w:lang w:eastAsia="ru-RU"/>
           <w14:ligatures w14:val="none"/>
         </w:rPr>
@@ -5816,16 +5993,18 @@
         <w:rPr>
           <w:rFonts w:ascii="Times New Roman" w:eastAsia="Times New Roman" w:hAnsi="Times New Roman" w:cs="Times New Roman"/>
           <w:kern w:val="0"/>
-          <w:lang w:eastAsia="ru-RU"/>
-          <w14:ligatures w14:val="none"/>
-        </w:rPr>
-      </w:pPr>
-      <w:r>
-        <w:rPr>
-          <w:rFonts w:ascii="Times New Roman" w:eastAsia="Times New Roman" w:hAnsi="Times New Roman" w:cs="Times New Roman"/>
-          <w:b/>
-          <w:bCs/>
-          <w:kern w:val="0"/>
+          <w:highlight w:val="yellow"/>
+          <w:lang w:eastAsia="ru-RU"/>
+          <w14:ligatures w14:val="none"/>
+        </w:rPr>
+      </w:pPr>
+      <w:r>
+        <w:rPr>
+          <w:rFonts w:ascii="Times New Roman" w:eastAsia="Times New Roman" w:hAnsi="Times New Roman" w:cs="Times New Roman"/>
+          <w:b/>
+          <w:bCs/>
+          <w:kern w:val="0"/>
+          <w:highlight w:val="yellow"/>
           <w:lang w:eastAsia="ru-RU"/>
           <w14:ligatures w14:val="none"/>
         </w:rPr>
@@ -5835,6 +6014,7 @@
         <w:rPr>
           <w:rFonts w:ascii="Times New Roman" w:eastAsia="Times New Roman" w:hAnsi="Times New Roman" w:cs="Times New Roman"/>
           <w:kern w:val="0"/>
+          <w:highlight w:val="yellow"/>
           <w:lang w:eastAsia="ru-RU"/>
           <w14:ligatures w14:val="none"/>
         </w:rPr>
@@ -5847,6 +6027,7 @@
         <w:rPr>
           <w:rFonts w:ascii="Times New Roman" w:eastAsia="Times New Roman" w:hAnsi="Times New Roman" w:cs="Times New Roman"/>
           <w:kern w:val="0"/>
+          <w:highlight w:val="yellow"/>
           <w:lang w:eastAsia="ru-RU"/>
           <w14:ligatures w14:val="none"/>
         </w:rPr>
@@ -5862,6 +6043,7 @@
           <w:b/>
           <w:bCs/>
           <w:kern w:val="0"/>
+          <w:highlight w:val="yellow"/>
           <w:lang w:eastAsia="ru-RU"/>
           <w14:ligatures w14:val="none"/>
         </w:rPr>
@@ -5873,32 +6055,11 @@
           <w:b/>
           <w:bCs/>
           <w:kern w:val="0"/>
-          <w:lang w:eastAsia="ru-RU"/>
-          <w14:ligatures w14:val="none"/>
-        </w:rPr>
-        <w:t>3.</w:t>
-      </w:r>
-      <w:r>
-        <w:rPr>
-          <w:rFonts w:ascii="Times New Roman" w:eastAsia="Times New Roman" w:hAnsi="Times New Roman" w:cs="Times New Roman"/>
-          <w:b/>
-          <w:bCs/>
-          <w:kern w:val="0"/>
-          <w:lang w:eastAsia="ru-RU"/>
-          <w14:ligatures w14:val="none"/>
-        </w:rPr>
-        <w:t xml:space="preserve">5 </w:t>
-      </w:r>
-      <w:r>
-        <w:rPr>
-          <w:rFonts w:ascii="Times New Roman" w:eastAsia="Times New Roman" w:hAnsi="Times New Roman" w:cs="Times New Roman"/>
-          <w:b/>
-          <w:bCs/>
-          <w:kern w:val="0"/>
-          <w:lang w:eastAsia="ru-RU"/>
-          <w14:ligatures w14:val="none"/>
-        </w:rPr>
-        <w:t xml:space="preserve"> Цифровое</w:t>
+          <w:highlight w:val="yellow"/>
+          <w:lang w:eastAsia="ru-RU"/>
+          <w14:ligatures w14:val="none"/>
+        </w:rPr>
+        <w:t>3.5  Цифровое</w:t>
       </w:r>
       <w:proofErr w:type="gramEnd"/>
       <w:r>
@@ -5907,37 +6068,29 @@
           <w:b/>
           <w:bCs/>
           <w:kern w:val="0"/>
-          <w:lang w:eastAsia="ru-RU"/>
-          <w14:ligatures w14:val="none"/>
-        </w:rPr>
-        <w:t xml:space="preserve"> портфолио</w:t>
-      </w:r>
-      <w:r>
-        <w:rPr>
-          <w:rFonts w:ascii="Times New Roman" w:eastAsia="Times New Roman" w:hAnsi="Times New Roman" w:cs="Times New Roman"/>
-          <w:b/>
-          <w:bCs/>
-          <w:kern w:val="0"/>
-          <w:lang w:eastAsia="ru-RU"/>
-          <w14:ligatures w14:val="none"/>
-        </w:rPr>
-        <w:t xml:space="preserve"> студента </w:t>
-      </w:r>
-    </w:p>
-    <w:p>
-      <w:pPr>
-        <w:spacing w:after="0" w:line="240" w:lineRule="auto"/>
-        <w:rPr>
-          <w:rFonts w:ascii="Times New Roman" w:eastAsia="Times New Roman" w:hAnsi="Times New Roman" w:cs="Times New Roman"/>
-          <w:kern w:val="0"/>
-          <w:lang w:eastAsia="ru-RU"/>
-          <w14:ligatures w14:val="none"/>
-        </w:rPr>
-      </w:pPr>
-      <w:r>
-        <w:rPr>
-          <w:rFonts w:ascii="Times New Roman" w:eastAsia="Times New Roman" w:hAnsi="Times New Roman" w:cs="Times New Roman"/>
-          <w:kern w:val="0"/>
+          <w:highlight w:val="yellow"/>
+          <w:lang w:eastAsia="ru-RU"/>
+          <w14:ligatures w14:val="none"/>
+        </w:rPr>
+        <w:t xml:space="preserve"> портфолио студента </w:t>
+      </w:r>
+    </w:p>
+    <w:p>
+      <w:pPr>
+        <w:spacing w:after="0" w:line="240" w:lineRule="auto"/>
+        <w:rPr>
+          <w:rFonts w:ascii="Times New Roman" w:eastAsia="Times New Roman" w:hAnsi="Times New Roman" w:cs="Times New Roman"/>
+          <w:kern w:val="0"/>
+          <w:highlight w:val="yellow"/>
+          <w:lang w:eastAsia="ru-RU"/>
+          <w14:ligatures w14:val="none"/>
+        </w:rPr>
+      </w:pPr>
+      <w:r>
+        <w:rPr>
+          <w:rFonts w:ascii="Times New Roman" w:eastAsia="Times New Roman" w:hAnsi="Times New Roman" w:cs="Times New Roman"/>
+          <w:kern w:val="0"/>
+          <w:highlight w:val="yellow"/>
           <w:lang w:eastAsia="ru-RU"/>
           <w14:ligatures w14:val="none"/>
         </w:rPr>
@@ -5954,14 +6107,16 @@
         <w:rPr>
           <w:rFonts w:ascii="Times New Roman" w:eastAsia="Times New Roman" w:hAnsi="Times New Roman" w:cs="Times New Roman"/>
           <w:kern w:val="0"/>
-          <w:lang w:eastAsia="ru-RU"/>
-          <w14:ligatures w14:val="none"/>
-        </w:rPr>
-      </w:pPr>
-      <w:r>
-        <w:rPr>
-          <w:rFonts w:ascii="Times New Roman" w:eastAsia="Times New Roman" w:hAnsi="Times New Roman" w:cs="Times New Roman"/>
-          <w:kern w:val="0"/>
+          <w:highlight w:val="yellow"/>
+          <w:lang w:eastAsia="ru-RU"/>
+          <w14:ligatures w14:val="none"/>
+        </w:rPr>
+      </w:pPr>
+      <w:r>
+        <w:rPr>
+          <w:rFonts w:ascii="Times New Roman" w:eastAsia="Times New Roman" w:hAnsi="Times New Roman" w:cs="Times New Roman"/>
+          <w:kern w:val="0"/>
+          <w:highlight w:val="yellow"/>
           <w:lang w:eastAsia="ru-RU"/>
           <w14:ligatures w14:val="none"/>
         </w:rPr>
@@ -5978,14 +6133,16 @@
         <w:rPr>
           <w:rFonts w:ascii="Times New Roman" w:eastAsia="Times New Roman" w:hAnsi="Times New Roman" w:cs="Times New Roman"/>
           <w:kern w:val="0"/>
-          <w:lang w:eastAsia="ru-RU"/>
-          <w14:ligatures w14:val="none"/>
-        </w:rPr>
-      </w:pPr>
-      <w:r>
-        <w:rPr>
-          <w:rFonts w:ascii="Times New Roman" w:eastAsia="Times New Roman" w:hAnsi="Times New Roman" w:cs="Times New Roman"/>
-          <w:kern w:val="0"/>
+          <w:highlight w:val="yellow"/>
+          <w:lang w:eastAsia="ru-RU"/>
+          <w14:ligatures w14:val="none"/>
+        </w:rPr>
+      </w:pPr>
+      <w:r>
+        <w:rPr>
+          <w:rFonts w:ascii="Times New Roman" w:eastAsia="Times New Roman" w:hAnsi="Times New Roman" w:cs="Times New Roman"/>
+          <w:kern w:val="0"/>
+          <w:highlight w:val="yellow"/>
           <w:lang w:eastAsia="ru-RU"/>
           <w14:ligatures w14:val="none"/>
         </w:rPr>
@@ -6002,14 +6159,16 @@
         <w:rPr>
           <w:rFonts w:ascii="Times New Roman" w:eastAsia="Times New Roman" w:hAnsi="Times New Roman" w:cs="Times New Roman"/>
           <w:kern w:val="0"/>
-          <w:lang w:eastAsia="ru-RU"/>
-          <w14:ligatures w14:val="none"/>
-        </w:rPr>
-      </w:pPr>
-      <w:r>
-        <w:rPr>
-          <w:rFonts w:ascii="Times New Roman" w:eastAsia="Times New Roman" w:hAnsi="Times New Roman" w:cs="Times New Roman"/>
-          <w:kern w:val="0"/>
+          <w:highlight w:val="yellow"/>
+          <w:lang w:eastAsia="ru-RU"/>
+          <w14:ligatures w14:val="none"/>
+        </w:rPr>
+      </w:pPr>
+      <w:r>
+        <w:rPr>
+          <w:rFonts w:ascii="Times New Roman" w:eastAsia="Times New Roman" w:hAnsi="Times New Roman" w:cs="Times New Roman"/>
+          <w:kern w:val="0"/>
+          <w:highlight w:val="yellow"/>
           <w:lang w:eastAsia="ru-RU"/>
           <w14:ligatures w14:val="none"/>
         </w:rPr>
@@ -6026,14 +6185,16 @@
         <w:rPr>
           <w:rFonts w:ascii="Times New Roman" w:eastAsia="Times New Roman" w:hAnsi="Times New Roman" w:cs="Times New Roman"/>
           <w:kern w:val="0"/>
-          <w:lang w:eastAsia="ru-RU"/>
-          <w14:ligatures w14:val="none"/>
-        </w:rPr>
-      </w:pPr>
-      <w:r>
-        <w:rPr>
-          <w:rFonts w:ascii="Times New Roman" w:eastAsia="Times New Roman" w:hAnsi="Times New Roman" w:cs="Times New Roman"/>
-          <w:kern w:val="0"/>
+          <w:highlight w:val="yellow"/>
+          <w:lang w:eastAsia="ru-RU"/>
+          <w14:ligatures w14:val="none"/>
+        </w:rPr>
+      </w:pPr>
+      <w:r>
+        <w:rPr>
+          <w:rFonts w:ascii="Times New Roman" w:eastAsia="Times New Roman" w:hAnsi="Times New Roman" w:cs="Times New Roman"/>
+          <w:kern w:val="0"/>
+          <w:highlight w:val="yellow"/>
           <w:lang w:eastAsia="ru-RU"/>
           <w14:ligatures w14:val="none"/>
         </w:rPr>
@@ -6050,14 +6211,16 @@
         <w:rPr>
           <w:rFonts w:ascii="Times New Roman" w:eastAsia="Times New Roman" w:hAnsi="Times New Roman" w:cs="Times New Roman"/>
           <w:kern w:val="0"/>
-          <w:lang w:eastAsia="ru-RU"/>
-          <w14:ligatures w14:val="none"/>
-        </w:rPr>
-      </w:pPr>
-      <w:r>
-        <w:rPr>
-          <w:rFonts w:ascii="Times New Roman" w:eastAsia="Times New Roman" w:hAnsi="Times New Roman" w:cs="Times New Roman"/>
-          <w:kern w:val="0"/>
+          <w:highlight w:val="yellow"/>
+          <w:lang w:eastAsia="ru-RU"/>
+          <w14:ligatures w14:val="none"/>
+        </w:rPr>
+      </w:pPr>
+      <w:r>
+        <w:rPr>
+          <w:rFonts w:ascii="Times New Roman" w:eastAsia="Times New Roman" w:hAnsi="Times New Roman" w:cs="Times New Roman"/>
+          <w:kern w:val="0"/>
+          <w:highlight w:val="yellow"/>
           <w:lang w:eastAsia="ru-RU"/>
           <w14:ligatures w14:val="none"/>
         </w:rPr>
@@ -6074,14 +6237,16 @@
         <w:rPr>
           <w:rFonts w:ascii="Times New Roman" w:eastAsia="Times New Roman" w:hAnsi="Times New Roman" w:cs="Times New Roman"/>
           <w:kern w:val="0"/>
-          <w:lang w:eastAsia="ru-RU"/>
-          <w14:ligatures w14:val="none"/>
-        </w:rPr>
-      </w:pPr>
-      <w:r>
-        <w:rPr>
-          <w:rFonts w:ascii="Times New Roman" w:eastAsia="Times New Roman" w:hAnsi="Times New Roman" w:cs="Times New Roman"/>
-          <w:kern w:val="0"/>
+          <w:highlight w:val="yellow"/>
+          <w:lang w:eastAsia="ru-RU"/>
+          <w14:ligatures w14:val="none"/>
+        </w:rPr>
+      </w:pPr>
+      <w:r>
+        <w:rPr>
+          <w:rFonts w:ascii="Times New Roman" w:eastAsia="Times New Roman" w:hAnsi="Times New Roman" w:cs="Times New Roman"/>
+          <w:kern w:val="0"/>
+          <w:highlight w:val="yellow"/>
           <w:lang w:eastAsia="ru-RU"/>
           <w14:ligatures w14:val="none"/>
         </w:rPr>
@@ -6099,6 +6264,7 @@
           <w:rFonts w:ascii="Times New Roman" w:eastAsia="Times New Roman" w:hAnsi="Times New Roman" w:cs="Times New Roman"/>
           <w:color w:val="00B0F0"/>
           <w:kern w:val="0"/>
+          <w:highlight w:val="yellow"/>
           <w:lang w:eastAsia="ru-RU"/>
           <w14:ligatures w14:val="none"/>
         </w:rPr>
@@ -6108,6 +6274,7 @@
           <w:rFonts w:ascii="Times New Roman" w:eastAsia="Times New Roman" w:hAnsi="Times New Roman" w:cs="Times New Roman"/>
           <w:color w:val="00B0F0"/>
           <w:kern w:val="0"/>
+          <w:highlight w:val="yellow"/>
           <w:lang w:eastAsia="ru-RU"/>
           <w14:ligatures w14:val="none"/>
         </w:rPr>
@@ -6128,111 +6295,42 @@
         <w:rPr>
           <w:rFonts w:ascii="Times New Roman" w:eastAsia="Times New Roman" w:hAnsi="Times New Roman" w:cs="Times New Roman"/>
           <w:kern w:val="0"/>
-          <w:lang w:eastAsia="ru-RU"/>
-          <w14:ligatures w14:val="none"/>
-        </w:rPr>
-        <w:t>Поддерживаемые форматы:</w:t>
-      </w:r>
-      <w:r>
-        <w:rPr>
-          <w:rFonts w:ascii="Times New Roman" w:eastAsia="Times New Roman" w:hAnsi="Times New Roman" w:cs="Times New Roman"/>
-          <w:kern w:val="0"/>
-          <w:lang w:eastAsia="ru-RU"/>
-          <w14:ligatures w14:val="none"/>
-        </w:rPr>
-        <w:t xml:space="preserve"> (</w:t>
-      </w:r>
-      <w:r>
-        <w:rPr>
-          <w:rFonts w:ascii="Times New Roman" w:eastAsia="Times New Roman" w:hAnsi="Times New Roman" w:cs="Times New Roman"/>
-          <w:kern w:val="0"/>
-          <w:lang w:eastAsia="ru-RU"/>
-          <w14:ligatures w14:val="none"/>
-        </w:rPr>
-        <w:t>PDF</w:t>
-      </w:r>
-      <w:r>
-        <w:rPr>
-          <w:rFonts w:ascii="Times New Roman" w:eastAsia="Times New Roman" w:hAnsi="Times New Roman" w:cs="Times New Roman"/>
-          <w:kern w:val="0"/>
-          <w:lang w:eastAsia="ru-RU"/>
-          <w14:ligatures w14:val="none"/>
-        </w:rPr>
-        <w:t xml:space="preserve">, </w:t>
+          <w:highlight w:val="yellow"/>
+          <w:lang w:eastAsia="ru-RU"/>
+          <w14:ligatures w14:val="none"/>
+        </w:rPr>
+        <w:t xml:space="preserve">Поддерживаемые форматы: (PDF, </w:t>
       </w:r>
       <w:proofErr w:type="gramStart"/>
       <w:r>
         <w:rPr>
           <w:rFonts w:ascii="Times New Roman" w:eastAsia="Times New Roman" w:hAnsi="Times New Roman" w:cs="Times New Roman"/>
           <w:kern w:val="0"/>
-          <w:lang w:eastAsia="ru-RU"/>
-          <w14:ligatures w14:val="none"/>
-        </w:rPr>
-        <w:t>DOCX</w:t>
-      </w:r>
-      <w:r>
-        <w:rPr>
-          <w:rFonts w:ascii="Times New Roman" w:eastAsia="Times New Roman" w:hAnsi="Times New Roman" w:cs="Times New Roman"/>
-          <w:kern w:val="0"/>
-          <w:lang w:eastAsia="ru-RU"/>
-          <w14:ligatures w14:val="none"/>
-        </w:rPr>
-        <w:t xml:space="preserve">,  </w:t>
-      </w:r>
-      <w:r>
-        <w:rPr>
-          <w:rFonts w:ascii="Times New Roman" w:eastAsia="Times New Roman" w:hAnsi="Times New Roman" w:cs="Times New Roman"/>
-          <w:kern w:val="0"/>
-          <w:lang w:eastAsia="ru-RU"/>
-          <w14:ligatures w14:val="none"/>
-        </w:rPr>
-        <w:t>JPG</w:t>
+          <w:highlight w:val="yellow"/>
+          <w:lang w:eastAsia="ru-RU"/>
+          <w14:ligatures w14:val="none"/>
+        </w:rPr>
+        <w:t>DOCX,  JPG</w:t>
       </w:r>
       <w:proofErr w:type="gramEnd"/>
       <w:r>
         <w:rPr>
           <w:rFonts w:ascii="Times New Roman" w:eastAsia="Times New Roman" w:hAnsi="Times New Roman" w:cs="Times New Roman"/>
           <w:kern w:val="0"/>
-          <w:lang w:eastAsia="ru-RU"/>
-          <w14:ligatures w14:val="none"/>
-        </w:rPr>
-        <w:t xml:space="preserve">, </w:t>
-      </w:r>
-      <w:r>
-        <w:rPr>
-          <w:rFonts w:ascii="Times New Roman" w:eastAsia="Times New Roman" w:hAnsi="Times New Roman" w:cs="Times New Roman"/>
-          <w:kern w:val="0"/>
-          <w:lang w:eastAsia="ru-RU"/>
-          <w14:ligatures w14:val="none"/>
-        </w:rPr>
-        <w:t>PNG</w:t>
-      </w:r>
-      <w:r>
-        <w:rPr>
-          <w:rFonts w:ascii="Times New Roman" w:eastAsia="Times New Roman" w:hAnsi="Times New Roman" w:cs="Times New Roman"/>
-          <w:kern w:val="0"/>
-          <w:lang w:eastAsia="ru-RU"/>
-          <w14:ligatures w14:val="none"/>
-        </w:rPr>
-        <w:t xml:space="preserve"> и </w:t>
-      </w:r>
-      <w:r>
-        <w:rPr>
-          <w:rFonts w:ascii="Times New Roman" w:eastAsia="Times New Roman" w:hAnsi="Times New Roman" w:cs="Times New Roman"/>
-          <w:kern w:val="0"/>
-          <w:lang w:eastAsia="ru-RU"/>
-          <w14:ligatures w14:val="none"/>
-        </w:rPr>
-        <w:t>MP4</w:t>
-      </w:r>
-      <w:r>
-        <w:rPr>
-          <w:rFonts w:ascii="Times New Roman" w:eastAsia="Times New Roman" w:hAnsi="Times New Roman" w:cs="Times New Roman"/>
-          <w:kern w:val="0"/>
-          <w:lang w:eastAsia="ru-RU"/>
-          <w14:ligatures w14:val="none"/>
-        </w:rPr>
-        <w:t xml:space="preserve">). </w:t>
+          <w:highlight w:val="yellow"/>
+          <w:lang w:eastAsia="ru-RU"/>
+          <w14:ligatures w14:val="none"/>
+        </w:rPr>
+        <w:t>, PNG и MP4).</w:t>
+      </w:r>
+      <w:r>
+        <w:rPr>
+          <w:rFonts w:ascii="Times New Roman" w:eastAsia="Times New Roman" w:hAnsi="Times New Roman" w:cs="Times New Roman"/>
+          <w:kern w:val="0"/>
+          <w:lang w:eastAsia="ru-RU"/>
+          <w14:ligatures w14:val="none"/>
+        </w:rPr>
+        <w:t xml:space="preserve"> </w:t>
       </w:r>
     </w:p>
     <w:p>
@@ -6500,7 +6598,6 @@
           <w14:ligatures w14:val="none"/>
         </w:rPr>
       </w:pPr>
-      <w:proofErr w:type="gramStart"/>
       <w:r>
         <w:rPr>
           <w:rFonts w:ascii="Times New Roman" w:eastAsia="Times New Roman" w:hAnsi="Times New Roman" w:cs="Times New Roman"/>
@@ -6510,7 +6607,6 @@
         </w:rPr>
         <w:t>Индивидуальные особенности</w:t>
       </w:r>
-      <w:proofErr w:type="gramEnd"/>
       <w:r>
         <w:rPr>
           <w:rFonts w:ascii="Times New Roman" w:eastAsia="Times New Roman" w:hAnsi="Times New Roman" w:cs="Times New Roman"/>
@@ -6738,27 +6834,7 @@
           <w:lang w:eastAsia="ru-RU"/>
           <w14:ligatures w14:val="none"/>
         </w:rPr>
-        <w:t xml:space="preserve">Доступ только психологам и </w:t>
-      </w:r>
-      <w:r>
-        <w:rPr>
-          <w:rFonts w:ascii="Times New Roman" w:eastAsia="Times New Roman" w:hAnsi="Times New Roman" w:cs="Times New Roman"/>
-          <w:color w:val="00B0F0"/>
-          <w:kern w:val="0"/>
-          <w:lang w:eastAsia="ru-RU"/>
-          <w14:ligatures w14:val="none"/>
-        </w:rPr>
-        <w:t>сотрудникам ДДМ</w:t>
-      </w:r>
-      <w:r>
-        <w:rPr>
-          <w:rFonts w:ascii="Times New Roman" w:eastAsia="Times New Roman" w:hAnsi="Times New Roman" w:cs="Times New Roman"/>
-          <w:color w:val="00B0F0"/>
-          <w:kern w:val="0"/>
-          <w:lang w:eastAsia="ru-RU"/>
-          <w14:ligatures w14:val="none"/>
-        </w:rPr>
-        <w:t>.</w:t>
+        <w:t>Доступ только психологам и сотрудникам ДДМ.</w:t>
       </w:r>
     </w:p>
     <w:p>
@@ -6885,6 +6961,7 @@
       <w:r>
         <w:rPr>
           <w:rFonts w:ascii="Times New Roman" w:eastAsia="Times New Roman" w:hAnsi="Times New Roman" w:cs="Times New Roman"/>
+          <w:noProof/>
           <w:color w:val="00B0F0"/>
           <w:kern w:val="0"/>
           <w:lang w:eastAsia="ru-RU"/>
@@ -6956,6 +7033,7 @@
       <w:r>
         <w:rPr>
           <w:rFonts w:ascii="Times New Roman" w:eastAsia="Times New Roman" w:hAnsi="Times New Roman" w:cs="Times New Roman"/>
+          <w:noProof/>
           <w:color w:val="00B0F0"/>
           <w:kern w:val="0"/>
           <w:lang w:eastAsia="ru-RU"/>
@@ -7027,6 +7105,7 @@
       <w:r>
         <w:rPr>
           <w:rFonts w:ascii="Times New Roman" w:eastAsia="Times New Roman" w:hAnsi="Times New Roman" w:cs="Times New Roman"/>
+          <w:noProof/>
           <w:color w:val="00B0F0"/>
           <w:kern w:val="0"/>
           <w:lang w:eastAsia="ru-RU"/>
@@ -7182,7 +7261,6 @@
           <w:lang w:eastAsia="ru-RU"/>
           <w14:ligatures w14:val="none"/>
         </w:rPr>
-        <w:lastRenderedPageBreak/>
         <w:t>ЯЧЕЙКА 3</w:t>
       </w:r>
     </w:p>
@@ -8906,7 +8984,6 @@
                 <w:sz w:val="20"/>
                 <w:szCs w:val="20"/>
               </w:rPr>
-              <w:lastRenderedPageBreak/>
               <w:t>...</w:t>
             </w:r>
           </w:p>
@@ -10657,7 +10734,6 @@
           <w:lang w:eastAsia="ru-RU"/>
           <w14:ligatures w14:val="none"/>
         </w:rPr>
-        <w:lastRenderedPageBreak/>
         <w:t xml:space="preserve">Тепловые карты </w:t>
       </w:r>
     </w:p>
@@ -12180,7 +12256,6 @@
           <w:lang w:eastAsia="ru-RU"/>
           <w14:ligatures w14:val="none"/>
         </w:rPr>
-        <w:lastRenderedPageBreak/>
         <w:t xml:space="preserve">Портфолио </w:t>
       </w:r>
     </w:p>
@@ -12804,27 +12879,7 @@
           <w:lang w:eastAsia="ru-RU"/>
           <w14:ligatures w14:val="none"/>
         </w:rPr>
-        <w:t xml:space="preserve"> (</w:t>
-      </w:r>
-      <w:proofErr w:type="spellStart"/>
-      <w:r>
-        <w:rPr>
-          <w:rFonts w:ascii="Times New Roman" w:eastAsia="Times New Roman" w:hAnsi="Times New Roman" w:cs="Times New Roman"/>
-          <w:kern w:val="0"/>
-          <w:lang w:eastAsia="ru-RU"/>
-          <w14:ligatures w14:val="none"/>
-        </w:rPr>
-        <w:t>дашборд</w:t>
-      </w:r>
-      <w:proofErr w:type="spellEnd"/>
-      <w:r>
-        <w:rPr>
-          <w:rFonts w:ascii="Times New Roman" w:eastAsia="Times New Roman" w:hAnsi="Times New Roman" w:cs="Times New Roman"/>
-          <w:kern w:val="0"/>
-          <w:lang w:eastAsia="ru-RU"/>
-          <w14:ligatures w14:val="none"/>
-        </w:rPr>
-        <w:t>)</w:t>
+        <w:t xml:space="preserve"> (дашборд)</w:t>
       </w:r>
       <w:r>
         <w:rPr>
@@ -13318,7 +13373,7 @@
 </file>
 
 <file path=word/endnotes.xml><?xml version="1.0" encoding="utf-8"?>
-<w:endnotes xmlns:wpc="http://schemas.microsoft.com/office/word/2010/wordprocessingCanvas" xmlns:cx="http://schemas.microsoft.com/office/drawing/2014/chartex" xmlns:cx1="http://schemas.microsoft.com/office/drawing/2015/9/8/chartex" xmlns:cx2="http://schemas.microsoft.com/office/drawing/2015/10/21/chartex" xmlns:cx3="http://schemas.microsoft.com/office/drawing/2016/5/9/chartex" xmlns:cx4="http://schemas.microsoft.com/office/drawing/2016/5/10/chartex" xmlns:cx5="http://schemas.microsoft.com/office/drawing/2016/5/11/chartex" xmlns:cx6="http://schemas.microsoft.com/office/drawing/2016/5/12/chartex" xmlns:cx7="http://schemas.microsoft.com/office/drawing/2016/5/13/chartex" xmlns:cx8="http://schemas.microsoft.com/office/drawing/2016/5/14/chartex" xmlns:mc="http://schemas.openxmlformats.org/markup-compatibility/2006" xmlns:aink="http://schemas.microsoft.com/office/drawing/2016/ink" xmlns:am3d="http://schemas.microsoft.com/office/drawing/2017/model3d" xmlns:o="urn:schemas-microsoft-com:office:office" xmlns:oel="http://schemas.microsoft.com/office/2019/extlst" xmlns:r="http://schemas.openxmlformats.org/officeDocument/2006/relationships" xmlns:m="http://schemas.openxmlformats.org/officeDocument/2006/math" xmlns:v="urn:schemas-microsoft-com:vml" xmlns:wp14="http://schemas.microsoft.com/office/word/2010/wordprocessingDrawing" xmlns:wp="http://schemas.openxmlformats.org/drawingml/2006/wordprocessingDrawing" xmlns:w10="urn:schemas-microsoft-com:office:word" xmlns:w="http://schemas.openxmlformats.org/wordprocessingml/2006/main" xmlns:w14="http://schemas.microsoft.com/office/word/2010/wordml" xmlns:w15="http://schemas.microsoft.com/office/word/2012/wordml" xmlns:w16cex="http://schemas.microsoft.com/office/word/2018/wordml/cex" xmlns:w16cid="http://schemas.microsoft.com/office/word/2016/wordml/cid" xmlns:w16="http://schemas.microsoft.com/office/word/2018/wordml" xmlns:w16du="http://schemas.microsoft.com/office/word/2023/wordml/word16du" xmlns:w16sdtdh="http://schemas.microsoft.com/office/word/2020/wordml/sdtdatahash" xmlns:w16se="http://schemas.microsoft.com/office/word/2015/wordml/symex" xmlns:wpg="http://schemas.microsoft.com/office/word/2010/wordprocessingGroup" xmlns:wpi="http://schemas.microsoft.com/office/word/2010/wordprocessingInk" xmlns:wne="http://schemas.microsoft.com/office/word/2006/wordml" xmlns:wps="http://schemas.microsoft.com/office/word/2010/wordprocessingShape" mc:Ignorable="w14 w15 w16se w16cid w16 w16cex w16sdtdh w16du wp14">
+<w:endnotes xmlns:wpc="http://schemas.microsoft.com/office/word/2010/wordprocessingCanvas" xmlns:cx="http://schemas.microsoft.com/office/drawing/2014/chartex" xmlns:cx1="http://schemas.microsoft.com/office/drawing/2015/9/8/chartex" xmlns:cx2="http://schemas.microsoft.com/office/drawing/2015/10/21/chartex" xmlns:cx3="http://schemas.microsoft.com/office/drawing/2016/5/9/chartex" xmlns:cx4="http://schemas.microsoft.com/office/drawing/2016/5/10/chartex" xmlns:cx5="http://schemas.microsoft.com/office/drawing/2016/5/11/chartex" xmlns:cx6="http://schemas.microsoft.com/office/drawing/2016/5/12/chartex" xmlns:cx7="http://schemas.microsoft.com/office/drawing/2016/5/13/chartex" xmlns:cx8="http://schemas.microsoft.com/office/drawing/2016/5/14/chartex" xmlns:mc="http://schemas.openxmlformats.org/markup-compatibility/2006" xmlns:aink="http://schemas.microsoft.com/office/drawing/2016/ink" xmlns:am3d="http://schemas.microsoft.com/office/drawing/2017/model3d" xmlns:o="urn:schemas-microsoft-com:office:office" xmlns:oel="http://schemas.microsoft.com/office/2019/extlst" xmlns:r="http://schemas.openxmlformats.org/officeDocument/2006/relationships" xmlns:m="http://schemas.openxmlformats.org/officeDocument/2006/math" xmlns:v="urn:schemas-microsoft-com:vml" xmlns:wp14="http://schemas.microsoft.com/office/word/2010/wordprocessingDrawing" xmlns:wp="http://schemas.openxmlformats.org/drawingml/2006/wordprocessingDrawing" xmlns:w10="urn:schemas-microsoft-com:office:word" xmlns:w="http://schemas.openxmlformats.org/wordprocessingml/2006/main" xmlns:w14="http://schemas.microsoft.com/office/word/2010/wordml" xmlns:w15="http://schemas.microsoft.com/office/word/2012/wordml" xmlns:w16cex="http://schemas.microsoft.com/office/word/2018/wordml/cex" xmlns:w16cid="http://schemas.microsoft.com/office/word/2016/wordml/cid" xmlns:w16="http://schemas.microsoft.com/office/word/2018/wordml" xmlns:w16du="http://schemas.microsoft.com/office/word/2023/wordml/word16du" xmlns:w16sdtdh="http://schemas.microsoft.com/office/word/2020/wordml/sdtdatahash" xmlns:w16sdtfl="http://schemas.microsoft.com/office/word/2024/wordml/sdtformatlock" xmlns:w16se="http://schemas.microsoft.com/office/word/2015/wordml/symex" xmlns:wpg="http://schemas.microsoft.com/office/word/2010/wordprocessingGroup" xmlns:wpi="http://schemas.microsoft.com/office/word/2010/wordprocessingInk" xmlns:wne="http://schemas.microsoft.com/office/word/2006/wordml" xmlns:wps="http://schemas.microsoft.com/office/word/2010/wordprocessingShape" mc:Ignorable="w14 w15 w16se w16cid w16 w16cex w16sdtdh w16sdtfl w16du wp14">
   <w:endnote w:type="separator" w:id="-1">
     <w:p>
       <w:pPr>
@@ -13343,7 +13398,7 @@
 </file>
 
 <file path=word/footer1.xml><?xml version="1.0" encoding="utf-8"?>
-<w:ftr xmlns:wpc="http://schemas.microsoft.com/office/word/2010/wordprocessingCanvas" xmlns:cx="http://schemas.microsoft.com/office/drawing/2014/chartex" xmlns:cx1="http://schemas.microsoft.com/office/drawing/2015/9/8/chartex" xmlns:cx2="http://schemas.microsoft.com/office/drawing/2015/10/21/chartex" xmlns:cx3="http://schemas.microsoft.com/office/drawing/2016/5/9/chartex" xmlns:cx4="http://schemas.microsoft.com/office/drawing/2016/5/10/chartex" xmlns:cx5="http://schemas.microsoft.com/office/drawing/2016/5/11/chartex" xmlns:cx6="http://schemas.microsoft.com/office/drawing/2016/5/12/chartex" xmlns:cx7="http://schemas.microsoft.com/office/drawing/2016/5/13/chartex" xmlns:cx8="http://schemas.microsoft.com/office/drawing/2016/5/14/chartex" xmlns:mc="http://schemas.openxmlformats.org/markup-compatibility/2006" xmlns:aink="http://schemas.microsoft.com/office/drawing/2016/ink" xmlns:am3d="http://schemas.microsoft.com/office/drawing/2017/model3d" xmlns:o="urn:schemas-microsoft-com:office:office" xmlns:oel="http://schemas.microsoft.com/office/2019/extlst" xmlns:r="http://schemas.openxmlformats.org/officeDocument/2006/relationships" xmlns:m="http://schemas.openxmlformats.org/officeDocument/2006/math" xmlns:v="urn:schemas-microsoft-com:vml" xmlns:wp14="http://schemas.microsoft.com/office/word/2010/wordprocessingDrawing" xmlns:wp="http://schemas.openxmlformats.org/drawingml/2006/wordprocessingDrawing" xmlns:w10="urn:schemas-microsoft-com:office:word" xmlns:w="http://schemas.openxmlformats.org/wordprocessingml/2006/main" xmlns:w14="http://schemas.microsoft.com/office/word/2010/wordml" xmlns:w15="http://schemas.microsoft.com/office/word/2012/wordml" xmlns:w16cex="http://schemas.microsoft.com/office/word/2018/wordml/cex" xmlns:w16cid="http://schemas.microsoft.com/office/word/2016/wordml/cid" xmlns:w16="http://schemas.microsoft.com/office/word/2018/wordml" xmlns:w16du="http://schemas.microsoft.com/office/word/2023/wordml/word16du" xmlns:w16sdtdh="http://schemas.microsoft.com/office/word/2020/wordml/sdtdatahash" xmlns:w16se="http://schemas.microsoft.com/office/word/2015/wordml/symex" xmlns:wpg="http://schemas.microsoft.com/office/word/2010/wordprocessingGroup" xmlns:wpi="http://schemas.microsoft.com/office/word/2010/wordprocessingInk" xmlns:wne="http://schemas.microsoft.com/office/word/2006/wordml" xmlns:wps="http://schemas.microsoft.com/office/word/2010/wordprocessingShape" mc:Ignorable="w14 w15 w16se w16cid w16 w16cex w16sdtdh w16du wp14">
+<w:ftr xmlns:wpc="http://schemas.microsoft.com/office/word/2010/wordprocessingCanvas" xmlns:cx="http://schemas.microsoft.com/office/drawing/2014/chartex" xmlns:cx1="http://schemas.microsoft.com/office/drawing/2015/9/8/chartex" xmlns:cx2="http://schemas.microsoft.com/office/drawing/2015/10/21/chartex" xmlns:cx3="http://schemas.microsoft.com/office/drawing/2016/5/9/chartex" xmlns:cx4="http://schemas.microsoft.com/office/drawing/2016/5/10/chartex" xmlns:cx5="http://schemas.microsoft.com/office/drawing/2016/5/11/chartex" xmlns:cx6="http://schemas.microsoft.com/office/drawing/2016/5/12/chartex" xmlns:cx7="http://schemas.microsoft.com/office/drawing/2016/5/13/chartex" xmlns:cx8="http://schemas.microsoft.com/office/drawing/2016/5/14/chartex" xmlns:mc="http://schemas.openxmlformats.org/markup-compatibility/2006" xmlns:aink="http://schemas.microsoft.com/office/drawing/2016/ink" xmlns:am3d="http://schemas.microsoft.com/office/drawing/2017/model3d" xmlns:o="urn:schemas-microsoft-com:office:office" xmlns:oel="http://schemas.microsoft.com/office/2019/extlst" xmlns:r="http://schemas.openxmlformats.org/officeDocument/2006/relationships" xmlns:m="http://schemas.openxmlformats.org/officeDocument/2006/math" xmlns:v="urn:schemas-microsoft-com:vml" xmlns:wp14="http://schemas.microsoft.com/office/word/2010/wordprocessingDrawing" xmlns:wp="http://schemas.openxmlformats.org/drawingml/2006/wordprocessingDrawing" xmlns:w10="urn:schemas-microsoft-com:office:word" xmlns:w="http://schemas.openxmlformats.org/wordprocessingml/2006/main" xmlns:w14="http://schemas.microsoft.com/office/word/2010/wordml" xmlns:w15="http://schemas.microsoft.com/office/word/2012/wordml" xmlns:w16cex="http://schemas.microsoft.com/office/word/2018/wordml/cex" xmlns:w16cid="http://schemas.microsoft.com/office/word/2016/wordml/cid" xmlns:w16="http://schemas.microsoft.com/office/word/2018/wordml" xmlns:w16du="http://schemas.microsoft.com/office/word/2023/wordml/word16du" xmlns:w16sdtdh="http://schemas.microsoft.com/office/word/2020/wordml/sdtdatahash" xmlns:w16sdtfl="http://schemas.microsoft.com/office/word/2024/wordml/sdtformatlock" xmlns:w16se="http://schemas.microsoft.com/office/word/2015/wordml/symex" xmlns:wpg="http://schemas.microsoft.com/office/word/2010/wordprocessingGroup" xmlns:wpi="http://schemas.microsoft.com/office/word/2010/wordprocessingInk" xmlns:wne="http://schemas.microsoft.com/office/word/2006/wordml" xmlns:wps="http://schemas.microsoft.com/office/word/2010/wordprocessingShape" mc:Ignorable="w14 w15 w16se w16cid w16 w16cex w16sdtdh w16sdtfl w16du wp14">
   <w:sdt>
     <w:sdtPr>
       <w:id w:val="1484042859"/>
@@ -13385,7 +13440,7 @@
 </file>
 
 <file path=word/footnotes.xml><?xml version="1.0" encoding="utf-8"?>
-<w:footnotes xmlns:wpc="http://schemas.microsoft.com/office/word/2010/wordprocessingCanvas" xmlns:cx="http://schemas.microsoft.com/office/drawing/2014/chartex" xmlns:cx1="http://schemas.microsoft.com/office/drawing/2015/9/8/chartex" xmlns:cx2="http://schemas.microsoft.com/office/drawing/2015/10/21/chartex" xmlns:cx3="http://schemas.microsoft.com/office/drawing/2016/5/9/chartex" xmlns:cx4="http://schemas.microsoft.com/office/drawing/2016/5/10/chartex" xmlns:cx5="http://schemas.microsoft.com/office/drawing/2016/5/11/chartex" xmlns:cx6="http://schemas.microsoft.com/office/drawing/2016/5/12/chartex" xmlns:cx7="http://schemas.microsoft.com/office/drawing/2016/5/13/chartex" xmlns:cx8="http://schemas.microsoft.com/office/drawing/2016/5/14/chartex" xmlns:mc="http://schemas.openxmlformats.org/markup-compatibility/2006" xmlns:aink="http://schemas.microsoft.com/office/drawing/2016/ink" xmlns:am3d="http://schemas.microsoft.com/office/drawing/2017/model3d" xmlns:o="urn:schemas-microsoft-com:office:office" xmlns:oel="http://schemas.microsoft.com/office/2019/extlst" xmlns:r="http://schemas.openxmlformats.org/officeDocument/2006/relationships" xmlns:m="http://schemas.openxmlformats.org/officeDocument/2006/math" xmlns:v="urn:schemas-microsoft-com:vml" xmlns:wp14="http://schemas.microsoft.com/office/word/2010/wordprocessingDrawing" xmlns:wp="http://schemas.openxmlformats.org/drawingml/2006/wordprocessingDrawing" xmlns:w10="urn:schemas-microsoft-com:office:word" xmlns:w="http://schemas.openxmlformats.org/wordprocessingml/2006/main" xmlns:w14="http://schemas.microsoft.com/office/word/2010/wordml" xmlns:w15="http://schemas.microsoft.com/office/word/2012/wordml" xmlns:w16cex="http://schemas.microsoft.com/office/word/2018/wordml/cex" xmlns:w16cid="http://schemas.microsoft.com/office/word/2016/wordml/cid" xmlns:w16="http://schemas.microsoft.com/office/word/2018/wordml" xmlns:w16du="http://schemas.microsoft.com/office/word/2023/wordml/word16du" xmlns:w16sdtdh="http://schemas.microsoft.com/office/word/2020/wordml/sdtdatahash" xmlns:w16se="http://schemas.microsoft.com/office/word/2015/wordml/symex" xmlns:wpg="http://schemas.microsoft.com/office/word/2010/wordprocessingGroup" xmlns:wpi="http://schemas.microsoft.com/office/word/2010/wordprocessingInk" xmlns:wne="http://schemas.microsoft.com/office/word/2006/wordml" xmlns:wps="http://schemas.microsoft.com/office/word/2010/wordprocessingShape" mc:Ignorable="w14 w15 w16se w16cid w16 w16cex w16sdtdh w16du wp14">
+<w:footnotes xmlns:wpc="http://schemas.microsoft.com/office/word/2010/wordprocessingCanvas" xmlns:cx="http://schemas.microsoft.com/office/drawing/2014/chartex" xmlns:cx1="http://schemas.microsoft.com/office/drawing/2015/9/8/chartex" xmlns:cx2="http://schemas.microsoft.com/office/drawing/2015/10/21/chartex" xmlns:cx3="http://schemas.microsoft.com/office/drawing/2016/5/9/chartex" xmlns:cx4="http://schemas.microsoft.com/office/drawing/2016/5/10/chartex" xmlns:cx5="http://schemas.microsoft.com/office/drawing/2016/5/11/chartex" xmlns:cx6="http://schemas.microsoft.com/office/drawing/2016/5/12/chartex" xmlns:cx7="http://schemas.microsoft.com/office/drawing/2016/5/13/chartex" xmlns:cx8="http://schemas.microsoft.com/office/drawing/2016/5/14/chartex" xmlns:mc="http://schemas.openxmlformats.org/markup-compatibility/2006" xmlns:aink="http://schemas.microsoft.com/office/drawing/2016/ink" xmlns:am3d="http://schemas.microsoft.com/office/drawing/2017/model3d" xmlns:o="urn:schemas-microsoft-com:office:office" xmlns:oel="http://schemas.microsoft.com/office/2019/extlst" xmlns:r="http://schemas.openxmlformats.org/officeDocument/2006/relationships" xmlns:m="http://schemas.openxmlformats.org/officeDocument/2006/math" xmlns:v="urn:schemas-microsoft-com:vml" xmlns:wp14="http://schemas.microsoft.com/office/word/2010/wordprocessingDrawing" xmlns:wp="http://schemas.openxmlformats.org/drawingml/2006/wordprocessingDrawing" xmlns:w10="urn:schemas-microsoft-com:office:word" xmlns:w="http://schemas.openxmlformats.org/wordprocessingml/2006/main" xmlns:w14="http://schemas.microsoft.com/office/word/2010/wordml" xmlns:w15="http://schemas.microsoft.com/office/word/2012/wordml" xmlns:w16cex="http://schemas.microsoft.com/office/word/2018/wordml/cex" xmlns:w16cid="http://schemas.microsoft.com/office/word/2016/wordml/cid" xmlns:w16="http://schemas.microsoft.com/office/word/2018/wordml" xmlns:w16du="http://schemas.microsoft.com/office/word/2023/wordml/word16du" xmlns:w16sdtdh="http://schemas.microsoft.com/office/word/2020/wordml/sdtdatahash" xmlns:w16sdtfl="http://schemas.microsoft.com/office/word/2024/wordml/sdtformatlock" xmlns:w16se="http://schemas.microsoft.com/office/word/2015/wordml/symex" xmlns:wpg="http://schemas.microsoft.com/office/word/2010/wordprocessingGroup" xmlns:wpi="http://schemas.microsoft.com/office/word/2010/wordprocessingInk" xmlns:wne="http://schemas.microsoft.com/office/word/2006/wordml" xmlns:wps="http://schemas.microsoft.com/office/word/2010/wordprocessingShape" mc:Ignorable="w14 w15 w16se w16cid w16 w16cex w16sdtdh w16sdtfl w16du wp14">
   <w:footnote w:type="separator" w:id="-1">
     <w:p>
       <w:pPr>
@@ -13410,7 +13465,7 @@
 </file>
 
 <file path=word/numbering.xml><?xml version="1.0" encoding="utf-8"?>
-<w:numbering xmlns:wpc="http://schemas.microsoft.com/office/word/2010/wordprocessingCanvas" xmlns:cx="http://schemas.microsoft.com/office/drawing/2014/chartex" xmlns:cx1="http://schemas.microsoft.com/office/drawing/2015/9/8/chartex" xmlns:cx2="http://schemas.microsoft.com/office/drawing/2015/10/21/chartex" xmlns:cx3="http://schemas.microsoft.com/office/drawing/2016/5/9/chartex" xmlns:cx4="http://schemas.microsoft.com/office/drawing/2016/5/10/chartex" xmlns:cx5="http://schemas.microsoft.com/office/drawing/2016/5/11/chartex" xmlns:cx6="http://schemas.microsoft.com/office/drawing/2016/5/12/chartex" xmlns:cx7="http://schemas.microsoft.com/office/drawing/2016/5/13/chartex" xmlns:cx8="http://schemas.microsoft.com/office/drawing/2016/5/14/chartex" xmlns:mc="http://schemas.openxmlformats.org/markup-compatibility/2006" xmlns:aink="http://schemas.microsoft.com/office/drawing/2016/ink" xmlns:am3d="http://schemas.microsoft.com/office/drawing/2017/model3d" xmlns:o="urn:schemas-microsoft-com:office:office" xmlns:oel="http://schemas.microsoft.com/office/2019/extlst" xmlns:r="http://schemas.openxmlformats.org/officeDocument/2006/relationships" xmlns:m="http://schemas.openxmlformats.org/officeDocument/2006/math" xmlns:v="urn:schemas-microsoft-com:vml" xmlns:wp14="http://schemas.microsoft.com/office/word/2010/wordprocessingDrawing" xmlns:wp="http://schemas.openxmlformats.org/drawingml/2006/wordprocessingDrawing" xmlns:w10="urn:schemas-microsoft-com:office:word" xmlns:w="http://schemas.openxmlformats.org/wordprocessingml/2006/main" xmlns:w14="http://schemas.microsoft.com/office/word/2010/wordml" xmlns:w15="http://schemas.microsoft.com/office/word/2012/wordml" xmlns:w16cex="http://schemas.microsoft.com/office/word/2018/wordml/cex" xmlns:w16cid="http://schemas.microsoft.com/office/word/2016/wordml/cid" xmlns:w16="http://schemas.microsoft.com/office/word/2018/wordml" xmlns:w16du="http://schemas.microsoft.com/office/word/2023/wordml/word16du" xmlns:w16sdtdh="http://schemas.microsoft.com/office/word/2020/wordml/sdtdatahash" xmlns:w16se="http://schemas.microsoft.com/office/word/2015/wordml/symex" xmlns:wpg="http://schemas.microsoft.com/office/word/2010/wordprocessingGroup" xmlns:wpi="http://schemas.microsoft.com/office/word/2010/wordprocessingInk" xmlns:wne="http://schemas.microsoft.com/office/word/2006/wordml" xmlns:wps="http://schemas.microsoft.com/office/word/2010/wordprocessingShape" mc:Ignorable="w14 w15 w16se w16cid w16 w16cex w16sdtdh w16du wp14">
+<w:numbering xmlns:wpc="http://schemas.microsoft.com/office/word/2010/wordprocessingCanvas" xmlns:cx="http://schemas.microsoft.com/office/drawing/2014/chartex" xmlns:cx1="http://schemas.microsoft.com/office/drawing/2015/9/8/chartex" xmlns:cx2="http://schemas.microsoft.com/office/drawing/2015/10/21/chartex" xmlns:cx3="http://schemas.microsoft.com/office/drawing/2016/5/9/chartex" xmlns:cx4="http://schemas.microsoft.com/office/drawing/2016/5/10/chartex" xmlns:cx5="http://schemas.microsoft.com/office/drawing/2016/5/11/chartex" xmlns:cx6="http://schemas.microsoft.com/office/drawing/2016/5/12/chartex" xmlns:cx7="http://schemas.microsoft.com/office/drawing/2016/5/13/chartex" xmlns:cx8="http://schemas.microsoft.com/office/drawing/2016/5/14/chartex" xmlns:mc="http://schemas.openxmlformats.org/markup-compatibility/2006" xmlns:aink="http://schemas.microsoft.com/office/drawing/2016/ink" xmlns:am3d="http://schemas.microsoft.com/office/drawing/2017/model3d" xmlns:o="urn:schemas-microsoft-com:office:office" xmlns:oel="http://schemas.microsoft.com/office/2019/extlst" xmlns:r="http://schemas.openxmlformats.org/officeDocument/2006/relationships" xmlns:m="http://schemas.openxmlformats.org/officeDocument/2006/math" xmlns:v="urn:schemas-microsoft-com:vml" xmlns:wp14="http://schemas.microsoft.com/office/word/2010/wordprocessingDrawing" xmlns:wp="http://schemas.openxmlformats.org/drawingml/2006/wordprocessingDrawing" xmlns:w10="urn:schemas-microsoft-com:office:word" xmlns:w="http://schemas.openxmlformats.org/wordprocessingml/2006/main" xmlns:w14="http://schemas.microsoft.com/office/word/2010/wordml" xmlns:w15="http://schemas.microsoft.com/office/word/2012/wordml" xmlns:w16cex="http://schemas.microsoft.com/office/word/2018/wordml/cex" xmlns:w16cid="http://schemas.microsoft.com/office/word/2016/wordml/cid" xmlns:w16="http://schemas.microsoft.com/office/word/2018/wordml" xmlns:w16du="http://schemas.microsoft.com/office/word/2023/wordml/word16du" xmlns:w16sdtdh="http://schemas.microsoft.com/office/word/2020/wordml/sdtdatahash" xmlns:w16sdtfl="http://schemas.microsoft.com/office/word/2024/wordml/sdtformatlock" xmlns:w16se="http://schemas.microsoft.com/office/word/2015/wordml/symex" xmlns:wpg="http://schemas.microsoft.com/office/word/2010/wordprocessingGroup" xmlns:wpi="http://schemas.microsoft.com/office/word/2010/wordprocessingInk" xmlns:wne="http://schemas.microsoft.com/office/word/2006/wordml" xmlns:wps="http://schemas.microsoft.com/office/word/2010/wordprocessingShape" mc:Ignorable="w14 w15 w16se w16cid w16 w16cex w16sdtdh w16sdtfl w16du wp14">
   <w:abstractNum w:abstractNumId="0" w15:restartNumberingAfterBreak="0">
     <w:nsid w:val="005971E0"/>
     <w:multiLevelType w:val="multilevel"/>
@@ -19531,7 +19586,7 @@
 </file>
 
 <file path=word/styles.xml><?xml version="1.0" encoding="utf-8"?>
-<w:styles xmlns:mc="http://schemas.openxmlformats.org/markup-compatibility/2006" xmlns:r="http://schemas.openxmlformats.org/officeDocument/2006/relationships" xmlns:w="http://schemas.openxmlformats.org/wordprocessingml/2006/main" xmlns:w14="http://schemas.microsoft.com/office/word/2010/wordml" xmlns:w15="http://schemas.microsoft.com/office/word/2012/wordml" xmlns:w16cex="http://schemas.microsoft.com/office/word/2018/wordml/cex" xmlns:w16cid="http://schemas.microsoft.com/office/word/2016/wordml/cid" xmlns:w16="http://schemas.microsoft.com/office/word/2018/wordml" xmlns:w16du="http://schemas.microsoft.com/office/word/2023/wordml/word16du" xmlns:w16sdtdh="http://schemas.microsoft.com/office/word/2020/wordml/sdtdatahash" xmlns:w16se="http://schemas.microsoft.com/office/word/2015/wordml/symex" mc:Ignorable="w14 w15 w16se w16cid w16 w16cex w16sdtdh w16du">
+<w:styles xmlns:mc="http://schemas.openxmlformats.org/markup-compatibility/2006" xmlns:r="http://schemas.openxmlformats.org/officeDocument/2006/relationships" xmlns:w="http://schemas.openxmlformats.org/wordprocessingml/2006/main" xmlns:w14="http://schemas.microsoft.com/office/word/2010/wordml" xmlns:w15="http://schemas.microsoft.com/office/word/2012/wordml" xmlns:w16cex="http://schemas.microsoft.com/office/word/2018/wordml/cex" xmlns:w16cid="http://schemas.microsoft.com/office/word/2016/wordml/cid" xmlns:w16="http://schemas.microsoft.com/office/word/2018/wordml" xmlns:w16du="http://schemas.microsoft.com/office/word/2023/wordml/word16du" xmlns:w16sdtdh="http://schemas.microsoft.com/office/word/2020/wordml/sdtdatahash" xmlns:w16sdtfl="http://schemas.microsoft.com/office/word/2024/wordml/sdtformatlock" xmlns:w16se="http://schemas.microsoft.com/office/word/2015/wordml/symex" mc:Ignorable="w14 w15 w16se w16cid w16 w16cex w16sdtdh w16sdtfl w16du">
   <w:docDefaults>
     <w:rPrDefault>
       <w:rPr>
